--- a/project3_report.docx
+++ b/project3_report.docx
@@ -581,14 +581,7 @@
           <w:rFonts w:ascii="Arial" w:eastAsia="Times New Roman" w:hAnsi="Arial" w:cs="Arial"/>
           <w:lang w:val="en-GB"/>
         </w:rPr>
-        <w:t>are</w:t>
-      </w:r>
-      <w:r>
-        <w:rPr>
-          <w:rFonts w:ascii="Arial" w:eastAsia="Times New Roman" w:hAnsi="Arial" w:cs="Arial"/>
-          <w:lang w:val="en-GB"/>
-        </w:rPr>
-        <w:t xml:space="preserve"> </w:t>
+        <w:t xml:space="preserve">are </w:t>
       </w:r>
       <w:r>
         <w:rPr>
@@ -655,14 +648,7 @@
           <w:rFonts w:ascii="Arial" w:eastAsia="Times New Roman" w:hAnsi="Arial" w:cs="Arial"/>
           <w:lang w:val="en-GB"/>
         </w:rPr>
-        <w:t>are</w:t>
-      </w:r>
-      <w:r>
-        <w:rPr>
-          <w:rFonts w:ascii="Arial" w:eastAsia="Times New Roman" w:hAnsi="Arial" w:cs="Arial"/>
-          <w:lang w:val="en-GB"/>
-        </w:rPr>
-        <w:t xml:space="preserve"> </w:t>
+        <w:t xml:space="preserve">are </w:t>
       </w:r>
       <w:r>
         <w:rPr>
@@ -692,14 +678,7 @@
           <w:rFonts w:ascii="Arial" w:eastAsia="Times New Roman" w:hAnsi="Arial" w:cs="Arial"/>
           <w:lang w:val="en-GB"/>
         </w:rPr>
-        <w:t>are</w:t>
-      </w:r>
-      <w:r>
-        <w:rPr>
-          <w:rFonts w:ascii="Arial" w:eastAsia="Times New Roman" w:hAnsi="Arial" w:cs="Arial"/>
-          <w:lang w:val="en-GB"/>
-        </w:rPr>
-        <w:t xml:space="preserve"> </w:t>
+        <w:t xml:space="preserve">are </w:t>
       </w:r>
       <w:r>
         <w:rPr>
@@ -8091,7 +8070,6 @@
                 <w:lang w:val="en-GB"/>
               </w:rPr>
             </w:pPr>
-            <w:proofErr w:type="spellStart"/>
             <w:r>
               <w:rPr>
                 <w:rFonts w:ascii="Arial" w:eastAsia="Times New Roman" w:hAnsi="Arial" w:cs="Arial"/>
@@ -8104,7 +8082,6 @@
               </w:rPr>
               <w:t>Accs</w:t>
             </w:r>
-            <w:proofErr w:type="spellEnd"/>
           </w:p>
         </w:tc>
         <w:tc>
@@ -11070,7 +11047,25 @@
           <w:bCs/>
           <w:lang w:val="en-GB"/>
         </w:rPr>
-        <w:t>ral Patter Monitoring</w:t>
+        <w:t>ral Patter</w:t>
+      </w:r>
+      <w:r>
+        <w:rPr>
+          <w:rFonts w:ascii="Arial" w:eastAsia="Times New Roman" w:hAnsi="Arial" w:cs="Arial"/>
+          <w:b/>
+          <w:bCs/>
+          <w:lang w:val="en-GB"/>
+        </w:rPr>
+        <w:t>n</w:t>
+      </w:r>
+      <w:r>
+        <w:rPr>
+          <w:rFonts w:ascii="Arial" w:eastAsia="Times New Roman" w:hAnsi="Arial" w:cs="Arial"/>
+          <w:b/>
+          <w:bCs/>
+          <w:lang w:val="en-GB"/>
+        </w:rPr>
+        <w:t xml:space="preserve"> Monitoring</w:t>
       </w:r>
       <w:r>
         <w:rPr>
@@ -20124,23 +20119,7 @@
           <w:rFonts w:ascii="Arial" w:eastAsia="Times New Roman" w:hAnsi="Arial" w:cs="Arial"/>
           <w:lang w:val="en-GB"/>
         </w:rPr>
-        <w:t xml:space="preserve">Coverage across value, behavioural, and geographic risk indicators </w:t>
-      </w:r>
-      <w:proofErr w:type="gramStart"/>
-      <w:r>
-        <w:rPr>
-          <w:rFonts w:ascii="Arial" w:eastAsia="Times New Roman" w:hAnsi="Arial" w:cs="Arial"/>
-          <w:lang w:val="en-GB"/>
-        </w:rPr>
-        <w:t>provides</w:t>
-      </w:r>
-      <w:proofErr w:type="gramEnd"/>
-      <w:r>
-        <w:rPr>
-          <w:rFonts w:ascii="Arial" w:eastAsia="Times New Roman" w:hAnsi="Arial" w:cs="Arial"/>
-          <w:lang w:val="en-GB"/>
-        </w:rPr>
-        <w:t xml:space="preserve"> layered AML detection capability.</w:t>
+        <w:t>Coverage across value, behavioural, and geographic risk indicators provides layered AML detection capability.</w:t>
       </w:r>
     </w:p>
     <w:p>
@@ -20694,7 +20673,6 @@
                 <w:lang w:val="en-GB"/>
               </w:rPr>
             </w:pPr>
-            <w:proofErr w:type="spellStart"/>
             <w:r>
               <w:rPr>
                 <w:rFonts w:ascii="Arial" w:eastAsia="Times New Roman" w:hAnsi="Arial" w:cs="Arial"/>
@@ -20707,7 +20685,6 @@
               </w:rPr>
               <w:t>cust_id</w:t>
             </w:r>
-            <w:proofErr w:type="spellEnd"/>
           </w:p>
         </w:tc>
         <w:tc>
@@ -20738,7 +20715,6 @@
                 <w:lang w:val="en-GB"/>
               </w:rPr>
             </w:pPr>
-            <w:proofErr w:type="spellStart"/>
             <w:r>
               <w:rPr>
                 <w:rFonts w:ascii="Arial" w:eastAsia="Times New Roman" w:hAnsi="Arial" w:cs="Arial"/>
@@ -20751,7 +20727,6 @@
               </w:rPr>
               <w:t>acc</w:t>
             </w:r>
-            <w:proofErr w:type="spellEnd"/>
             <w:r>
               <w:rPr>
                 <w:rFonts w:ascii="Arial" w:eastAsia="Times New Roman" w:hAnsi="Arial" w:cs="Arial"/>
@@ -20795,7 +20770,6 @@
                 <w:lang w:val="en-GB"/>
               </w:rPr>
             </w:pPr>
-            <w:proofErr w:type="spellStart"/>
             <w:r>
               <w:rPr>
                 <w:rFonts w:ascii="Arial" w:eastAsia="Times New Roman" w:hAnsi="Arial" w:cs="Arial"/>
@@ -20808,7 +20782,6 @@
               </w:rPr>
               <w:t>full_name</w:t>
             </w:r>
-            <w:proofErr w:type="spellEnd"/>
           </w:p>
         </w:tc>
         <w:tc>
@@ -20894,7 +20867,6 @@
                 <w:lang w:val="en-GB"/>
               </w:rPr>
             </w:pPr>
-            <w:proofErr w:type="spellStart"/>
             <w:r>
               <w:rPr>
                 <w:rFonts w:ascii="Arial" w:eastAsia="Times New Roman" w:hAnsi="Arial" w:cs="Arial"/>
@@ -20907,7 +20879,6 @@
               </w:rPr>
               <w:t>cus_risk_cat</w:t>
             </w:r>
-            <w:proofErr w:type="spellEnd"/>
           </w:p>
         </w:tc>
         <w:tc>
@@ -20938,7 +20909,6 @@
                 <w:lang w:val="en-GB"/>
               </w:rPr>
             </w:pPr>
-            <w:proofErr w:type="spellStart"/>
             <w:r>
               <w:rPr>
                 <w:rFonts w:ascii="Arial" w:eastAsia="Times New Roman" w:hAnsi="Arial" w:cs="Arial"/>
@@ -20949,9 +20919,8 @@
                 <w:szCs w:val="18"/>
                 <w:lang w:val="en-GB"/>
               </w:rPr>
-              <w:t>cust</w:t>
-            </w:r>
-            <w:proofErr w:type="spellEnd"/>
+              <w:t>cust_</w:t>
+            </w:r>
             <w:r>
               <w:rPr>
                 <w:rFonts w:ascii="Arial" w:eastAsia="Times New Roman" w:hAnsi="Arial" w:cs="Arial"/>
@@ -20962,9 +20931,29 @@
                 <w:szCs w:val="18"/>
                 <w:lang w:val="en-GB"/>
               </w:rPr>
-              <w:t>_</w:t>
-            </w:r>
-            <w:r>
+              <w:br/>
+              <w:t>country</w:t>
+            </w:r>
+          </w:p>
+        </w:tc>
+        <w:tc>
+          <w:tcPr>
+            <w:tcW w:w="344" w:type="pct"/>
+            <w:tcBorders>
+              <w:top w:val="single" w:sz="4" w:space="0" w:color="auto"/>
+              <w:left w:val="nil"/>
+              <w:bottom w:val="single" w:sz="4" w:space="0" w:color="auto"/>
+              <w:right w:val="single" w:sz="4" w:space="0" w:color="auto"/>
+            </w:tcBorders>
+            <w:shd w:val="clear" w:color="auto" w:fill="auto"/>
+            <w:noWrap/>
+            <w:vAlign w:val="center"/>
+            <w:hideMark/>
+          </w:tcPr>
+          <w:p>
+            <w:pPr>
+              <w:spacing w:after="0" w:line="240" w:lineRule="auto"/>
+              <w:jc w:val="center"/>
               <w:rPr>
                 <w:rFonts w:ascii="Arial" w:eastAsia="Times New Roman" w:hAnsi="Arial" w:cs="Arial"/>
                 <w:b/>
@@ -20974,29 +20963,8 @@
                 <w:szCs w:val="18"/>
                 <w:lang w:val="en-GB"/>
               </w:rPr>
-              <w:br/>
-              <w:t>country</w:t>
-            </w:r>
-          </w:p>
-        </w:tc>
-        <w:tc>
-          <w:tcPr>
-            <w:tcW w:w="344" w:type="pct"/>
-            <w:tcBorders>
-              <w:top w:val="single" w:sz="4" w:space="0" w:color="auto"/>
-              <w:left w:val="nil"/>
-              <w:bottom w:val="single" w:sz="4" w:space="0" w:color="auto"/>
-              <w:right w:val="single" w:sz="4" w:space="0" w:color="auto"/>
-            </w:tcBorders>
-            <w:shd w:val="clear" w:color="auto" w:fill="auto"/>
-            <w:noWrap/>
-            <w:vAlign w:val="center"/>
-            <w:hideMark/>
-          </w:tcPr>
-          <w:p>
-            <w:pPr>
-              <w:spacing w:after="0" w:line="240" w:lineRule="auto"/>
-              <w:jc w:val="center"/>
+            </w:pPr>
+            <w:r>
               <w:rPr>
                 <w:rFonts w:ascii="Arial" w:eastAsia="Times New Roman" w:hAnsi="Arial" w:cs="Arial"/>
                 <w:b/>
@@ -21006,8 +20974,8 @@
                 <w:szCs w:val="18"/>
                 <w:lang w:val="en-GB"/>
               </w:rPr>
-            </w:pPr>
-            <w:proofErr w:type="spellStart"/>
+              <w:t>cust_</w:t>
+            </w:r>
             <w:r>
               <w:rPr>
                 <w:rFonts w:ascii="Arial" w:eastAsia="Times New Roman" w:hAnsi="Arial" w:cs="Arial"/>
@@ -21018,10 +20986,29 @@
                 <w:szCs w:val="18"/>
                 <w:lang w:val="en-GB"/>
               </w:rPr>
-              <w:t>cust</w:t>
-            </w:r>
-            <w:proofErr w:type="spellEnd"/>
-            <w:r>
+              <w:br/>
+              <w:t>country_risk</w:t>
+            </w:r>
+          </w:p>
+        </w:tc>
+        <w:tc>
+          <w:tcPr>
+            <w:tcW w:w="457" w:type="pct"/>
+            <w:tcBorders>
+              <w:top w:val="single" w:sz="4" w:space="0" w:color="auto"/>
+              <w:left w:val="nil"/>
+              <w:bottom w:val="single" w:sz="4" w:space="0" w:color="auto"/>
+              <w:right w:val="single" w:sz="4" w:space="0" w:color="auto"/>
+            </w:tcBorders>
+            <w:shd w:val="clear" w:color="auto" w:fill="auto"/>
+            <w:noWrap/>
+            <w:vAlign w:val="center"/>
+            <w:hideMark/>
+          </w:tcPr>
+          <w:p>
+            <w:pPr>
+              <w:spacing w:after="0" w:line="240" w:lineRule="auto"/>
+              <w:jc w:val="center"/>
               <w:rPr>
                 <w:rFonts w:ascii="Arial" w:eastAsia="Times New Roman" w:hAnsi="Arial" w:cs="Arial"/>
                 <w:b/>
@@ -21031,8 +21018,7 @@
                 <w:szCs w:val="18"/>
                 <w:lang w:val="en-GB"/>
               </w:rPr>
-              <w:t>_</w:t>
-            </w:r>
+            </w:pPr>
             <w:r>
               <w:rPr>
                 <w:rFonts w:ascii="Arial" w:eastAsia="Times New Roman" w:hAnsi="Arial" w:cs="Arial"/>
@@ -21043,9 +21029,8 @@
                 <w:szCs w:val="18"/>
                 <w:lang w:val="en-GB"/>
               </w:rPr>
-              <w:br/>
-            </w:r>
-            <w:proofErr w:type="spellStart"/>
+              <w:t>clean_tx_</w:t>
+            </w:r>
             <w:r>
               <w:rPr>
                 <w:rFonts w:ascii="Arial" w:eastAsia="Times New Roman" w:hAnsi="Arial" w:cs="Arial"/>
@@ -21056,14 +21041,14 @@
                 <w:szCs w:val="18"/>
                 <w:lang w:val="en-GB"/>
               </w:rPr>
-              <w:t>country_risk</w:t>
-            </w:r>
-            <w:proofErr w:type="spellEnd"/>
-          </w:p>
-        </w:tc>
-        <w:tc>
-          <w:tcPr>
-            <w:tcW w:w="457" w:type="pct"/>
+              <w:br/>
+              <w:t>date</w:t>
+            </w:r>
+          </w:p>
+        </w:tc>
+        <w:tc>
+          <w:tcPr>
+            <w:tcW w:w="404" w:type="pct"/>
             <w:tcBorders>
               <w:top w:val="single" w:sz="4" w:space="0" w:color="auto"/>
               <w:left w:val="nil"/>
@@ -21089,7 +21074,6 @@
                 <w:lang w:val="en-GB"/>
               </w:rPr>
             </w:pPr>
-            <w:proofErr w:type="spellStart"/>
             <w:r>
               <w:rPr>
                 <w:rFonts w:ascii="Arial" w:eastAsia="Times New Roman" w:hAnsi="Arial" w:cs="Arial"/>
@@ -21100,9 +21084,8 @@
                 <w:szCs w:val="18"/>
                 <w:lang w:val="en-GB"/>
               </w:rPr>
-              <w:t>clean_tx</w:t>
-            </w:r>
-            <w:proofErr w:type="spellEnd"/>
+              <w:t>tx_amt</w:t>
+            </w:r>
             <w:r>
               <w:rPr>
                 <w:rFonts w:ascii="Arial" w:eastAsia="Times New Roman" w:hAnsi="Arial" w:cs="Arial"/>
@@ -21113,9 +21096,29 @@
                 <w:szCs w:val="18"/>
                 <w:lang w:val="en-GB"/>
               </w:rPr>
-              <w:t>_</w:t>
-            </w:r>
-            <w:r>
+              <w:br/>
+              <w:t>_eur</w:t>
+            </w:r>
+          </w:p>
+        </w:tc>
+        <w:tc>
+          <w:tcPr>
+            <w:tcW w:w="455" w:type="pct"/>
+            <w:tcBorders>
+              <w:top w:val="single" w:sz="4" w:space="0" w:color="auto"/>
+              <w:left w:val="nil"/>
+              <w:bottom w:val="single" w:sz="4" w:space="0" w:color="auto"/>
+              <w:right w:val="single" w:sz="4" w:space="0" w:color="auto"/>
+            </w:tcBorders>
+            <w:shd w:val="clear" w:color="auto" w:fill="auto"/>
+            <w:noWrap/>
+            <w:vAlign w:val="center"/>
+            <w:hideMark/>
+          </w:tcPr>
+          <w:p>
+            <w:pPr>
+              <w:spacing w:after="0" w:line="240" w:lineRule="auto"/>
+              <w:jc w:val="center"/>
               <w:rPr>
                 <w:rFonts w:ascii="Arial" w:eastAsia="Times New Roman" w:hAnsi="Arial" w:cs="Arial"/>
                 <w:b/>
@@ -21125,29 +21128,8 @@
                 <w:szCs w:val="18"/>
                 <w:lang w:val="en-GB"/>
               </w:rPr>
-              <w:br/>
-              <w:t>date</w:t>
-            </w:r>
-          </w:p>
-        </w:tc>
-        <w:tc>
-          <w:tcPr>
-            <w:tcW w:w="404" w:type="pct"/>
-            <w:tcBorders>
-              <w:top w:val="single" w:sz="4" w:space="0" w:color="auto"/>
-              <w:left w:val="nil"/>
-              <w:bottom w:val="single" w:sz="4" w:space="0" w:color="auto"/>
-              <w:right w:val="single" w:sz="4" w:space="0" w:color="auto"/>
-            </w:tcBorders>
-            <w:shd w:val="clear" w:color="auto" w:fill="auto"/>
-            <w:noWrap/>
-            <w:vAlign w:val="center"/>
-            <w:hideMark/>
-          </w:tcPr>
-          <w:p>
-            <w:pPr>
-              <w:spacing w:after="0" w:line="240" w:lineRule="auto"/>
-              <w:jc w:val="center"/>
+            </w:pPr>
+            <w:r>
               <w:rPr>
                 <w:rFonts w:ascii="Arial" w:eastAsia="Times New Roman" w:hAnsi="Arial" w:cs="Arial"/>
                 <w:b/>
@@ -21157,9 +21139,28 @@
                 <w:szCs w:val="18"/>
                 <w:lang w:val="en-GB"/>
               </w:rPr>
-            </w:pPr>
-            <w:proofErr w:type="spellStart"/>
-            <w:r>
+              <w:t>tx_type</w:t>
+            </w:r>
+          </w:p>
+        </w:tc>
+        <w:tc>
+          <w:tcPr>
+            <w:tcW w:w="229" w:type="pct"/>
+            <w:tcBorders>
+              <w:top w:val="single" w:sz="4" w:space="0" w:color="auto"/>
+              <w:left w:val="nil"/>
+              <w:bottom w:val="single" w:sz="4" w:space="0" w:color="auto"/>
+              <w:right w:val="single" w:sz="4" w:space="0" w:color="auto"/>
+            </w:tcBorders>
+            <w:shd w:val="clear" w:color="auto" w:fill="auto"/>
+            <w:noWrap/>
+            <w:vAlign w:val="center"/>
+            <w:hideMark/>
+          </w:tcPr>
+          <w:p>
+            <w:pPr>
+              <w:spacing w:after="0" w:line="240" w:lineRule="auto"/>
+              <w:jc w:val="center"/>
               <w:rPr>
                 <w:rFonts w:ascii="Arial" w:eastAsia="Times New Roman" w:hAnsi="Arial" w:cs="Arial"/>
                 <w:b/>
@@ -21169,9 +21170,7 @@
                 <w:szCs w:val="18"/>
                 <w:lang w:val="en-GB"/>
               </w:rPr>
-              <w:t>tx_amt</w:t>
-            </w:r>
-            <w:proofErr w:type="spellEnd"/>
+            </w:pPr>
             <w:r>
               <w:rPr>
                 <w:rFonts w:ascii="Arial" w:eastAsia="Times New Roman" w:hAnsi="Arial" w:cs="Arial"/>
@@ -21182,10 +21181,8 @@
                 <w:szCs w:val="18"/>
                 <w:lang w:val="en-GB"/>
               </w:rPr>
-              <w:br/>
-              <w:t>_</w:t>
-            </w:r>
-            <w:proofErr w:type="spellStart"/>
+              <w:t>is_</w:t>
+            </w:r>
             <w:r>
               <w:rPr>
                 <w:rFonts w:ascii="Arial" w:eastAsia="Times New Roman" w:hAnsi="Arial" w:cs="Arial"/>
@@ -21196,9 +21193,9 @@
                 <w:szCs w:val="18"/>
                 <w:lang w:val="en-GB"/>
               </w:rPr>
-              <w:t>eur</w:t>
-            </w:r>
-            <w:proofErr w:type="spellEnd"/>
+              <w:br/>
+              <w:t>cash</w:t>
+            </w:r>
           </w:p>
         </w:tc>
         <w:tc>
@@ -21229,7 +21226,6 @@
                 <w:lang w:val="en-GB"/>
               </w:rPr>
             </w:pPr>
-            <w:proofErr w:type="spellStart"/>
             <w:r>
               <w:rPr>
                 <w:rFonts w:ascii="Arial" w:eastAsia="Times New Roman" w:hAnsi="Arial" w:cs="Arial"/>
@@ -21240,14 +21236,13 @@
                 <w:szCs w:val="18"/>
                 <w:lang w:val="en-GB"/>
               </w:rPr>
-              <w:t>tx_type</w:t>
-            </w:r>
-            <w:proofErr w:type="spellEnd"/>
-          </w:p>
-        </w:tc>
-        <w:tc>
-          <w:tcPr>
-            <w:tcW w:w="229" w:type="pct"/>
+              <w:t>tx_country</w:t>
+            </w:r>
+          </w:p>
+        </w:tc>
+        <w:tc>
+          <w:tcPr>
+            <w:tcW w:w="340" w:type="pct"/>
             <w:tcBorders>
               <w:top w:val="single" w:sz="4" w:space="0" w:color="auto"/>
               <w:left w:val="nil"/>
@@ -21283,7 +21278,7 @@
                 <w:szCs w:val="18"/>
                 <w:lang w:val="en-GB"/>
               </w:rPr>
-              <w:t>is_</w:t>
+              <w:t>tx_</w:t>
             </w:r>
             <w:r>
               <w:rPr>
@@ -21296,134 +21291,8 @@
                 <w:lang w:val="en-GB"/>
               </w:rPr>
               <w:br/>
-              <w:t>cash</w:t>
-            </w:r>
-          </w:p>
-        </w:tc>
-        <w:tc>
-          <w:tcPr>
-            <w:tcW w:w="455" w:type="pct"/>
-            <w:tcBorders>
-              <w:top w:val="single" w:sz="4" w:space="0" w:color="auto"/>
-              <w:left w:val="nil"/>
-              <w:bottom w:val="single" w:sz="4" w:space="0" w:color="auto"/>
-              <w:right w:val="single" w:sz="4" w:space="0" w:color="auto"/>
-            </w:tcBorders>
-            <w:shd w:val="clear" w:color="auto" w:fill="auto"/>
-            <w:noWrap/>
-            <w:vAlign w:val="center"/>
-            <w:hideMark/>
-          </w:tcPr>
-          <w:p>
-            <w:pPr>
-              <w:spacing w:after="0" w:line="240" w:lineRule="auto"/>
-              <w:jc w:val="center"/>
-              <w:rPr>
-                <w:rFonts w:ascii="Arial" w:eastAsia="Times New Roman" w:hAnsi="Arial" w:cs="Arial"/>
-                <w:b/>
-                <w:bCs/>
-                <w:color w:val="000000"/>
-                <w:sz w:val="18"/>
-                <w:szCs w:val="18"/>
-                <w:lang w:val="en-GB"/>
-              </w:rPr>
-            </w:pPr>
-            <w:proofErr w:type="spellStart"/>
-            <w:r>
-              <w:rPr>
-                <w:rFonts w:ascii="Arial" w:eastAsia="Times New Roman" w:hAnsi="Arial" w:cs="Arial"/>
-                <w:b/>
-                <w:bCs/>
-                <w:color w:val="000000"/>
-                <w:sz w:val="18"/>
-                <w:szCs w:val="18"/>
-                <w:lang w:val="en-GB"/>
-              </w:rPr>
-              <w:t>tx_country</w:t>
-            </w:r>
-            <w:proofErr w:type="spellEnd"/>
-          </w:p>
-        </w:tc>
-        <w:tc>
-          <w:tcPr>
-            <w:tcW w:w="340" w:type="pct"/>
-            <w:tcBorders>
-              <w:top w:val="single" w:sz="4" w:space="0" w:color="auto"/>
-              <w:left w:val="nil"/>
-              <w:bottom w:val="single" w:sz="4" w:space="0" w:color="auto"/>
-              <w:right w:val="single" w:sz="4" w:space="0" w:color="auto"/>
-            </w:tcBorders>
-            <w:shd w:val="clear" w:color="auto" w:fill="auto"/>
-            <w:noWrap/>
-            <w:vAlign w:val="center"/>
-            <w:hideMark/>
-          </w:tcPr>
-          <w:p>
-            <w:pPr>
-              <w:spacing w:after="0" w:line="240" w:lineRule="auto"/>
-              <w:jc w:val="center"/>
-              <w:rPr>
-                <w:rFonts w:ascii="Arial" w:eastAsia="Times New Roman" w:hAnsi="Arial" w:cs="Arial"/>
-                <w:b/>
-                <w:bCs/>
-                <w:color w:val="000000"/>
-                <w:sz w:val="18"/>
-                <w:szCs w:val="18"/>
-                <w:lang w:val="en-GB"/>
-              </w:rPr>
-            </w:pPr>
-            <w:proofErr w:type="spellStart"/>
-            <w:r>
-              <w:rPr>
-                <w:rFonts w:ascii="Arial" w:eastAsia="Times New Roman" w:hAnsi="Arial" w:cs="Arial"/>
-                <w:b/>
-                <w:bCs/>
-                <w:color w:val="000000"/>
-                <w:sz w:val="18"/>
-                <w:szCs w:val="18"/>
-                <w:lang w:val="en-GB"/>
-              </w:rPr>
-              <w:t>tx</w:t>
-            </w:r>
-            <w:proofErr w:type="spellEnd"/>
-            <w:r>
-              <w:rPr>
-                <w:rFonts w:ascii="Arial" w:eastAsia="Times New Roman" w:hAnsi="Arial" w:cs="Arial"/>
-                <w:b/>
-                <w:bCs/>
-                <w:color w:val="000000"/>
-                <w:sz w:val="18"/>
-                <w:szCs w:val="18"/>
-                <w:lang w:val="en-GB"/>
-              </w:rPr>
-              <w:t>_</w:t>
-            </w:r>
-            <w:r>
-              <w:rPr>
-                <w:rFonts w:ascii="Arial" w:eastAsia="Times New Roman" w:hAnsi="Arial" w:cs="Arial"/>
-                <w:b/>
-                <w:bCs/>
-                <w:color w:val="000000"/>
-                <w:sz w:val="18"/>
-                <w:szCs w:val="18"/>
-                <w:lang w:val="en-GB"/>
-              </w:rPr>
-              <w:br/>
-            </w:r>
-            <w:proofErr w:type="spellStart"/>
-            <w:r>
-              <w:rPr>
-                <w:rFonts w:ascii="Arial" w:eastAsia="Times New Roman" w:hAnsi="Arial" w:cs="Arial"/>
-                <w:b/>
-                <w:bCs/>
-                <w:color w:val="000000"/>
-                <w:sz w:val="18"/>
-                <w:szCs w:val="18"/>
-                <w:lang w:val="en-GB"/>
-              </w:rPr>
               <w:t>country_risk</w:t>
             </w:r>
-            <w:proofErr w:type="spellEnd"/>
           </w:p>
         </w:tc>
         <w:tc>
@@ -32238,9 +32107,9 @@
                 <w:color w:val="000000"/>
                 <w:sz w:val="18"/>
                 <w:szCs w:val="18"/>
-              </w:rPr>
-            </w:pPr>
-            <w:proofErr w:type="spellStart"/>
+                <w:lang w:val="en-GB"/>
+              </w:rPr>
+            </w:pPr>
             <w:r>
               <w:rPr>
                 <w:rFonts w:ascii="Arial" w:eastAsia="Times New Roman" w:hAnsi="Arial" w:cs="Arial"/>
@@ -32249,10 +32118,10 @@
                 <w:color w:val="000000"/>
                 <w:sz w:val="18"/>
                 <w:szCs w:val="18"/>
+                <w:lang w:val="en-GB"/>
               </w:rPr>
               <w:t>cust_id</w:t>
             </w:r>
-            <w:proofErr w:type="spellEnd"/>
           </w:p>
         </w:tc>
         <w:tc>
@@ -32280,6 +32149,7 @@
                 <w:color w:val="000000"/>
                 <w:sz w:val="18"/>
                 <w:szCs w:val="18"/>
+                <w:lang w:val="en-GB"/>
               </w:rPr>
             </w:pPr>
             <w:r>
@@ -32290,6 +32160,7 @@
                 <w:color w:val="000000"/>
                 <w:sz w:val="18"/>
                 <w:szCs w:val="18"/>
+                <w:lang w:val="en-GB"/>
               </w:rPr>
               <w:t>acc</w:t>
             </w:r>
@@ -32301,6 +32172,7 @@
                 <w:color w:val="000000"/>
                 <w:sz w:val="18"/>
                 <w:szCs w:val="18"/>
+                <w:lang w:val="en-GB"/>
               </w:rPr>
               <w:br/>
             </w:r>
@@ -32312,6 +32184,7 @@
                 <w:color w:val="000000"/>
                 <w:sz w:val="18"/>
                 <w:szCs w:val="18"/>
+                <w:lang w:val="en-GB"/>
               </w:rPr>
               <w:t>_id</w:t>
             </w:r>
@@ -32342,9 +32215,9 @@
                 <w:color w:val="000000"/>
                 <w:sz w:val="18"/>
                 <w:szCs w:val="18"/>
-              </w:rPr>
-            </w:pPr>
-            <w:proofErr w:type="spellStart"/>
+                <w:lang w:val="en-GB"/>
+              </w:rPr>
+            </w:pPr>
             <w:r>
               <w:rPr>
                 <w:rFonts w:ascii="Arial" w:eastAsia="Times New Roman" w:hAnsi="Arial" w:cs="Arial"/>
@@ -32353,10 +32226,10 @@
                 <w:color w:val="000000"/>
                 <w:sz w:val="18"/>
                 <w:szCs w:val="18"/>
+                <w:lang w:val="en-GB"/>
               </w:rPr>
               <w:t>full_name</w:t>
             </w:r>
-            <w:proofErr w:type="spellEnd"/>
           </w:p>
         </w:tc>
         <w:tc>
@@ -32384,9 +32257,9 @@
                 <w:color w:val="000000"/>
                 <w:sz w:val="18"/>
                 <w:szCs w:val="18"/>
-              </w:rPr>
-            </w:pPr>
-            <w:proofErr w:type="spellStart"/>
+                <w:lang w:val="en-GB"/>
+              </w:rPr>
+            </w:pPr>
             <w:r>
               <w:rPr>
                 <w:rFonts w:ascii="Arial" w:eastAsia="Times New Roman" w:hAnsi="Arial" w:cs="Arial"/>
@@ -32395,10 +32268,10 @@
                 <w:color w:val="000000"/>
                 <w:sz w:val="18"/>
                 <w:szCs w:val="18"/>
+                <w:lang w:val="en-GB"/>
               </w:rPr>
               <w:t>cust_risk_category</w:t>
             </w:r>
-            <w:proofErr w:type="spellEnd"/>
           </w:p>
         </w:tc>
         <w:tc>
@@ -32426,9 +32299,9 @@
                 <w:color w:val="000000"/>
                 <w:sz w:val="18"/>
                 <w:szCs w:val="18"/>
-              </w:rPr>
-            </w:pPr>
-            <w:proofErr w:type="spellStart"/>
+                <w:lang w:val="en-GB"/>
+              </w:rPr>
+            </w:pPr>
             <w:r>
               <w:rPr>
                 <w:rFonts w:ascii="Arial" w:eastAsia="Times New Roman" w:hAnsi="Arial" w:cs="Arial"/>
@@ -32437,10 +32310,10 @@
                 <w:color w:val="000000"/>
                 <w:sz w:val="18"/>
                 <w:szCs w:val="18"/>
-              </w:rPr>
-              <w:t>clean_tx</w:t>
-            </w:r>
-            <w:proofErr w:type="spellEnd"/>
+                <w:lang w:val="en-GB"/>
+              </w:rPr>
+              <w:t>clean_tx_</w:t>
+            </w:r>
             <w:r>
               <w:rPr>
                 <w:rFonts w:ascii="Arial" w:eastAsia="Times New Roman" w:hAnsi="Arial" w:cs="Arial"/>
@@ -32449,8 +32322,9 @@
                 <w:color w:val="000000"/>
                 <w:sz w:val="18"/>
                 <w:szCs w:val="18"/>
-              </w:rPr>
-              <w:t>_</w:t>
+                <w:lang w:val="en-GB"/>
+              </w:rPr>
+              <w:br/>
             </w:r>
             <w:r>
               <w:rPr>
@@ -32460,10 +32334,30 @@
                 <w:color w:val="000000"/>
                 <w:sz w:val="18"/>
                 <w:szCs w:val="18"/>
-              </w:rPr>
-              <w:br/>
-            </w:r>
-            <w:r>
+                <w:lang w:val="en-GB"/>
+              </w:rPr>
+              <w:t>date</w:t>
+            </w:r>
+          </w:p>
+        </w:tc>
+        <w:tc>
+          <w:tcPr>
+            <w:tcW w:w="475" w:type="pct"/>
+            <w:tcBorders>
+              <w:top w:val="single" w:sz="4" w:space="0" w:color="auto"/>
+              <w:left w:val="nil"/>
+              <w:bottom w:val="single" w:sz="4" w:space="0" w:color="auto"/>
+              <w:right w:val="single" w:sz="4" w:space="0" w:color="auto"/>
+            </w:tcBorders>
+            <w:shd w:val="clear" w:color="auto" w:fill="auto"/>
+            <w:noWrap/>
+            <w:vAlign w:val="center"/>
+            <w:hideMark/>
+          </w:tcPr>
+          <w:p>
+            <w:pPr>
+              <w:spacing w:after="0" w:line="240" w:lineRule="auto"/>
+              <w:jc w:val="center"/>
               <w:rPr>
                 <w:rFonts w:ascii="Arial" w:eastAsia="Times New Roman" w:hAnsi="Arial" w:cs="Arial"/>
                 <w:b/>
@@ -32471,29 +32365,10 @@
                 <w:color w:val="000000"/>
                 <w:sz w:val="18"/>
                 <w:szCs w:val="18"/>
-              </w:rPr>
-              <w:t>date</w:t>
-            </w:r>
-          </w:p>
-        </w:tc>
-        <w:tc>
-          <w:tcPr>
-            <w:tcW w:w="475" w:type="pct"/>
-            <w:tcBorders>
-              <w:top w:val="single" w:sz="4" w:space="0" w:color="auto"/>
-              <w:left w:val="nil"/>
-              <w:bottom w:val="single" w:sz="4" w:space="0" w:color="auto"/>
-              <w:right w:val="single" w:sz="4" w:space="0" w:color="auto"/>
-            </w:tcBorders>
-            <w:shd w:val="clear" w:color="auto" w:fill="auto"/>
-            <w:noWrap/>
-            <w:vAlign w:val="center"/>
-            <w:hideMark/>
-          </w:tcPr>
-          <w:p>
-            <w:pPr>
-              <w:spacing w:after="0" w:line="240" w:lineRule="auto"/>
-              <w:jc w:val="center"/>
+                <w:lang w:val="en-GB"/>
+              </w:rPr>
+            </w:pPr>
+            <w:r>
               <w:rPr>
                 <w:rFonts w:ascii="Arial" w:eastAsia="Times New Roman" w:hAnsi="Arial" w:cs="Arial"/>
                 <w:b/>
@@ -32501,10 +32376,30 @@
                 <w:color w:val="000000"/>
                 <w:sz w:val="18"/>
                 <w:szCs w:val="18"/>
-              </w:rPr>
-            </w:pPr>
-            <w:proofErr w:type="spellStart"/>
-            <w:r>
+                <w:lang w:val="en-GB"/>
+              </w:rPr>
+              <w:t>tx_amt_eur</w:t>
+            </w:r>
+          </w:p>
+        </w:tc>
+        <w:tc>
+          <w:tcPr>
+            <w:tcW w:w="654" w:type="pct"/>
+            <w:tcBorders>
+              <w:top w:val="single" w:sz="4" w:space="0" w:color="auto"/>
+              <w:left w:val="nil"/>
+              <w:bottom w:val="single" w:sz="4" w:space="0" w:color="auto"/>
+              <w:right w:val="single" w:sz="4" w:space="0" w:color="auto"/>
+            </w:tcBorders>
+            <w:shd w:val="clear" w:color="auto" w:fill="auto"/>
+            <w:noWrap/>
+            <w:vAlign w:val="center"/>
+            <w:hideMark/>
+          </w:tcPr>
+          <w:p>
+            <w:pPr>
+              <w:spacing w:after="0" w:line="240" w:lineRule="auto"/>
+              <w:jc w:val="center"/>
               <w:rPr>
                 <w:rFonts w:ascii="Arial" w:eastAsia="Times New Roman" w:hAnsi="Arial" w:cs="Arial"/>
                 <w:b/>
@@ -32512,30 +32407,10 @@
                 <w:color w:val="000000"/>
                 <w:sz w:val="18"/>
                 <w:szCs w:val="18"/>
-              </w:rPr>
-              <w:t>tx_amt_eur</w:t>
-            </w:r>
-            <w:proofErr w:type="spellEnd"/>
-          </w:p>
-        </w:tc>
-        <w:tc>
-          <w:tcPr>
-            <w:tcW w:w="654" w:type="pct"/>
-            <w:tcBorders>
-              <w:top w:val="single" w:sz="4" w:space="0" w:color="auto"/>
-              <w:left w:val="nil"/>
-              <w:bottom w:val="single" w:sz="4" w:space="0" w:color="auto"/>
-              <w:right w:val="single" w:sz="4" w:space="0" w:color="auto"/>
-            </w:tcBorders>
-            <w:shd w:val="clear" w:color="auto" w:fill="auto"/>
-            <w:noWrap/>
-            <w:vAlign w:val="center"/>
-            <w:hideMark/>
-          </w:tcPr>
-          <w:p>
-            <w:pPr>
-              <w:spacing w:after="0" w:line="240" w:lineRule="auto"/>
-              <w:jc w:val="center"/>
+                <w:lang w:val="en-GB"/>
+              </w:rPr>
+            </w:pPr>
+            <w:r>
               <w:rPr>
                 <w:rFonts w:ascii="Arial" w:eastAsia="Times New Roman" w:hAnsi="Arial" w:cs="Arial"/>
                 <w:b/>
@@ -32543,10 +32418,30 @@
                 <w:color w:val="000000"/>
                 <w:sz w:val="18"/>
                 <w:szCs w:val="18"/>
-              </w:rPr>
-            </w:pPr>
-            <w:proofErr w:type="spellStart"/>
-            <w:r>
+                <w:lang w:val="en-GB"/>
+              </w:rPr>
+              <w:t>tx_type</w:t>
+            </w:r>
+          </w:p>
+        </w:tc>
+        <w:tc>
+          <w:tcPr>
+            <w:tcW w:w="239" w:type="pct"/>
+            <w:tcBorders>
+              <w:top w:val="single" w:sz="4" w:space="0" w:color="auto"/>
+              <w:left w:val="nil"/>
+              <w:bottom w:val="single" w:sz="4" w:space="0" w:color="auto"/>
+              <w:right w:val="single" w:sz="4" w:space="0" w:color="auto"/>
+            </w:tcBorders>
+            <w:shd w:val="clear" w:color="auto" w:fill="auto"/>
+            <w:noWrap/>
+            <w:vAlign w:val="center"/>
+            <w:hideMark/>
+          </w:tcPr>
+          <w:p>
+            <w:pPr>
+              <w:spacing w:after="0" w:line="240" w:lineRule="auto"/>
+              <w:jc w:val="center"/>
               <w:rPr>
                 <w:rFonts w:ascii="Arial" w:eastAsia="Times New Roman" w:hAnsi="Arial" w:cs="Arial"/>
                 <w:b/>
@@ -32554,30 +32449,10 @@
                 <w:color w:val="000000"/>
                 <w:sz w:val="18"/>
                 <w:szCs w:val="18"/>
-              </w:rPr>
-              <w:t>tx_type</w:t>
-            </w:r>
-            <w:proofErr w:type="spellEnd"/>
-          </w:p>
-        </w:tc>
-        <w:tc>
-          <w:tcPr>
-            <w:tcW w:w="239" w:type="pct"/>
-            <w:tcBorders>
-              <w:top w:val="single" w:sz="4" w:space="0" w:color="auto"/>
-              <w:left w:val="nil"/>
-              <w:bottom w:val="single" w:sz="4" w:space="0" w:color="auto"/>
-              <w:right w:val="single" w:sz="4" w:space="0" w:color="auto"/>
-            </w:tcBorders>
-            <w:shd w:val="clear" w:color="auto" w:fill="auto"/>
-            <w:noWrap/>
-            <w:vAlign w:val="center"/>
-            <w:hideMark/>
-          </w:tcPr>
-          <w:p>
-            <w:pPr>
-              <w:spacing w:after="0" w:line="240" w:lineRule="auto"/>
-              <w:jc w:val="center"/>
+                <w:lang w:val="en-GB"/>
+              </w:rPr>
+            </w:pPr>
+            <w:r>
               <w:rPr>
                 <w:rFonts w:ascii="Arial" w:eastAsia="Times New Roman" w:hAnsi="Arial" w:cs="Arial"/>
                 <w:b/>
@@ -32585,8 +32460,10 @@
                 <w:color w:val="000000"/>
                 <w:sz w:val="18"/>
                 <w:szCs w:val="18"/>
-              </w:rPr>
-            </w:pPr>
+                <w:lang w:val="en-GB"/>
+              </w:rPr>
+              <w:t>is_</w:t>
+            </w:r>
             <w:r>
               <w:rPr>
                 <w:rFonts w:ascii="Arial" w:eastAsia="Times New Roman" w:hAnsi="Arial" w:cs="Arial"/>
@@ -32595,8 +32472,9 @@
                 <w:color w:val="000000"/>
                 <w:sz w:val="18"/>
                 <w:szCs w:val="18"/>
-              </w:rPr>
-              <w:t>is_</w:t>
+                <w:lang w:val="en-GB"/>
+              </w:rPr>
+              <w:br/>
             </w:r>
             <w:r>
               <w:rPr>
@@ -32606,10 +32484,30 @@
                 <w:color w:val="000000"/>
                 <w:sz w:val="18"/>
                 <w:szCs w:val="18"/>
-              </w:rPr>
-              <w:br/>
-            </w:r>
-            <w:r>
+                <w:lang w:val="en-GB"/>
+              </w:rPr>
+              <w:t>cash</w:t>
+            </w:r>
+          </w:p>
+        </w:tc>
+        <w:tc>
+          <w:tcPr>
+            <w:tcW w:w="477" w:type="pct"/>
+            <w:tcBorders>
+              <w:top w:val="single" w:sz="4" w:space="0" w:color="auto"/>
+              <w:left w:val="nil"/>
+              <w:bottom w:val="single" w:sz="4" w:space="0" w:color="auto"/>
+              <w:right w:val="single" w:sz="4" w:space="0" w:color="auto"/>
+            </w:tcBorders>
+            <w:shd w:val="clear" w:color="auto" w:fill="auto"/>
+            <w:noWrap/>
+            <w:vAlign w:val="center"/>
+            <w:hideMark/>
+          </w:tcPr>
+          <w:p>
+            <w:pPr>
+              <w:spacing w:after="0" w:line="240" w:lineRule="auto"/>
+              <w:jc w:val="center"/>
               <w:rPr>
                 <w:rFonts w:ascii="Arial" w:eastAsia="Times New Roman" w:hAnsi="Arial" w:cs="Arial"/>
                 <w:b/>
@@ -32617,29 +32515,10 @@
                 <w:color w:val="000000"/>
                 <w:sz w:val="18"/>
                 <w:szCs w:val="18"/>
-              </w:rPr>
-              <w:t>cash</w:t>
-            </w:r>
-          </w:p>
-        </w:tc>
-        <w:tc>
-          <w:tcPr>
-            <w:tcW w:w="477" w:type="pct"/>
-            <w:tcBorders>
-              <w:top w:val="single" w:sz="4" w:space="0" w:color="auto"/>
-              <w:left w:val="nil"/>
-              <w:bottom w:val="single" w:sz="4" w:space="0" w:color="auto"/>
-              <w:right w:val="single" w:sz="4" w:space="0" w:color="auto"/>
-            </w:tcBorders>
-            <w:shd w:val="clear" w:color="auto" w:fill="auto"/>
-            <w:noWrap/>
-            <w:vAlign w:val="center"/>
-            <w:hideMark/>
-          </w:tcPr>
-          <w:p>
-            <w:pPr>
-              <w:spacing w:after="0" w:line="240" w:lineRule="auto"/>
-              <w:jc w:val="center"/>
+                <w:lang w:val="en-GB"/>
+              </w:rPr>
+            </w:pPr>
+            <w:r>
               <w:rPr>
                 <w:rFonts w:ascii="Arial" w:eastAsia="Times New Roman" w:hAnsi="Arial" w:cs="Arial"/>
                 <w:b/>
@@ -32647,10 +32526,30 @@
                 <w:color w:val="000000"/>
                 <w:sz w:val="18"/>
                 <w:szCs w:val="18"/>
-              </w:rPr>
-            </w:pPr>
-            <w:proofErr w:type="spellStart"/>
-            <w:r>
+                <w:lang w:val="en-GB"/>
+              </w:rPr>
+              <w:t>tx_country</w:t>
+            </w:r>
+          </w:p>
+        </w:tc>
+        <w:tc>
+          <w:tcPr>
+            <w:tcW w:w="477" w:type="pct"/>
+            <w:tcBorders>
+              <w:top w:val="single" w:sz="4" w:space="0" w:color="auto"/>
+              <w:left w:val="nil"/>
+              <w:bottom w:val="single" w:sz="4" w:space="0" w:color="auto"/>
+              <w:right w:val="single" w:sz="4" w:space="0" w:color="auto"/>
+            </w:tcBorders>
+            <w:shd w:val="clear" w:color="auto" w:fill="auto"/>
+            <w:noWrap/>
+            <w:vAlign w:val="center"/>
+            <w:hideMark/>
+          </w:tcPr>
+          <w:p>
+            <w:pPr>
+              <w:spacing w:after="0" w:line="240" w:lineRule="auto"/>
+              <w:jc w:val="center"/>
               <w:rPr>
                 <w:rFonts w:ascii="Arial" w:eastAsia="Times New Roman" w:hAnsi="Arial" w:cs="Arial"/>
                 <w:b/>
@@ -32658,30 +32557,10 @@
                 <w:color w:val="000000"/>
                 <w:sz w:val="18"/>
                 <w:szCs w:val="18"/>
-              </w:rPr>
-              <w:t>tx_country</w:t>
-            </w:r>
-            <w:proofErr w:type="spellEnd"/>
-          </w:p>
-        </w:tc>
-        <w:tc>
-          <w:tcPr>
-            <w:tcW w:w="477" w:type="pct"/>
-            <w:tcBorders>
-              <w:top w:val="single" w:sz="4" w:space="0" w:color="auto"/>
-              <w:left w:val="nil"/>
-              <w:bottom w:val="single" w:sz="4" w:space="0" w:color="auto"/>
-              <w:right w:val="single" w:sz="4" w:space="0" w:color="auto"/>
-            </w:tcBorders>
-            <w:shd w:val="clear" w:color="auto" w:fill="auto"/>
-            <w:noWrap/>
-            <w:vAlign w:val="center"/>
-            <w:hideMark/>
-          </w:tcPr>
-          <w:p>
-            <w:pPr>
-              <w:spacing w:after="0" w:line="240" w:lineRule="auto"/>
-              <w:jc w:val="center"/>
+                <w:lang w:val="en-GB"/>
+              </w:rPr>
+            </w:pPr>
+            <w:r>
               <w:rPr>
                 <w:rFonts w:ascii="Arial" w:eastAsia="Times New Roman" w:hAnsi="Arial" w:cs="Arial"/>
                 <w:b/>
@@ -32689,9 +32568,10 @@
                 <w:color w:val="000000"/>
                 <w:sz w:val="18"/>
                 <w:szCs w:val="18"/>
-              </w:rPr>
-            </w:pPr>
-            <w:proofErr w:type="spellStart"/>
+                <w:lang w:val="en-GB"/>
+              </w:rPr>
+              <w:t>tx_country</w:t>
+            </w:r>
             <w:r>
               <w:rPr>
                 <w:rFonts w:ascii="Arial" w:eastAsia="Times New Roman" w:hAnsi="Arial" w:cs="Arial"/>
@@ -32700,10 +32580,10 @@
                 <w:color w:val="000000"/>
                 <w:sz w:val="18"/>
                 <w:szCs w:val="18"/>
-              </w:rPr>
-              <w:t>tx_country</w:t>
-            </w:r>
-            <w:proofErr w:type="spellEnd"/>
+                <w:lang w:val="en-GB"/>
+              </w:rPr>
+              <w:br/>
+            </w:r>
             <w:r>
               <w:rPr>
                 <w:rFonts w:ascii="Arial" w:eastAsia="Times New Roman" w:hAnsi="Arial" w:cs="Arial"/>
@@ -32712,10 +32592,30 @@
                 <w:color w:val="000000"/>
                 <w:sz w:val="18"/>
                 <w:szCs w:val="18"/>
-              </w:rPr>
-              <w:br/>
-            </w:r>
-            <w:r>
+                <w:lang w:val="en-GB"/>
+              </w:rPr>
+              <w:t>_risk_level</w:t>
+            </w:r>
+          </w:p>
+        </w:tc>
+        <w:tc>
+          <w:tcPr>
+            <w:tcW w:w="771" w:type="pct"/>
+            <w:tcBorders>
+              <w:top w:val="single" w:sz="4" w:space="0" w:color="auto"/>
+              <w:left w:val="nil"/>
+              <w:bottom w:val="single" w:sz="4" w:space="0" w:color="auto"/>
+              <w:right w:val="single" w:sz="4" w:space="0" w:color="auto"/>
+            </w:tcBorders>
+            <w:shd w:val="clear" w:color="auto" w:fill="auto"/>
+            <w:noWrap/>
+            <w:vAlign w:val="center"/>
+            <w:hideMark/>
+          </w:tcPr>
+          <w:p>
+            <w:pPr>
+              <w:spacing w:after="0" w:line="240" w:lineRule="auto"/>
+              <w:jc w:val="center"/>
               <w:rPr>
                 <w:rFonts w:ascii="Arial" w:eastAsia="Times New Roman" w:hAnsi="Arial" w:cs="Arial"/>
                 <w:b/>
@@ -32723,10 +32623,9 @@
                 <w:color w:val="000000"/>
                 <w:sz w:val="18"/>
                 <w:szCs w:val="18"/>
-              </w:rPr>
-              <w:t>_</w:t>
-            </w:r>
-            <w:proofErr w:type="spellStart"/>
+                <w:lang w:val="en-GB"/>
+              </w:rPr>
+            </w:pPr>
             <w:r>
               <w:rPr>
                 <w:rFonts w:ascii="Arial" w:eastAsia="Times New Roman" w:hAnsi="Arial" w:cs="Arial"/>
@@ -32735,52 +32634,10 @@
                 <w:color w:val="000000"/>
                 <w:sz w:val="18"/>
                 <w:szCs w:val="18"/>
-              </w:rPr>
-              <w:t>risk_level</w:t>
-            </w:r>
-            <w:proofErr w:type="spellEnd"/>
-          </w:p>
-        </w:tc>
-        <w:tc>
-          <w:tcPr>
-            <w:tcW w:w="771" w:type="pct"/>
-            <w:tcBorders>
-              <w:top w:val="single" w:sz="4" w:space="0" w:color="auto"/>
-              <w:left w:val="nil"/>
-              <w:bottom w:val="single" w:sz="4" w:space="0" w:color="auto"/>
-              <w:right w:val="single" w:sz="4" w:space="0" w:color="auto"/>
-            </w:tcBorders>
-            <w:shd w:val="clear" w:color="auto" w:fill="auto"/>
-            <w:noWrap/>
-            <w:vAlign w:val="center"/>
-            <w:hideMark/>
-          </w:tcPr>
-          <w:p>
-            <w:pPr>
-              <w:spacing w:after="0" w:line="240" w:lineRule="auto"/>
-              <w:jc w:val="center"/>
-              <w:rPr>
-                <w:rFonts w:ascii="Arial" w:eastAsia="Times New Roman" w:hAnsi="Arial" w:cs="Arial"/>
-                <w:b/>
-                <w:bCs/>
-                <w:color w:val="000000"/>
-                <w:sz w:val="18"/>
-                <w:szCs w:val="18"/>
-              </w:rPr>
-            </w:pPr>
-            <w:proofErr w:type="spellStart"/>
-            <w:r>
-              <w:rPr>
-                <w:rFonts w:ascii="Arial" w:eastAsia="Times New Roman" w:hAnsi="Arial" w:cs="Arial"/>
-                <w:b/>
-                <w:bCs/>
-                <w:color w:val="000000"/>
-                <w:sz w:val="18"/>
-                <w:szCs w:val="18"/>
+                <w:lang w:val="en-GB"/>
               </w:rPr>
               <w:t>alert_reason</w:t>
             </w:r>
-            <w:proofErr w:type="spellEnd"/>
           </w:p>
         </w:tc>
       </w:tr>
@@ -32810,14 +32667,16 @@
                 <w:color w:val="000000"/>
                 <w:sz w:val="18"/>
                 <w:szCs w:val="18"/>
-              </w:rPr>
-            </w:pPr>
-            <w:r>
-              <w:rPr>
-                <w:rFonts w:ascii="Arial" w:eastAsia="Times New Roman" w:hAnsi="Arial" w:cs="Arial"/>
-                <w:color w:val="000000"/>
-                <w:sz w:val="18"/>
-                <w:szCs w:val="18"/>
+                <w:lang w:val="en-GB"/>
+              </w:rPr>
+            </w:pPr>
+            <w:r>
+              <w:rPr>
+                <w:rFonts w:ascii="Arial" w:eastAsia="Times New Roman" w:hAnsi="Arial" w:cs="Arial"/>
+                <w:color w:val="000000"/>
+                <w:sz w:val="18"/>
+                <w:szCs w:val="18"/>
+                <w:lang w:val="en-GB"/>
               </w:rPr>
               <w:t>C001</w:t>
             </w:r>
@@ -32845,14 +32704,16 @@
                 <w:color w:val="000000"/>
                 <w:sz w:val="18"/>
                 <w:szCs w:val="18"/>
-              </w:rPr>
-            </w:pPr>
-            <w:r>
-              <w:rPr>
-                <w:rFonts w:ascii="Arial" w:eastAsia="Times New Roman" w:hAnsi="Arial" w:cs="Arial"/>
-                <w:color w:val="000000"/>
-                <w:sz w:val="18"/>
-                <w:szCs w:val="18"/>
+                <w:lang w:val="en-GB"/>
+              </w:rPr>
+            </w:pPr>
+            <w:r>
+              <w:rPr>
+                <w:rFonts w:ascii="Arial" w:eastAsia="Times New Roman" w:hAnsi="Arial" w:cs="Arial"/>
+                <w:color w:val="000000"/>
+                <w:sz w:val="18"/>
+                <w:szCs w:val="18"/>
+                <w:lang w:val="en-GB"/>
               </w:rPr>
               <w:t>A033</w:t>
             </w:r>
@@ -32880,14 +32741,16 @@
                 <w:color w:val="000000"/>
                 <w:sz w:val="18"/>
                 <w:szCs w:val="18"/>
-              </w:rPr>
-            </w:pPr>
-            <w:r>
-              <w:rPr>
-                <w:rFonts w:ascii="Arial" w:eastAsia="Times New Roman" w:hAnsi="Arial" w:cs="Arial"/>
-                <w:color w:val="000000"/>
-                <w:sz w:val="18"/>
-                <w:szCs w:val="18"/>
+                <w:lang w:val="en-GB"/>
+              </w:rPr>
+            </w:pPr>
+            <w:r>
+              <w:rPr>
+                <w:rFonts w:ascii="Arial" w:eastAsia="Times New Roman" w:hAnsi="Arial" w:cs="Arial"/>
+                <w:color w:val="000000"/>
+                <w:sz w:val="18"/>
+                <w:szCs w:val="18"/>
+                <w:lang w:val="en-GB"/>
               </w:rPr>
               <w:t>Customer_1</w:t>
             </w:r>
@@ -32915,14 +32778,16 @@
                 <w:color w:val="000000"/>
                 <w:sz w:val="18"/>
                 <w:szCs w:val="18"/>
-              </w:rPr>
-            </w:pPr>
-            <w:r>
-              <w:rPr>
-                <w:rFonts w:ascii="Arial" w:eastAsia="Times New Roman" w:hAnsi="Arial" w:cs="Arial"/>
-                <w:color w:val="000000"/>
-                <w:sz w:val="18"/>
-                <w:szCs w:val="18"/>
+                <w:lang w:val="en-GB"/>
+              </w:rPr>
+            </w:pPr>
+            <w:r>
+              <w:rPr>
+                <w:rFonts w:ascii="Arial" w:eastAsia="Times New Roman" w:hAnsi="Arial" w:cs="Arial"/>
+                <w:color w:val="000000"/>
+                <w:sz w:val="18"/>
+                <w:szCs w:val="18"/>
+                <w:lang w:val="en-GB"/>
               </w:rPr>
               <w:t>Low</w:t>
             </w:r>
@@ -32951,14 +32816,16 @@
                 <w:color w:val="000000"/>
                 <w:sz w:val="18"/>
                 <w:szCs w:val="18"/>
-              </w:rPr>
-            </w:pPr>
-            <w:r>
-              <w:rPr>
-                <w:rFonts w:ascii="Arial" w:eastAsia="Times New Roman" w:hAnsi="Arial" w:cs="Arial"/>
-                <w:color w:val="000000"/>
-                <w:sz w:val="18"/>
-                <w:szCs w:val="18"/>
+                <w:lang w:val="en-GB"/>
+              </w:rPr>
+            </w:pPr>
+            <w:r>
+              <w:rPr>
+                <w:rFonts w:ascii="Arial" w:eastAsia="Times New Roman" w:hAnsi="Arial" w:cs="Arial"/>
+                <w:color w:val="000000"/>
+                <w:sz w:val="18"/>
+                <w:szCs w:val="18"/>
+                <w:lang w:val="en-GB"/>
               </w:rPr>
               <w:t>2022-10-17</w:t>
             </w:r>
@@ -32987,14 +32854,16 @@
                 <w:color w:val="000000"/>
                 <w:sz w:val="18"/>
                 <w:szCs w:val="18"/>
-              </w:rPr>
-            </w:pPr>
-            <w:r>
-              <w:rPr>
-                <w:rFonts w:ascii="Arial" w:eastAsia="Times New Roman" w:hAnsi="Arial" w:cs="Arial"/>
-                <w:color w:val="000000"/>
-                <w:sz w:val="18"/>
-                <w:szCs w:val="18"/>
+                <w:lang w:val="en-GB"/>
+              </w:rPr>
+            </w:pPr>
+            <w:r>
+              <w:rPr>
+                <w:rFonts w:ascii="Arial" w:eastAsia="Times New Roman" w:hAnsi="Arial" w:cs="Arial"/>
+                <w:color w:val="000000"/>
+                <w:sz w:val="18"/>
+                <w:szCs w:val="18"/>
+                <w:lang w:val="en-GB"/>
               </w:rPr>
               <w:t>8180.6</w:t>
             </w:r>
@@ -33022,14 +32891,16 @@
                 <w:color w:val="000000"/>
                 <w:sz w:val="18"/>
                 <w:szCs w:val="18"/>
-              </w:rPr>
-            </w:pPr>
-            <w:r>
-              <w:rPr>
-                <w:rFonts w:ascii="Arial" w:eastAsia="Times New Roman" w:hAnsi="Arial" w:cs="Arial"/>
-                <w:color w:val="000000"/>
-                <w:sz w:val="18"/>
-                <w:szCs w:val="18"/>
+                <w:lang w:val="en-GB"/>
+              </w:rPr>
+            </w:pPr>
+            <w:r>
+              <w:rPr>
+                <w:rFonts w:ascii="Arial" w:eastAsia="Times New Roman" w:hAnsi="Arial" w:cs="Arial"/>
+                <w:color w:val="000000"/>
+                <w:sz w:val="18"/>
+                <w:szCs w:val="18"/>
+                <w:lang w:val="en-GB"/>
               </w:rPr>
               <w:t>Cash Deposit</w:t>
             </w:r>
@@ -33058,14 +32929,16 @@
                 <w:color w:val="000000"/>
                 <w:sz w:val="18"/>
                 <w:szCs w:val="18"/>
-              </w:rPr>
-            </w:pPr>
-            <w:r>
-              <w:rPr>
-                <w:rFonts w:ascii="Arial" w:eastAsia="Times New Roman" w:hAnsi="Arial" w:cs="Arial"/>
-                <w:color w:val="000000"/>
-                <w:sz w:val="18"/>
-                <w:szCs w:val="18"/>
+                <w:lang w:val="en-GB"/>
+              </w:rPr>
+            </w:pPr>
+            <w:r>
+              <w:rPr>
+                <w:rFonts w:ascii="Arial" w:eastAsia="Times New Roman" w:hAnsi="Arial" w:cs="Arial"/>
+                <w:color w:val="000000"/>
+                <w:sz w:val="18"/>
+                <w:szCs w:val="18"/>
+                <w:lang w:val="en-GB"/>
               </w:rPr>
               <w:t>1</w:t>
             </w:r>
@@ -33093,14 +32966,16 @@
                 <w:color w:val="000000"/>
                 <w:sz w:val="18"/>
                 <w:szCs w:val="18"/>
-              </w:rPr>
-            </w:pPr>
-            <w:r>
-              <w:rPr>
-                <w:rFonts w:ascii="Arial" w:eastAsia="Times New Roman" w:hAnsi="Arial" w:cs="Arial"/>
-                <w:color w:val="000000"/>
-                <w:sz w:val="18"/>
-                <w:szCs w:val="18"/>
+                <w:lang w:val="en-GB"/>
+              </w:rPr>
+            </w:pPr>
+            <w:r>
+              <w:rPr>
+                <w:rFonts w:ascii="Arial" w:eastAsia="Times New Roman" w:hAnsi="Arial" w:cs="Arial"/>
+                <w:color w:val="000000"/>
+                <w:sz w:val="18"/>
+                <w:szCs w:val="18"/>
+                <w:lang w:val="en-GB"/>
               </w:rPr>
               <w:t>Nigeria</w:t>
             </w:r>
@@ -33128,14 +33003,16 @@
                 <w:color w:val="000000"/>
                 <w:sz w:val="18"/>
                 <w:szCs w:val="18"/>
-              </w:rPr>
-            </w:pPr>
-            <w:r>
-              <w:rPr>
-                <w:rFonts w:ascii="Arial" w:eastAsia="Times New Roman" w:hAnsi="Arial" w:cs="Arial"/>
-                <w:color w:val="000000"/>
-                <w:sz w:val="18"/>
-                <w:szCs w:val="18"/>
+                <w:lang w:val="en-GB"/>
+              </w:rPr>
+            </w:pPr>
+            <w:r>
+              <w:rPr>
+                <w:rFonts w:ascii="Arial" w:eastAsia="Times New Roman" w:hAnsi="Arial" w:cs="Arial"/>
+                <w:color w:val="000000"/>
+                <w:sz w:val="18"/>
+                <w:szCs w:val="18"/>
+                <w:lang w:val="en-GB"/>
               </w:rPr>
               <w:t>High</w:t>
             </w:r>
@@ -33163,14 +33040,16 @@
                 <w:color w:val="000000"/>
                 <w:sz w:val="18"/>
                 <w:szCs w:val="18"/>
-              </w:rPr>
-            </w:pPr>
-            <w:r>
-              <w:rPr>
-                <w:rFonts w:ascii="Arial" w:eastAsia="Times New Roman" w:hAnsi="Arial" w:cs="Arial"/>
-                <w:color w:val="000000"/>
-                <w:sz w:val="18"/>
-                <w:szCs w:val="18"/>
+                <w:lang w:val="en-GB"/>
+              </w:rPr>
+            </w:pPr>
+            <w:r>
+              <w:rPr>
+                <w:rFonts w:ascii="Arial" w:eastAsia="Times New Roman" w:hAnsi="Arial" w:cs="Arial"/>
+                <w:color w:val="000000"/>
+                <w:sz w:val="18"/>
+                <w:szCs w:val="18"/>
+                <w:lang w:val="en-GB"/>
               </w:rPr>
               <w:t>High-Risk Country Tx</w:t>
             </w:r>
@@ -33203,14 +33082,16 @@
                 <w:color w:val="000000"/>
                 <w:sz w:val="18"/>
                 <w:szCs w:val="18"/>
-              </w:rPr>
-            </w:pPr>
-            <w:r>
-              <w:rPr>
-                <w:rFonts w:ascii="Arial" w:eastAsia="Times New Roman" w:hAnsi="Arial" w:cs="Arial"/>
-                <w:color w:val="000000"/>
-                <w:sz w:val="18"/>
-                <w:szCs w:val="18"/>
+                <w:lang w:val="en-GB"/>
+              </w:rPr>
+            </w:pPr>
+            <w:r>
+              <w:rPr>
+                <w:rFonts w:ascii="Arial" w:eastAsia="Times New Roman" w:hAnsi="Arial" w:cs="Arial"/>
+                <w:color w:val="000000"/>
+                <w:sz w:val="18"/>
+                <w:szCs w:val="18"/>
+                <w:lang w:val="en-GB"/>
               </w:rPr>
               <w:t>C001</w:t>
             </w:r>
@@ -33238,14 +33119,16 @@
                 <w:color w:val="000000"/>
                 <w:sz w:val="18"/>
                 <w:szCs w:val="18"/>
-              </w:rPr>
-            </w:pPr>
-            <w:r>
-              <w:rPr>
-                <w:rFonts w:ascii="Arial" w:eastAsia="Times New Roman" w:hAnsi="Arial" w:cs="Arial"/>
-                <w:color w:val="000000"/>
-                <w:sz w:val="18"/>
-                <w:szCs w:val="18"/>
+                <w:lang w:val="en-GB"/>
+              </w:rPr>
+            </w:pPr>
+            <w:r>
+              <w:rPr>
+                <w:rFonts w:ascii="Arial" w:eastAsia="Times New Roman" w:hAnsi="Arial" w:cs="Arial"/>
+                <w:color w:val="000000"/>
+                <w:sz w:val="18"/>
+                <w:szCs w:val="18"/>
+                <w:lang w:val="en-GB"/>
               </w:rPr>
               <w:t>A033</w:t>
             </w:r>
@@ -33273,14 +33156,16 @@
                 <w:color w:val="000000"/>
                 <w:sz w:val="18"/>
                 <w:szCs w:val="18"/>
-              </w:rPr>
-            </w:pPr>
-            <w:r>
-              <w:rPr>
-                <w:rFonts w:ascii="Arial" w:eastAsia="Times New Roman" w:hAnsi="Arial" w:cs="Arial"/>
-                <w:color w:val="000000"/>
-                <w:sz w:val="18"/>
-                <w:szCs w:val="18"/>
+                <w:lang w:val="en-GB"/>
+              </w:rPr>
+            </w:pPr>
+            <w:r>
+              <w:rPr>
+                <w:rFonts w:ascii="Arial" w:eastAsia="Times New Roman" w:hAnsi="Arial" w:cs="Arial"/>
+                <w:color w:val="000000"/>
+                <w:sz w:val="18"/>
+                <w:szCs w:val="18"/>
+                <w:lang w:val="en-GB"/>
               </w:rPr>
               <w:t>Customer_1</w:t>
             </w:r>
@@ -33308,14 +33193,16 @@
                 <w:color w:val="000000"/>
                 <w:sz w:val="18"/>
                 <w:szCs w:val="18"/>
-              </w:rPr>
-            </w:pPr>
-            <w:r>
-              <w:rPr>
-                <w:rFonts w:ascii="Arial" w:eastAsia="Times New Roman" w:hAnsi="Arial" w:cs="Arial"/>
-                <w:color w:val="000000"/>
-                <w:sz w:val="18"/>
-                <w:szCs w:val="18"/>
+                <w:lang w:val="en-GB"/>
+              </w:rPr>
+            </w:pPr>
+            <w:r>
+              <w:rPr>
+                <w:rFonts w:ascii="Arial" w:eastAsia="Times New Roman" w:hAnsi="Arial" w:cs="Arial"/>
+                <w:color w:val="000000"/>
+                <w:sz w:val="18"/>
+                <w:szCs w:val="18"/>
+                <w:lang w:val="en-GB"/>
               </w:rPr>
               <w:t>Low</w:t>
             </w:r>
@@ -33344,14 +33231,16 @@
                 <w:color w:val="000000"/>
                 <w:sz w:val="18"/>
                 <w:szCs w:val="18"/>
-              </w:rPr>
-            </w:pPr>
-            <w:r>
-              <w:rPr>
-                <w:rFonts w:ascii="Arial" w:eastAsia="Times New Roman" w:hAnsi="Arial" w:cs="Arial"/>
-                <w:color w:val="000000"/>
-                <w:sz w:val="18"/>
-                <w:szCs w:val="18"/>
+                <w:lang w:val="en-GB"/>
+              </w:rPr>
+            </w:pPr>
+            <w:r>
+              <w:rPr>
+                <w:rFonts w:ascii="Arial" w:eastAsia="Times New Roman" w:hAnsi="Arial" w:cs="Arial"/>
+                <w:color w:val="000000"/>
+                <w:sz w:val="18"/>
+                <w:szCs w:val="18"/>
+                <w:lang w:val="en-GB"/>
               </w:rPr>
               <w:t>2023-07-03</w:t>
             </w:r>
@@ -33380,14 +33269,16 @@
                 <w:color w:val="000000"/>
                 <w:sz w:val="18"/>
                 <w:szCs w:val="18"/>
-              </w:rPr>
-            </w:pPr>
-            <w:r>
-              <w:rPr>
-                <w:rFonts w:ascii="Arial" w:eastAsia="Times New Roman" w:hAnsi="Arial" w:cs="Arial"/>
-                <w:color w:val="000000"/>
-                <w:sz w:val="18"/>
-                <w:szCs w:val="18"/>
+                <w:lang w:val="en-GB"/>
+              </w:rPr>
+            </w:pPr>
+            <w:r>
+              <w:rPr>
+                <w:rFonts w:ascii="Arial" w:eastAsia="Times New Roman" w:hAnsi="Arial" w:cs="Arial"/>
+                <w:color w:val="000000"/>
+                <w:sz w:val="18"/>
+                <w:szCs w:val="18"/>
+                <w:lang w:val="en-GB"/>
               </w:rPr>
               <w:t>16052.51</w:t>
             </w:r>
@@ -33415,14 +33306,16 @@
                 <w:color w:val="000000"/>
                 <w:sz w:val="18"/>
                 <w:szCs w:val="18"/>
-              </w:rPr>
-            </w:pPr>
-            <w:r>
-              <w:rPr>
-                <w:rFonts w:ascii="Arial" w:eastAsia="Times New Roman" w:hAnsi="Arial" w:cs="Arial"/>
-                <w:color w:val="000000"/>
-                <w:sz w:val="18"/>
-                <w:szCs w:val="18"/>
+                <w:lang w:val="en-GB"/>
+              </w:rPr>
+            </w:pPr>
+            <w:r>
+              <w:rPr>
+                <w:rFonts w:ascii="Arial" w:eastAsia="Times New Roman" w:hAnsi="Arial" w:cs="Arial"/>
+                <w:color w:val="000000"/>
+                <w:sz w:val="18"/>
+                <w:szCs w:val="18"/>
+                <w:lang w:val="en-GB"/>
               </w:rPr>
               <w:t>Cash Withdrawal</w:t>
             </w:r>
@@ -33451,14 +33344,16 @@
                 <w:color w:val="000000"/>
                 <w:sz w:val="18"/>
                 <w:szCs w:val="18"/>
-              </w:rPr>
-            </w:pPr>
-            <w:r>
-              <w:rPr>
-                <w:rFonts w:ascii="Arial" w:eastAsia="Times New Roman" w:hAnsi="Arial" w:cs="Arial"/>
-                <w:color w:val="000000"/>
-                <w:sz w:val="18"/>
-                <w:szCs w:val="18"/>
+                <w:lang w:val="en-GB"/>
+              </w:rPr>
+            </w:pPr>
+            <w:r>
+              <w:rPr>
+                <w:rFonts w:ascii="Arial" w:eastAsia="Times New Roman" w:hAnsi="Arial" w:cs="Arial"/>
+                <w:color w:val="000000"/>
+                <w:sz w:val="18"/>
+                <w:szCs w:val="18"/>
+                <w:lang w:val="en-GB"/>
               </w:rPr>
               <w:t>1</w:t>
             </w:r>
@@ -33486,14 +33381,16 @@
                 <w:color w:val="000000"/>
                 <w:sz w:val="18"/>
                 <w:szCs w:val="18"/>
-              </w:rPr>
-            </w:pPr>
-            <w:r>
-              <w:rPr>
-                <w:rFonts w:ascii="Arial" w:eastAsia="Times New Roman" w:hAnsi="Arial" w:cs="Arial"/>
-                <w:color w:val="000000"/>
-                <w:sz w:val="18"/>
-                <w:szCs w:val="18"/>
+                <w:lang w:val="en-GB"/>
+              </w:rPr>
+            </w:pPr>
+            <w:r>
+              <w:rPr>
+                <w:rFonts w:ascii="Arial" w:eastAsia="Times New Roman" w:hAnsi="Arial" w:cs="Arial"/>
+                <w:color w:val="000000"/>
+                <w:sz w:val="18"/>
+                <w:szCs w:val="18"/>
+                <w:lang w:val="en-GB"/>
               </w:rPr>
               <w:t>Russia</w:t>
             </w:r>
@@ -33521,14 +33418,16 @@
                 <w:color w:val="000000"/>
                 <w:sz w:val="18"/>
                 <w:szCs w:val="18"/>
-              </w:rPr>
-            </w:pPr>
-            <w:r>
-              <w:rPr>
-                <w:rFonts w:ascii="Arial" w:eastAsia="Times New Roman" w:hAnsi="Arial" w:cs="Arial"/>
-                <w:color w:val="000000"/>
-                <w:sz w:val="18"/>
-                <w:szCs w:val="18"/>
+                <w:lang w:val="en-GB"/>
+              </w:rPr>
+            </w:pPr>
+            <w:r>
+              <w:rPr>
+                <w:rFonts w:ascii="Arial" w:eastAsia="Times New Roman" w:hAnsi="Arial" w:cs="Arial"/>
+                <w:color w:val="000000"/>
+                <w:sz w:val="18"/>
+                <w:szCs w:val="18"/>
+                <w:lang w:val="en-GB"/>
               </w:rPr>
               <w:t>High</w:t>
             </w:r>
@@ -33556,14 +33455,16 @@
                 <w:color w:val="000000"/>
                 <w:sz w:val="18"/>
                 <w:szCs w:val="18"/>
-              </w:rPr>
-            </w:pPr>
-            <w:r>
-              <w:rPr>
-                <w:rFonts w:ascii="Arial" w:eastAsia="Times New Roman" w:hAnsi="Arial" w:cs="Arial"/>
-                <w:color w:val="000000"/>
-                <w:sz w:val="18"/>
-                <w:szCs w:val="18"/>
+                <w:lang w:val="en-GB"/>
+              </w:rPr>
+            </w:pPr>
+            <w:r>
+              <w:rPr>
+                <w:rFonts w:ascii="Arial" w:eastAsia="Times New Roman" w:hAnsi="Arial" w:cs="Arial"/>
+                <w:color w:val="000000"/>
+                <w:sz w:val="18"/>
+                <w:szCs w:val="18"/>
+                <w:lang w:val="en-GB"/>
               </w:rPr>
               <w:t>High-Risk Country Tx</w:t>
             </w:r>
@@ -33596,14 +33497,16 @@
                 <w:color w:val="000000"/>
                 <w:sz w:val="18"/>
                 <w:szCs w:val="18"/>
-              </w:rPr>
-            </w:pPr>
-            <w:r>
-              <w:rPr>
-                <w:rFonts w:ascii="Arial" w:eastAsia="Times New Roman" w:hAnsi="Arial" w:cs="Arial"/>
-                <w:color w:val="000000"/>
-                <w:sz w:val="18"/>
-                <w:szCs w:val="18"/>
+                <w:lang w:val="en-GB"/>
+              </w:rPr>
+            </w:pPr>
+            <w:r>
+              <w:rPr>
+                <w:rFonts w:ascii="Arial" w:eastAsia="Times New Roman" w:hAnsi="Arial" w:cs="Arial"/>
+                <w:color w:val="000000"/>
+                <w:sz w:val="18"/>
+                <w:szCs w:val="18"/>
+                <w:lang w:val="en-GB"/>
               </w:rPr>
               <w:t>C003</w:t>
             </w:r>
@@ -33631,14 +33534,16 @@
                 <w:color w:val="000000"/>
                 <w:sz w:val="18"/>
                 <w:szCs w:val="18"/>
-              </w:rPr>
-            </w:pPr>
-            <w:r>
-              <w:rPr>
-                <w:rFonts w:ascii="Arial" w:eastAsia="Times New Roman" w:hAnsi="Arial" w:cs="Arial"/>
-                <w:color w:val="000000"/>
-                <w:sz w:val="18"/>
-                <w:szCs w:val="18"/>
+                <w:lang w:val="en-GB"/>
+              </w:rPr>
+            </w:pPr>
+            <w:r>
+              <w:rPr>
+                <w:rFonts w:ascii="Arial" w:eastAsia="Times New Roman" w:hAnsi="Arial" w:cs="Arial"/>
+                <w:color w:val="000000"/>
+                <w:sz w:val="18"/>
+                <w:szCs w:val="18"/>
+                <w:lang w:val="en-GB"/>
               </w:rPr>
               <w:t>A011</w:t>
             </w:r>
@@ -33666,14 +33571,16 @@
                 <w:color w:val="000000"/>
                 <w:sz w:val="18"/>
                 <w:szCs w:val="18"/>
-              </w:rPr>
-            </w:pPr>
-            <w:r>
-              <w:rPr>
-                <w:rFonts w:ascii="Arial" w:eastAsia="Times New Roman" w:hAnsi="Arial" w:cs="Arial"/>
-                <w:color w:val="000000"/>
-                <w:sz w:val="18"/>
-                <w:szCs w:val="18"/>
+                <w:lang w:val="en-GB"/>
+              </w:rPr>
+            </w:pPr>
+            <w:r>
+              <w:rPr>
+                <w:rFonts w:ascii="Arial" w:eastAsia="Times New Roman" w:hAnsi="Arial" w:cs="Arial"/>
+                <w:color w:val="000000"/>
+                <w:sz w:val="18"/>
+                <w:szCs w:val="18"/>
+                <w:lang w:val="en-GB"/>
               </w:rPr>
               <w:t>Customer_3</w:t>
             </w:r>
@@ -33701,14 +33608,16 @@
                 <w:color w:val="000000"/>
                 <w:sz w:val="18"/>
                 <w:szCs w:val="18"/>
-              </w:rPr>
-            </w:pPr>
-            <w:r>
-              <w:rPr>
-                <w:rFonts w:ascii="Arial" w:eastAsia="Times New Roman" w:hAnsi="Arial" w:cs="Arial"/>
-                <w:color w:val="000000"/>
-                <w:sz w:val="18"/>
-                <w:szCs w:val="18"/>
+                <w:lang w:val="en-GB"/>
+              </w:rPr>
+            </w:pPr>
+            <w:r>
+              <w:rPr>
+                <w:rFonts w:ascii="Arial" w:eastAsia="Times New Roman" w:hAnsi="Arial" w:cs="Arial"/>
+                <w:color w:val="000000"/>
+                <w:sz w:val="18"/>
+                <w:szCs w:val="18"/>
+                <w:lang w:val="en-GB"/>
               </w:rPr>
               <w:t>Medium</w:t>
             </w:r>
@@ -33737,14 +33646,16 @@
                 <w:color w:val="000000"/>
                 <w:sz w:val="18"/>
                 <w:szCs w:val="18"/>
-              </w:rPr>
-            </w:pPr>
-            <w:r>
-              <w:rPr>
-                <w:rFonts w:ascii="Arial" w:eastAsia="Times New Roman" w:hAnsi="Arial" w:cs="Arial"/>
-                <w:color w:val="000000"/>
-                <w:sz w:val="18"/>
-                <w:szCs w:val="18"/>
+                <w:lang w:val="en-GB"/>
+              </w:rPr>
+            </w:pPr>
+            <w:r>
+              <w:rPr>
+                <w:rFonts w:ascii="Arial" w:eastAsia="Times New Roman" w:hAnsi="Arial" w:cs="Arial"/>
+                <w:color w:val="000000"/>
+                <w:sz w:val="18"/>
+                <w:szCs w:val="18"/>
+                <w:lang w:val="en-GB"/>
               </w:rPr>
               <w:t>2024-09-05</w:t>
             </w:r>
@@ -33773,14 +33684,16 @@
                 <w:color w:val="000000"/>
                 <w:sz w:val="18"/>
                 <w:szCs w:val="18"/>
-              </w:rPr>
-            </w:pPr>
-            <w:r>
-              <w:rPr>
-                <w:rFonts w:ascii="Arial" w:eastAsia="Times New Roman" w:hAnsi="Arial" w:cs="Arial"/>
-                <w:color w:val="000000"/>
-                <w:sz w:val="18"/>
-                <w:szCs w:val="18"/>
+                <w:lang w:val="en-GB"/>
+              </w:rPr>
+            </w:pPr>
+            <w:r>
+              <w:rPr>
+                <w:rFonts w:ascii="Arial" w:eastAsia="Times New Roman" w:hAnsi="Arial" w:cs="Arial"/>
+                <w:color w:val="000000"/>
+                <w:sz w:val="18"/>
+                <w:szCs w:val="18"/>
+                <w:lang w:val="en-GB"/>
               </w:rPr>
               <w:t>12736.07</w:t>
             </w:r>
@@ -33808,14 +33721,16 @@
                 <w:color w:val="000000"/>
                 <w:sz w:val="18"/>
                 <w:szCs w:val="18"/>
-              </w:rPr>
-            </w:pPr>
-            <w:r>
-              <w:rPr>
-                <w:rFonts w:ascii="Arial" w:eastAsia="Times New Roman" w:hAnsi="Arial" w:cs="Arial"/>
-                <w:color w:val="000000"/>
-                <w:sz w:val="18"/>
-                <w:szCs w:val="18"/>
+                <w:lang w:val="en-GB"/>
+              </w:rPr>
+            </w:pPr>
+            <w:r>
+              <w:rPr>
+                <w:rFonts w:ascii="Arial" w:eastAsia="Times New Roman" w:hAnsi="Arial" w:cs="Arial"/>
+                <w:color w:val="000000"/>
+                <w:sz w:val="18"/>
+                <w:szCs w:val="18"/>
+                <w:lang w:val="en-GB"/>
               </w:rPr>
               <w:t>Cash Withdrawal</w:t>
             </w:r>
@@ -33844,14 +33759,16 @@
                 <w:color w:val="000000"/>
                 <w:sz w:val="18"/>
                 <w:szCs w:val="18"/>
-              </w:rPr>
-            </w:pPr>
-            <w:r>
-              <w:rPr>
-                <w:rFonts w:ascii="Arial" w:eastAsia="Times New Roman" w:hAnsi="Arial" w:cs="Arial"/>
-                <w:color w:val="000000"/>
-                <w:sz w:val="18"/>
-                <w:szCs w:val="18"/>
+                <w:lang w:val="en-GB"/>
+              </w:rPr>
+            </w:pPr>
+            <w:r>
+              <w:rPr>
+                <w:rFonts w:ascii="Arial" w:eastAsia="Times New Roman" w:hAnsi="Arial" w:cs="Arial"/>
+                <w:color w:val="000000"/>
+                <w:sz w:val="18"/>
+                <w:szCs w:val="18"/>
+                <w:lang w:val="en-GB"/>
               </w:rPr>
               <w:t>1</w:t>
             </w:r>
@@ -33879,14 +33796,16 @@
                 <w:color w:val="000000"/>
                 <w:sz w:val="18"/>
                 <w:szCs w:val="18"/>
-              </w:rPr>
-            </w:pPr>
-            <w:r>
-              <w:rPr>
-                <w:rFonts w:ascii="Arial" w:eastAsia="Times New Roman" w:hAnsi="Arial" w:cs="Arial"/>
-                <w:color w:val="000000"/>
-                <w:sz w:val="18"/>
-                <w:szCs w:val="18"/>
+                <w:lang w:val="en-GB"/>
+              </w:rPr>
+            </w:pPr>
+            <w:r>
+              <w:rPr>
+                <w:rFonts w:ascii="Arial" w:eastAsia="Times New Roman" w:hAnsi="Arial" w:cs="Arial"/>
+                <w:color w:val="000000"/>
+                <w:sz w:val="18"/>
+                <w:szCs w:val="18"/>
+                <w:lang w:val="en-GB"/>
               </w:rPr>
               <w:t>Nigeria</w:t>
             </w:r>
@@ -33914,14 +33833,16 @@
                 <w:color w:val="000000"/>
                 <w:sz w:val="18"/>
                 <w:szCs w:val="18"/>
-              </w:rPr>
-            </w:pPr>
-            <w:r>
-              <w:rPr>
-                <w:rFonts w:ascii="Arial" w:eastAsia="Times New Roman" w:hAnsi="Arial" w:cs="Arial"/>
-                <w:color w:val="000000"/>
-                <w:sz w:val="18"/>
-                <w:szCs w:val="18"/>
+                <w:lang w:val="en-GB"/>
+              </w:rPr>
+            </w:pPr>
+            <w:r>
+              <w:rPr>
+                <w:rFonts w:ascii="Arial" w:eastAsia="Times New Roman" w:hAnsi="Arial" w:cs="Arial"/>
+                <w:color w:val="000000"/>
+                <w:sz w:val="18"/>
+                <w:szCs w:val="18"/>
+                <w:lang w:val="en-GB"/>
               </w:rPr>
               <w:t>High</w:t>
             </w:r>
@@ -33949,14 +33870,16 @@
                 <w:color w:val="000000"/>
                 <w:sz w:val="18"/>
                 <w:szCs w:val="18"/>
-              </w:rPr>
-            </w:pPr>
-            <w:r>
-              <w:rPr>
-                <w:rFonts w:ascii="Arial" w:eastAsia="Times New Roman" w:hAnsi="Arial" w:cs="Arial"/>
-                <w:color w:val="000000"/>
-                <w:sz w:val="18"/>
-                <w:szCs w:val="18"/>
+                <w:lang w:val="en-GB"/>
+              </w:rPr>
+            </w:pPr>
+            <w:r>
+              <w:rPr>
+                <w:rFonts w:ascii="Arial" w:eastAsia="Times New Roman" w:hAnsi="Arial" w:cs="Arial"/>
+                <w:color w:val="000000"/>
+                <w:sz w:val="18"/>
+                <w:szCs w:val="18"/>
+                <w:lang w:val="en-GB"/>
               </w:rPr>
               <w:t>High-Risk Country Tx</w:t>
             </w:r>
@@ -33989,14 +33912,16 @@
                 <w:color w:val="000000"/>
                 <w:sz w:val="18"/>
                 <w:szCs w:val="18"/>
-              </w:rPr>
-            </w:pPr>
-            <w:r>
-              <w:rPr>
-                <w:rFonts w:ascii="Arial" w:eastAsia="Times New Roman" w:hAnsi="Arial" w:cs="Arial"/>
-                <w:color w:val="000000"/>
-                <w:sz w:val="18"/>
-                <w:szCs w:val="18"/>
+                <w:lang w:val="en-GB"/>
+              </w:rPr>
+            </w:pPr>
+            <w:r>
+              <w:rPr>
+                <w:rFonts w:ascii="Arial" w:eastAsia="Times New Roman" w:hAnsi="Arial" w:cs="Arial"/>
+                <w:color w:val="000000"/>
+                <w:sz w:val="18"/>
+                <w:szCs w:val="18"/>
+                <w:lang w:val="en-GB"/>
               </w:rPr>
               <w:t>C005</w:t>
             </w:r>
@@ -34024,14 +33949,16 @@
                 <w:color w:val="000000"/>
                 <w:sz w:val="18"/>
                 <w:szCs w:val="18"/>
-              </w:rPr>
-            </w:pPr>
-            <w:r>
-              <w:rPr>
-                <w:rFonts w:ascii="Arial" w:eastAsia="Times New Roman" w:hAnsi="Arial" w:cs="Arial"/>
-                <w:color w:val="000000"/>
-                <w:sz w:val="18"/>
-                <w:szCs w:val="18"/>
+                <w:lang w:val="en-GB"/>
+              </w:rPr>
+            </w:pPr>
+            <w:r>
+              <w:rPr>
+                <w:rFonts w:ascii="Arial" w:eastAsia="Times New Roman" w:hAnsi="Arial" w:cs="Arial"/>
+                <w:color w:val="000000"/>
+                <w:sz w:val="18"/>
+                <w:szCs w:val="18"/>
+                <w:lang w:val="en-GB"/>
               </w:rPr>
               <w:t>A073</w:t>
             </w:r>
@@ -34059,14 +33986,16 @@
                 <w:color w:val="000000"/>
                 <w:sz w:val="18"/>
                 <w:szCs w:val="18"/>
-              </w:rPr>
-            </w:pPr>
-            <w:r>
-              <w:rPr>
-                <w:rFonts w:ascii="Arial" w:eastAsia="Times New Roman" w:hAnsi="Arial" w:cs="Arial"/>
-                <w:color w:val="000000"/>
-                <w:sz w:val="18"/>
-                <w:szCs w:val="18"/>
+                <w:lang w:val="en-GB"/>
+              </w:rPr>
+            </w:pPr>
+            <w:r>
+              <w:rPr>
+                <w:rFonts w:ascii="Arial" w:eastAsia="Times New Roman" w:hAnsi="Arial" w:cs="Arial"/>
+                <w:color w:val="000000"/>
+                <w:sz w:val="18"/>
+                <w:szCs w:val="18"/>
+                <w:lang w:val="en-GB"/>
               </w:rPr>
               <w:t>Customer_5</w:t>
             </w:r>
@@ -34094,14 +34023,16 @@
                 <w:color w:val="000000"/>
                 <w:sz w:val="18"/>
                 <w:szCs w:val="18"/>
-              </w:rPr>
-            </w:pPr>
-            <w:r>
-              <w:rPr>
-                <w:rFonts w:ascii="Arial" w:eastAsia="Times New Roman" w:hAnsi="Arial" w:cs="Arial"/>
-                <w:color w:val="000000"/>
-                <w:sz w:val="18"/>
-                <w:szCs w:val="18"/>
+                <w:lang w:val="en-GB"/>
+              </w:rPr>
+            </w:pPr>
+            <w:r>
+              <w:rPr>
+                <w:rFonts w:ascii="Arial" w:eastAsia="Times New Roman" w:hAnsi="Arial" w:cs="Arial"/>
+                <w:color w:val="000000"/>
+                <w:sz w:val="18"/>
+                <w:szCs w:val="18"/>
+                <w:lang w:val="en-GB"/>
               </w:rPr>
               <w:t>Low</w:t>
             </w:r>
@@ -34130,14 +34061,16 @@
                 <w:color w:val="000000"/>
                 <w:sz w:val="18"/>
                 <w:szCs w:val="18"/>
-              </w:rPr>
-            </w:pPr>
-            <w:r>
-              <w:rPr>
-                <w:rFonts w:ascii="Arial" w:eastAsia="Times New Roman" w:hAnsi="Arial" w:cs="Arial"/>
-                <w:color w:val="000000"/>
-                <w:sz w:val="18"/>
-                <w:szCs w:val="18"/>
+                <w:lang w:val="en-GB"/>
+              </w:rPr>
+            </w:pPr>
+            <w:r>
+              <w:rPr>
+                <w:rFonts w:ascii="Arial" w:eastAsia="Times New Roman" w:hAnsi="Arial" w:cs="Arial"/>
+                <w:color w:val="000000"/>
+                <w:sz w:val="18"/>
+                <w:szCs w:val="18"/>
+                <w:lang w:val="en-GB"/>
               </w:rPr>
               <w:t>2024-07-11</w:t>
             </w:r>
@@ -34166,14 +34099,16 @@
                 <w:color w:val="000000"/>
                 <w:sz w:val="18"/>
                 <w:szCs w:val="18"/>
-              </w:rPr>
-            </w:pPr>
-            <w:r>
-              <w:rPr>
-                <w:rFonts w:ascii="Arial" w:eastAsia="Times New Roman" w:hAnsi="Arial" w:cs="Arial"/>
-                <w:color w:val="000000"/>
-                <w:sz w:val="18"/>
-                <w:szCs w:val="18"/>
+                <w:lang w:val="en-GB"/>
+              </w:rPr>
+            </w:pPr>
+            <w:r>
+              <w:rPr>
+                <w:rFonts w:ascii="Arial" w:eastAsia="Times New Roman" w:hAnsi="Arial" w:cs="Arial"/>
+                <w:color w:val="000000"/>
+                <w:sz w:val="18"/>
+                <w:szCs w:val="18"/>
+                <w:lang w:val="en-GB"/>
               </w:rPr>
               <w:t>6608.16</w:t>
             </w:r>
@@ -34201,14 +34136,16 @@
                 <w:color w:val="000000"/>
                 <w:sz w:val="18"/>
                 <w:szCs w:val="18"/>
-              </w:rPr>
-            </w:pPr>
-            <w:r>
-              <w:rPr>
-                <w:rFonts w:ascii="Arial" w:eastAsia="Times New Roman" w:hAnsi="Arial" w:cs="Arial"/>
-                <w:color w:val="000000"/>
-                <w:sz w:val="18"/>
-                <w:szCs w:val="18"/>
+                <w:lang w:val="en-GB"/>
+              </w:rPr>
+            </w:pPr>
+            <w:r>
+              <w:rPr>
+                <w:rFonts w:ascii="Arial" w:eastAsia="Times New Roman" w:hAnsi="Arial" w:cs="Arial"/>
+                <w:color w:val="000000"/>
+                <w:sz w:val="18"/>
+                <w:szCs w:val="18"/>
+                <w:lang w:val="en-GB"/>
               </w:rPr>
               <w:t>Cash Withdrawal</w:t>
             </w:r>
@@ -34237,14 +34174,16 @@
                 <w:color w:val="000000"/>
                 <w:sz w:val="18"/>
                 <w:szCs w:val="18"/>
-              </w:rPr>
-            </w:pPr>
-            <w:r>
-              <w:rPr>
-                <w:rFonts w:ascii="Arial" w:eastAsia="Times New Roman" w:hAnsi="Arial" w:cs="Arial"/>
-                <w:color w:val="000000"/>
-                <w:sz w:val="18"/>
-                <w:szCs w:val="18"/>
+                <w:lang w:val="en-GB"/>
+              </w:rPr>
+            </w:pPr>
+            <w:r>
+              <w:rPr>
+                <w:rFonts w:ascii="Arial" w:eastAsia="Times New Roman" w:hAnsi="Arial" w:cs="Arial"/>
+                <w:color w:val="000000"/>
+                <w:sz w:val="18"/>
+                <w:szCs w:val="18"/>
+                <w:lang w:val="en-GB"/>
               </w:rPr>
               <w:t>1</w:t>
             </w:r>
@@ -34272,14 +34211,16 @@
                 <w:color w:val="000000"/>
                 <w:sz w:val="18"/>
                 <w:szCs w:val="18"/>
-              </w:rPr>
-            </w:pPr>
-            <w:r>
-              <w:rPr>
-                <w:rFonts w:ascii="Arial" w:eastAsia="Times New Roman" w:hAnsi="Arial" w:cs="Arial"/>
-                <w:color w:val="000000"/>
-                <w:sz w:val="18"/>
-                <w:szCs w:val="18"/>
+                <w:lang w:val="en-GB"/>
+              </w:rPr>
+            </w:pPr>
+            <w:r>
+              <w:rPr>
+                <w:rFonts w:ascii="Arial" w:eastAsia="Times New Roman" w:hAnsi="Arial" w:cs="Arial"/>
+                <w:color w:val="000000"/>
+                <w:sz w:val="18"/>
+                <w:szCs w:val="18"/>
+                <w:lang w:val="en-GB"/>
               </w:rPr>
               <w:t>Nigeria</w:t>
             </w:r>
@@ -34307,14 +34248,16 @@
                 <w:color w:val="000000"/>
                 <w:sz w:val="18"/>
                 <w:szCs w:val="18"/>
-              </w:rPr>
-            </w:pPr>
-            <w:r>
-              <w:rPr>
-                <w:rFonts w:ascii="Arial" w:eastAsia="Times New Roman" w:hAnsi="Arial" w:cs="Arial"/>
-                <w:color w:val="000000"/>
-                <w:sz w:val="18"/>
-                <w:szCs w:val="18"/>
+                <w:lang w:val="en-GB"/>
+              </w:rPr>
+            </w:pPr>
+            <w:r>
+              <w:rPr>
+                <w:rFonts w:ascii="Arial" w:eastAsia="Times New Roman" w:hAnsi="Arial" w:cs="Arial"/>
+                <w:color w:val="000000"/>
+                <w:sz w:val="18"/>
+                <w:szCs w:val="18"/>
+                <w:lang w:val="en-GB"/>
               </w:rPr>
               <w:t>High</w:t>
             </w:r>
@@ -34342,14 +34285,16 @@
                 <w:color w:val="000000"/>
                 <w:sz w:val="18"/>
                 <w:szCs w:val="18"/>
-              </w:rPr>
-            </w:pPr>
-            <w:r>
-              <w:rPr>
-                <w:rFonts w:ascii="Arial" w:eastAsia="Times New Roman" w:hAnsi="Arial" w:cs="Arial"/>
-                <w:color w:val="000000"/>
-                <w:sz w:val="18"/>
-                <w:szCs w:val="18"/>
+                <w:lang w:val="en-GB"/>
+              </w:rPr>
+            </w:pPr>
+            <w:r>
+              <w:rPr>
+                <w:rFonts w:ascii="Arial" w:eastAsia="Times New Roman" w:hAnsi="Arial" w:cs="Arial"/>
+                <w:color w:val="000000"/>
+                <w:sz w:val="18"/>
+                <w:szCs w:val="18"/>
+                <w:lang w:val="en-GB"/>
               </w:rPr>
               <w:t>High-Risk Country Tx</w:t>
             </w:r>
@@ -34382,14 +34327,16 @@
                 <w:color w:val="000000"/>
                 <w:sz w:val="18"/>
                 <w:szCs w:val="18"/>
-              </w:rPr>
-            </w:pPr>
-            <w:r>
-              <w:rPr>
-                <w:rFonts w:ascii="Arial" w:eastAsia="Times New Roman" w:hAnsi="Arial" w:cs="Arial"/>
-                <w:color w:val="000000"/>
-                <w:sz w:val="18"/>
-                <w:szCs w:val="18"/>
+                <w:lang w:val="en-GB"/>
+              </w:rPr>
+            </w:pPr>
+            <w:r>
+              <w:rPr>
+                <w:rFonts w:ascii="Arial" w:eastAsia="Times New Roman" w:hAnsi="Arial" w:cs="Arial"/>
+                <w:color w:val="000000"/>
+                <w:sz w:val="18"/>
+                <w:szCs w:val="18"/>
+                <w:lang w:val="en-GB"/>
               </w:rPr>
               <w:t>C006</w:t>
             </w:r>
@@ -34417,14 +34364,16 @@
                 <w:color w:val="000000"/>
                 <w:sz w:val="18"/>
                 <w:szCs w:val="18"/>
-              </w:rPr>
-            </w:pPr>
-            <w:r>
-              <w:rPr>
-                <w:rFonts w:ascii="Arial" w:eastAsia="Times New Roman" w:hAnsi="Arial" w:cs="Arial"/>
-                <w:color w:val="000000"/>
-                <w:sz w:val="18"/>
-                <w:szCs w:val="18"/>
+                <w:lang w:val="en-GB"/>
+              </w:rPr>
+            </w:pPr>
+            <w:r>
+              <w:rPr>
+                <w:rFonts w:ascii="Arial" w:eastAsia="Times New Roman" w:hAnsi="Arial" w:cs="Arial"/>
+                <w:color w:val="000000"/>
+                <w:sz w:val="18"/>
+                <w:szCs w:val="18"/>
+                <w:lang w:val="en-GB"/>
               </w:rPr>
               <w:t>A062</w:t>
             </w:r>
@@ -34452,14 +34401,16 @@
                 <w:color w:val="000000"/>
                 <w:sz w:val="18"/>
                 <w:szCs w:val="18"/>
-              </w:rPr>
-            </w:pPr>
-            <w:r>
-              <w:rPr>
-                <w:rFonts w:ascii="Arial" w:eastAsia="Times New Roman" w:hAnsi="Arial" w:cs="Arial"/>
-                <w:color w:val="000000"/>
-                <w:sz w:val="18"/>
-                <w:szCs w:val="18"/>
+                <w:lang w:val="en-GB"/>
+              </w:rPr>
+            </w:pPr>
+            <w:r>
+              <w:rPr>
+                <w:rFonts w:ascii="Arial" w:eastAsia="Times New Roman" w:hAnsi="Arial" w:cs="Arial"/>
+                <w:color w:val="000000"/>
+                <w:sz w:val="18"/>
+                <w:szCs w:val="18"/>
+                <w:lang w:val="en-GB"/>
               </w:rPr>
               <w:t>Customer_6</w:t>
             </w:r>
@@ -34487,14 +34438,16 @@
                 <w:color w:val="000000"/>
                 <w:sz w:val="18"/>
                 <w:szCs w:val="18"/>
-              </w:rPr>
-            </w:pPr>
-            <w:r>
-              <w:rPr>
-                <w:rFonts w:ascii="Arial" w:eastAsia="Times New Roman" w:hAnsi="Arial" w:cs="Arial"/>
-                <w:color w:val="000000"/>
-                <w:sz w:val="18"/>
-                <w:szCs w:val="18"/>
+                <w:lang w:val="en-GB"/>
+              </w:rPr>
+            </w:pPr>
+            <w:r>
+              <w:rPr>
+                <w:rFonts w:ascii="Arial" w:eastAsia="Times New Roman" w:hAnsi="Arial" w:cs="Arial"/>
+                <w:color w:val="000000"/>
+                <w:sz w:val="18"/>
+                <w:szCs w:val="18"/>
+                <w:lang w:val="en-GB"/>
               </w:rPr>
               <w:t>Low</w:t>
             </w:r>
@@ -34523,14 +34476,16 @@
                 <w:color w:val="000000"/>
                 <w:sz w:val="18"/>
                 <w:szCs w:val="18"/>
-              </w:rPr>
-            </w:pPr>
-            <w:r>
-              <w:rPr>
-                <w:rFonts w:ascii="Arial" w:eastAsia="Times New Roman" w:hAnsi="Arial" w:cs="Arial"/>
-                <w:color w:val="000000"/>
-                <w:sz w:val="18"/>
-                <w:szCs w:val="18"/>
+                <w:lang w:val="en-GB"/>
+              </w:rPr>
+            </w:pPr>
+            <w:r>
+              <w:rPr>
+                <w:rFonts w:ascii="Arial" w:eastAsia="Times New Roman" w:hAnsi="Arial" w:cs="Arial"/>
+                <w:color w:val="000000"/>
+                <w:sz w:val="18"/>
+                <w:szCs w:val="18"/>
+                <w:lang w:val="en-GB"/>
               </w:rPr>
               <w:t>2025-03-03</w:t>
             </w:r>
@@ -34559,14 +34514,16 @@
                 <w:color w:val="000000"/>
                 <w:sz w:val="18"/>
                 <w:szCs w:val="18"/>
-              </w:rPr>
-            </w:pPr>
-            <w:r>
-              <w:rPr>
-                <w:rFonts w:ascii="Arial" w:eastAsia="Times New Roman" w:hAnsi="Arial" w:cs="Arial"/>
-                <w:color w:val="000000"/>
-                <w:sz w:val="18"/>
-                <w:szCs w:val="18"/>
+                <w:lang w:val="en-GB"/>
+              </w:rPr>
+            </w:pPr>
+            <w:r>
+              <w:rPr>
+                <w:rFonts w:ascii="Arial" w:eastAsia="Times New Roman" w:hAnsi="Arial" w:cs="Arial"/>
+                <w:color w:val="000000"/>
+                <w:sz w:val="18"/>
+                <w:szCs w:val="18"/>
+                <w:lang w:val="en-GB"/>
               </w:rPr>
               <w:t>6473.77</w:t>
             </w:r>
@@ -34594,14 +34551,16 @@
                 <w:color w:val="000000"/>
                 <w:sz w:val="18"/>
                 <w:szCs w:val="18"/>
-              </w:rPr>
-            </w:pPr>
-            <w:r>
-              <w:rPr>
-                <w:rFonts w:ascii="Arial" w:eastAsia="Times New Roman" w:hAnsi="Arial" w:cs="Arial"/>
-                <w:color w:val="000000"/>
-                <w:sz w:val="18"/>
-                <w:szCs w:val="18"/>
+                <w:lang w:val="en-GB"/>
+              </w:rPr>
+            </w:pPr>
+            <w:r>
+              <w:rPr>
+                <w:rFonts w:ascii="Arial" w:eastAsia="Times New Roman" w:hAnsi="Arial" w:cs="Arial"/>
+                <w:color w:val="000000"/>
+                <w:sz w:val="18"/>
+                <w:szCs w:val="18"/>
+                <w:lang w:val="en-GB"/>
               </w:rPr>
               <w:t>Wire Transfer</w:t>
             </w:r>
@@ -34630,14 +34589,16 @@
                 <w:color w:val="000000"/>
                 <w:sz w:val="18"/>
                 <w:szCs w:val="18"/>
-              </w:rPr>
-            </w:pPr>
-            <w:r>
-              <w:rPr>
-                <w:rFonts w:ascii="Arial" w:eastAsia="Times New Roman" w:hAnsi="Arial" w:cs="Arial"/>
-                <w:color w:val="000000"/>
-                <w:sz w:val="18"/>
-                <w:szCs w:val="18"/>
+                <w:lang w:val="en-GB"/>
+              </w:rPr>
+            </w:pPr>
+            <w:r>
+              <w:rPr>
+                <w:rFonts w:ascii="Arial" w:eastAsia="Times New Roman" w:hAnsi="Arial" w:cs="Arial"/>
+                <w:color w:val="000000"/>
+                <w:sz w:val="18"/>
+                <w:szCs w:val="18"/>
+                <w:lang w:val="en-GB"/>
               </w:rPr>
               <w:t>0</w:t>
             </w:r>
@@ -34665,14 +34626,16 @@
                 <w:color w:val="000000"/>
                 <w:sz w:val="18"/>
                 <w:szCs w:val="18"/>
-              </w:rPr>
-            </w:pPr>
-            <w:r>
-              <w:rPr>
-                <w:rFonts w:ascii="Arial" w:eastAsia="Times New Roman" w:hAnsi="Arial" w:cs="Arial"/>
-                <w:color w:val="000000"/>
-                <w:sz w:val="18"/>
-                <w:szCs w:val="18"/>
+                <w:lang w:val="en-GB"/>
+              </w:rPr>
+            </w:pPr>
+            <w:r>
+              <w:rPr>
+                <w:rFonts w:ascii="Arial" w:eastAsia="Times New Roman" w:hAnsi="Arial" w:cs="Arial"/>
+                <w:color w:val="000000"/>
+                <w:sz w:val="18"/>
+                <w:szCs w:val="18"/>
+                <w:lang w:val="en-GB"/>
               </w:rPr>
               <w:t>Nigeria</w:t>
             </w:r>
@@ -34700,14 +34663,16 @@
                 <w:color w:val="000000"/>
                 <w:sz w:val="18"/>
                 <w:szCs w:val="18"/>
-              </w:rPr>
-            </w:pPr>
-            <w:r>
-              <w:rPr>
-                <w:rFonts w:ascii="Arial" w:eastAsia="Times New Roman" w:hAnsi="Arial" w:cs="Arial"/>
-                <w:color w:val="000000"/>
-                <w:sz w:val="18"/>
-                <w:szCs w:val="18"/>
+                <w:lang w:val="en-GB"/>
+              </w:rPr>
+            </w:pPr>
+            <w:r>
+              <w:rPr>
+                <w:rFonts w:ascii="Arial" w:eastAsia="Times New Roman" w:hAnsi="Arial" w:cs="Arial"/>
+                <w:color w:val="000000"/>
+                <w:sz w:val="18"/>
+                <w:szCs w:val="18"/>
+                <w:lang w:val="en-GB"/>
               </w:rPr>
               <w:t>High</w:t>
             </w:r>
@@ -34735,14 +34700,16 @@
                 <w:color w:val="000000"/>
                 <w:sz w:val="18"/>
                 <w:szCs w:val="18"/>
-              </w:rPr>
-            </w:pPr>
-            <w:r>
-              <w:rPr>
-                <w:rFonts w:ascii="Arial" w:eastAsia="Times New Roman" w:hAnsi="Arial" w:cs="Arial"/>
-                <w:color w:val="000000"/>
-                <w:sz w:val="18"/>
-                <w:szCs w:val="18"/>
+                <w:lang w:val="en-GB"/>
+              </w:rPr>
+            </w:pPr>
+            <w:r>
+              <w:rPr>
+                <w:rFonts w:ascii="Arial" w:eastAsia="Times New Roman" w:hAnsi="Arial" w:cs="Arial"/>
+                <w:color w:val="000000"/>
+                <w:sz w:val="18"/>
+                <w:szCs w:val="18"/>
+                <w:lang w:val="en-GB"/>
               </w:rPr>
               <w:t>High-Risk Country Tx</w:t>
             </w:r>
@@ -34775,14 +34742,16 @@
                 <w:color w:val="000000"/>
                 <w:sz w:val="18"/>
                 <w:szCs w:val="18"/>
-              </w:rPr>
-            </w:pPr>
-            <w:r>
-              <w:rPr>
-                <w:rFonts w:ascii="Arial" w:eastAsia="Times New Roman" w:hAnsi="Arial" w:cs="Arial"/>
-                <w:color w:val="000000"/>
-                <w:sz w:val="18"/>
-                <w:szCs w:val="18"/>
+                <w:lang w:val="en-GB"/>
+              </w:rPr>
+            </w:pPr>
+            <w:r>
+              <w:rPr>
+                <w:rFonts w:ascii="Arial" w:eastAsia="Times New Roman" w:hAnsi="Arial" w:cs="Arial"/>
+                <w:color w:val="000000"/>
+                <w:sz w:val="18"/>
+                <w:szCs w:val="18"/>
+                <w:lang w:val="en-GB"/>
               </w:rPr>
               <w:t>C007</w:t>
             </w:r>
@@ -34810,14 +34779,16 @@
                 <w:color w:val="000000"/>
                 <w:sz w:val="18"/>
                 <w:szCs w:val="18"/>
-              </w:rPr>
-            </w:pPr>
-            <w:r>
-              <w:rPr>
-                <w:rFonts w:ascii="Arial" w:eastAsia="Times New Roman" w:hAnsi="Arial" w:cs="Arial"/>
-                <w:color w:val="000000"/>
-                <w:sz w:val="18"/>
-                <w:szCs w:val="18"/>
+                <w:lang w:val="en-GB"/>
+              </w:rPr>
+            </w:pPr>
+            <w:r>
+              <w:rPr>
+                <w:rFonts w:ascii="Arial" w:eastAsia="Times New Roman" w:hAnsi="Arial" w:cs="Arial"/>
+                <w:color w:val="000000"/>
+                <w:sz w:val="18"/>
+                <w:szCs w:val="18"/>
+                <w:lang w:val="en-GB"/>
               </w:rPr>
               <w:t>A060</w:t>
             </w:r>
@@ -34845,14 +34816,16 @@
                 <w:color w:val="000000"/>
                 <w:sz w:val="18"/>
                 <w:szCs w:val="18"/>
-              </w:rPr>
-            </w:pPr>
-            <w:r>
-              <w:rPr>
-                <w:rFonts w:ascii="Arial" w:eastAsia="Times New Roman" w:hAnsi="Arial" w:cs="Arial"/>
-                <w:color w:val="000000"/>
-                <w:sz w:val="18"/>
-                <w:szCs w:val="18"/>
+                <w:lang w:val="en-GB"/>
+              </w:rPr>
+            </w:pPr>
+            <w:r>
+              <w:rPr>
+                <w:rFonts w:ascii="Arial" w:eastAsia="Times New Roman" w:hAnsi="Arial" w:cs="Arial"/>
+                <w:color w:val="000000"/>
+                <w:sz w:val="18"/>
+                <w:szCs w:val="18"/>
+                <w:lang w:val="en-GB"/>
               </w:rPr>
               <w:t>Customer_7</w:t>
             </w:r>
@@ -34880,14 +34853,16 @@
                 <w:color w:val="000000"/>
                 <w:sz w:val="18"/>
                 <w:szCs w:val="18"/>
-              </w:rPr>
-            </w:pPr>
-            <w:r>
-              <w:rPr>
-                <w:rFonts w:ascii="Arial" w:eastAsia="Times New Roman" w:hAnsi="Arial" w:cs="Arial"/>
-                <w:color w:val="000000"/>
-                <w:sz w:val="18"/>
-                <w:szCs w:val="18"/>
+                <w:lang w:val="en-GB"/>
+              </w:rPr>
+            </w:pPr>
+            <w:r>
+              <w:rPr>
+                <w:rFonts w:ascii="Arial" w:eastAsia="Times New Roman" w:hAnsi="Arial" w:cs="Arial"/>
+                <w:color w:val="000000"/>
+                <w:sz w:val="18"/>
+                <w:szCs w:val="18"/>
+                <w:lang w:val="en-GB"/>
               </w:rPr>
               <w:t>Low</w:t>
             </w:r>
@@ -34916,14 +34891,16 @@
                 <w:color w:val="000000"/>
                 <w:sz w:val="18"/>
                 <w:szCs w:val="18"/>
-              </w:rPr>
-            </w:pPr>
-            <w:r>
-              <w:rPr>
-                <w:rFonts w:ascii="Arial" w:eastAsia="Times New Roman" w:hAnsi="Arial" w:cs="Arial"/>
-                <w:color w:val="000000"/>
-                <w:sz w:val="18"/>
-                <w:szCs w:val="18"/>
+                <w:lang w:val="en-GB"/>
+              </w:rPr>
+            </w:pPr>
+            <w:r>
+              <w:rPr>
+                <w:rFonts w:ascii="Arial" w:eastAsia="Times New Roman" w:hAnsi="Arial" w:cs="Arial"/>
+                <w:color w:val="000000"/>
+                <w:sz w:val="18"/>
+                <w:szCs w:val="18"/>
+                <w:lang w:val="en-GB"/>
               </w:rPr>
               <w:t>2022-08-21</w:t>
             </w:r>
@@ -34952,14 +34929,16 @@
                 <w:color w:val="000000"/>
                 <w:sz w:val="18"/>
                 <w:szCs w:val="18"/>
-              </w:rPr>
-            </w:pPr>
-            <w:r>
-              <w:rPr>
-                <w:rFonts w:ascii="Arial" w:eastAsia="Times New Roman" w:hAnsi="Arial" w:cs="Arial"/>
-                <w:color w:val="000000"/>
-                <w:sz w:val="18"/>
-                <w:szCs w:val="18"/>
+                <w:lang w:val="en-GB"/>
+              </w:rPr>
+            </w:pPr>
+            <w:r>
+              <w:rPr>
+                <w:rFonts w:ascii="Arial" w:eastAsia="Times New Roman" w:hAnsi="Arial" w:cs="Arial"/>
+                <w:color w:val="000000"/>
+                <w:sz w:val="18"/>
+                <w:szCs w:val="18"/>
+                <w:lang w:val="en-GB"/>
               </w:rPr>
               <w:t>6554.49</w:t>
             </w:r>
@@ -34987,14 +34966,16 @@
                 <w:color w:val="000000"/>
                 <w:sz w:val="18"/>
                 <w:szCs w:val="18"/>
-              </w:rPr>
-            </w:pPr>
-            <w:r>
-              <w:rPr>
-                <w:rFonts w:ascii="Arial" w:eastAsia="Times New Roman" w:hAnsi="Arial" w:cs="Arial"/>
-                <w:color w:val="000000"/>
-                <w:sz w:val="18"/>
-                <w:szCs w:val="18"/>
+                <w:lang w:val="en-GB"/>
+              </w:rPr>
+            </w:pPr>
+            <w:r>
+              <w:rPr>
+                <w:rFonts w:ascii="Arial" w:eastAsia="Times New Roman" w:hAnsi="Arial" w:cs="Arial"/>
+                <w:color w:val="000000"/>
+                <w:sz w:val="18"/>
+                <w:szCs w:val="18"/>
+                <w:lang w:val="en-GB"/>
               </w:rPr>
               <w:t>Wire Transfer</w:t>
             </w:r>
@@ -35023,14 +35004,16 @@
                 <w:color w:val="000000"/>
                 <w:sz w:val="18"/>
                 <w:szCs w:val="18"/>
-              </w:rPr>
-            </w:pPr>
-            <w:r>
-              <w:rPr>
-                <w:rFonts w:ascii="Arial" w:eastAsia="Times New Roman" w:hAnsi="Arial" w:cs="Arial"/>
-                <w:color w:val="000000"/>
-                <w:sz w:val="18"/>
-                <w:szCs w:val="18"/>
+                <w:lang w:val="en-GB"/>
+              </w:rPr>
+            </w:pPr>
+            <w:r>
+              <w:rPr>
+                <w:rFonts w:ascii="Arial" w:eastAsia="Times New Roman" w:hAnsi="Arial" w:cs="Arial"/>
+                <w:color w:val="000000"/>
+                <w:sz w:val="18"/>
+                <w:szCs w:val="18"/>
+                <w:lang w:val="en-GB"/>
               </w:rPr>
               <w:t>0</w:t>
             </w:r>
@@ -35058,14 +35041,16 @@
                 <w:color w:val="000000"/>
                 <w:sz w:val="18"/>
                 <w:szCs w:val="18"/>
-              </w:rPr>
-            </w:pPr>
-            <w:r>
-              <w:rPr>
-                <w:rFonts w:ascii="Arial" w:eastAsia="Times New Roman" w:hAnsi="Arial" w:cs="Arial"/>
-                <w:color w:val="000000"/>
-                <w:sz w:val="18"/>
-                <w:szCs w:val="18"/>
+                <w:lang w:val="en-GB"/>
+              </w:rPr>
+            </w:pPr>
+            <w:r>
+              <w:rPr>
+                <w:rFonts w:ascii="Arial" w:eastAsia="Times New Roman" w:hAnsi="Arial" w:cs="Arial"/>
+                <w:color w:val="000000"/>
+                <w:sz w:val="18"/>
+                <w:szCs w:val="18"/>
+                <w:lang w:val="en-GB"/>
               </w:rPr>
               <w:t>Russia</w:t>
             </w:r>
@@ -35093,14 +35078,16 @@
                 <w:color w:val="000000"/>
                 <w:sz w:val="18"/>
                 <w:szCs w:val="18"/>
-              </w:rPr>
-            </w:pPr>
-            <w:r>
-              <w:rPr>
-                <w:rFonts w:ascii="Arial" w:eastAsia="Times New Roman" w:hAnsi="Arial" w:cs="Arial"/>
-                <w:color w:val="000000"/>
-                <w:sz w:val="18"/>
-                <w:szCs w:val="18"/>
+                <w:lang w:val="en-GB"/>
+              </w:rPr>
+            </w:pPr>
+            <w:r>
+              <w:rPr>
+                <w:rFonts w:ascii="Arial" w:eastAsia="Times New Roman" w:hAnsi="Arial" w:cs="Arial"/>
+                <w:color w:val="000000"/>
+                <w:sz w:val="18"/>
+                <w:szCs w:val="18"/>
+                <w:lang w:val="en-GB"/>
               </w:rPr>
               <w:t>High</w:t>
             </w:r>
@@ -35128,14 +35115,16 @@
                 <w:color w:val="000000"/>
                 <w:sz w:val="18"/>
                 <w:szCs w:val="18"/>
-              </w:rPr>
-            </w:pPr>
-            <w:r>
-              <w:rPr>
-                <w:rFonts w:ascii="Arial" w:eastAsia="Times New Roman" w:hAnsi="Arial" w:cs="Arial"/>
-                <w:color w:val="000000"/>
-                <w:sz w:val="18"/>
-                <w:szCs w:val="18"/>
+                <w:lang w:val="en-GB"/>
+              </w:rPr>
+            </w:pPr>
+            <w:r>
+              <w:rPr>
+                <w:rFonts w:ascii="Arial" w:eastAsia="Times New Roman" w:hAnsi="Arial" w:cs="Arial"/>
+                <w:color w:val="000000"/>
+                <w:sz w:val="18"/>
+                <w:szCs w:val="18"/>
+                <w:lang w:val="en-GB"/>
               </w:rPr>
               <w:t>High-Risk Country Tx</w:t>
             </w:r>
@@ -35168,14 +35157,16 @@
                 <w:color w:val="000000"/>
                 <w:sz w:val="18"/>
                 <w:szCs w:val="18"/>
-              </w:rPr>
-            </w:pPr>
-            <w:r>
-              <w:rPr>
-                <w:rFonts w:ascii="Arial" w:eastAsia="Times New Roman" w:hAnsi="Arial" w:cs="Arial"/>
-                <w:color w:val="000000"/>
-                <w:sz w:val="18"/>
-                <w:szCs w:val="18"/>
+                <w:lang w:val="en-GB"/>
+              </w:rPr>
+            </w:pPr>
+            <w:r>
+              <w:rPr>
+                <w:rFonts w:ascii="Arial" w:eastAsia="Times New Roman" w:hAnsi="Arial" w:cs="Arial"/>
+                <w:color w:val="000000"/>
+                <w:sz w:val="18"/>
+                <w:szCs w:val="18"/>
+                <w:lang w:val="en-GB"/>
               </w:rPr>
               <w:t>C008</w:t>
             </w:r>
@@ -35203,14 +35194,16 @@
                 <w:color w:val="000000"/>
                 <w:sz w:val="18"/>
                 <w:szCs w:val="18"/>
-              </w:rPr>
-            </w:pPr>
-            <w:r>
-              <w:rPr>
-                <w:rFonts w:ascii="Arial" w:eastAsia="Times New Roman" w:hAnsi="Arial" w:cs="Arial"/>
-                <w:color w:val="000000"/>
-                <w:sz w:val="18"/>
-                <w:szCs w:val="18"/>
+                <w:lang w:val="en-GB"/>
+              </w:rPr>
+            </w:pPr>
+            <w:r>
+              <w:rPr>
+                <w:rFonts w:ascii="Arial" w:eastAsia="Times New Roman" w:hAnsi="Arial" w:cs="Arial"/>
+                <w:color w:val="000000"/>
+                <w:sz w:val="18"/>
+                <w:szCs w:val="18"/>
+                <w:lang w:val="en-GB"/>
               </w:rPr>
               <w:t>A001</w:t>
             </w:r>
@@ -35238,14 +35231,16 @@
                 <w:color w:val="000000"/>
                 <w:sz w:val="18"/>
                 <w:szCs w:val="18"/>
-              </w:rPr>
-            </w:pPr>
-            <w:r>
-              <w:rPr>
-                <w:rFonts w:ascii="Arial" w:eastAsia="Times New Roman" w:hAnsi="Arial" w:cs="Arial"/>
-                <w:color w:val="000000"/>
-                <w:sz w:val="18"/>
-                <w:szCs w:val="18"/>
+                <w:lang w:val="en-GB"/>
+              </w:rPr>
+            </w:pPr>
+            <w:r>
+              <w:rPr>
+                <w:rFonts w:ascii="Arial" w:eastAsia="Times New Roman" w:hAnsi="Arial" w:cs="Arial"/>
+                <w:color w:val="000000"/>
+                <w:sz w:val="18"/>
+                <w:szCs w:val="18"/>
+                <w:lang w:val="en-GB"/>
               </w:rPr>
               <w:t>Customer_8</w:t>
             </w:r>
@@ -35273,14 +35268,16 @@
                 <w:color w:val="000000"/>
                 <w:sz w:val="18"/>
                 <w:szCs w:val="18"/>
-              </w:rPr>
-            </w:pPr>
-            <w:r>
-              <w:rPr>
-                <w:rFonts w:ascii="Arial" w:eastAsia="Times New Roman" w:hAnsi="Arial" w:cs="Arial"/>
-                <w:color w:val="000000"/>
-                <w:sz w:val="18"/>
-                <w:szCs w:val="18"/>
+                <w:lang w:val="en-GB"/>
+              </w:rPr>
+            </w:pPr>
+            <w:r>
+              <w:rPr>
+                <w:rFonts w:ascii="Arial" w:eastAsia="Times New Roman" w:hAnsi="Arial" w:cs="Arial"/>
+                <w:color w:val="000000"/>
+                <w:sz w:val="18"/>
+                <w:szCs w:val="18"/>
+                <w:lang w:val="en-GB"/>
               </w:rPr>
               <w:t>High</w:t>
             </w:r>
@@ -35309,14 +35306,16 @@
                 <w:color w:val="000000"/>
                 <w:sz w:val="18"/>
                 <w:szCs w:val="18"/>
-              </w:rPr>
-            </w:pPr>
-            <w:r>
-              <w:rPr>
-                <w:rFonts w:ascii="Arial" w:eastAsia="Times New Roman" w:hAnsi="Arial" w:cs="Arial"/>
-                <w:color w:val="000000"/>
-                <w:sz w:val="18"/>
-                <w:szCs w:val="18"/>
+                <w:lang w:val="en-GB"/>
+              </w:rPr>
+            </w:pPr>
+            <w:r>
+              <w:rPr>
+                <w:rFonts w:ascii="Arial" w:eastAsia="Times New Roman" w:hAnsi="Arial" w:cs="Arial"/>
+                <w:color w:val="000000"/>
+                <w:sz w:val="18"/>
+                <w:szCs w:val="18"/>
+                <w:lang w:val="en-GB"/>
               </w:rPr>
               <w:t>2024-09-11</w:t>
             </w:r>
@@ -35345,14 +35344,16 @@
                 <w:color w:val="000000"/>
                 <w:sz w:val="18"/>
                 <w:szCs w:val="18"/>
-              </w:rPr>
-            </w:pPr>
-            <w:r>
-              <w:rPr>
-                <w:rFonts w:ascii="Arial" w:eastAsia="Times New Roman" w:hAnsi="Arial" w:cs="Arial"/>
-                <w:color w:val="000000"/>
-                <w:sz w:val="18"/>
-                <w:szCs w:val="18"/>
+                <w:lang w:val="en-GB"/>
+              </w:rPr>
+            </w:pPr>
+            <w:r>
+              <w:rPr>
+                <w:rFonts w:ascii="Arial" w:eastAsia="Times New Roman" w:hAnsi="Arial" w:cs="Arial"/>
+                <w:color w:val="000000"/>
+                <w:sz w:val="18"/>
+                <w:szCs w:val="18"/>
+                <w:lang w:val="en-GB"/>
               </w:rPr>
               <w:t>109067.52</w:t>
             </w:r>
@@ -35380,14 +35381,16 @@
                 <w:color w:val="000000"/>
                 <w:sz w:val="18"/>
                 <w:szCs w:val="18"/>
-              </w:rPr>
-            </w:pPr>
-            <w:r>
-              <w:rPr>
-                <w:rFonts w:ascii="Arial" w:eastAsia="Times New Roman" w:hAnsi="Arial" w:cs="Arial"/>
-                <w:color w:val="000000"/>
-                <w:sz w:val="18"/>
-                <w:szCs w:val="18"/>
+                <w:lang w:val="en-GB"/>
+              </w:rPr>
+            </w:pPr>
+            <w:r>
+              <w:rPr>
+                <w:rFonts w:ascii="Arial" w:eastAsia="Times New Roman" w:hAnsi="Arial" w:cs="Arial"/>
+                <w:color w:val="000000"/>
+                <w:sz w:val="18"/>
+                <w:szCs w:val="18"/>
+                <w:lang w:val="en-GB"/>
               </w:rPr>
               <w:t>Cash Withdrawal</w:t>
             </w:r>
@@ -35416,14 +35419,16 @@
                 <w:color w:val="000000"/>
                 <w:sz w:val="18"/>
                 <w:szCs w:val="18"/>
-              </w:rPr>
-            </w:pPr>
-            <w:r>
-              <w:rPr>
-                <w:rFonts w:ascii="Arial" w:eastAsia="Times New Roman" w:hAnsi="Arial" w:cs="Arial"/>
-                <w:color w:val="000000"/>
-                <w:sz w:val="18"/>
-                <w:szCs w:val="18"/>
+                <w:lang w:val="en-GB"/>
+              </w:rPr>
+            </w:pPr>
+            <w:r>
+              <w:rPr>
+                <w:rFonts w:ascii="Arial" w:eastAsia="Times New Roman" w:hAnsi="Arial" w:cs="Arial"/>
+                <w:color w:val="000000"/>
+                <w:sz w:val="18"/>
+                <w:szCs w:val="18"/>
+                <w:lang w:val="en-GB"/>
               </w:rPr>
               <w:t>1</w:t>
             </w:r>
@@ -35451,14 +35456,16 @@
                 <w:color w:val="000000"/>
                 <w:sz w:val="18"/>
                 <w:szCs w:val="18"/>
-              </w:rPr>
-            </w:pPr>
-            <w:r>
-              <w:rPr>
-                <w:rFonts w:ascii="Arial" w:eastAsia="Times New Roman" w:hAnsi="Arial" w:cs="Arial"/>
-                <w:color w:val="000000"/>
-                <w:sz w:val="18"/>
-                <w:szCs w:val="18"/>
+                <w:lang w:val="en-GB"/>
+              </w:rPr>
+            </w:pPr>
+            <w:r>
+              <w:rPr>
+                <w:rFonts w:ascii="Arial" w:eastAsia="Times New Roman" w:hAnsi="Arial" w:cs="Arial"/>
+                <w:color w:val="000000"/>
+                <w:sz w:val="18"/>
+                <w:szCs w:val="18"/>
+                <w:lang w:val="en-GB"/>
               </w:rPr>
               <w:t>Russia</w:t>
             </w:r>
@@ -35486,14 +35493,16 @@
                 <w:color w:val="000000"/>
                 <w:sz w:val="18"/>
                 <w:szCs w:val="18"/>
-              </w:rPr>
-            </w:pPr>
-            <w:r>
-              <w:rPr>
-                <w:rFonts w:ascii="Arial" w:eastAsia="Times New Roman" w:hAnsi="Arial" w:cs="Arial"/>
-                <w:color w:val="000000"/>
-                <w:sz w:val="18"/>
-                <w:szCs w:val="18"/>
+                <w:lang w:val="en-GB"/>
+              </w:rPr>
+            </w:pPr>
+            <w:r>
+              <w:rPr>
+                <w:rFonts w:ascii="Arial" w:eastAsia="Times New Roman" w:hAnsi="Arial" w:cs="Arial"/>
+                <w:color w:val="000000"/>
+                <w:sz w:val="18"/>
+                <w:szCs w:val="18"/>
+                <w:lang w:val="en-GB"/>
               </w:rPr>
               <w:t>High</w:t>
             </w:r>
@@ -35521,14 +35530,16 @@
                 <w:color w:val="000000"/>
                 <w:sz w:val="18"/>
                 <w:szCs w:val="18"/>
-              </w:rPr>
-            </w:pPr>
-            <w:r>
-              <w:rPr>
-                <w:rFonts w:ascii="Arial" w:eastAsia="Times New Roman" w:hAnsi="Arial" w:cs="Arial"/>
-                <w:color w:val="000000"/>
-                <w:sz w:val="18"/>
-                <w:szCs w:val="18"/>
+                <w:lang w:val="en-GB"/>
+              </w:rPr>
+            </w:pPr>
+            <w:r>
+              <w:rPr>
+                <w:rFonts w:ascii="Arial" w:eastAsia="Times New Roman" w:hAnsi="Arial" w:cs="Arial"/>
+                <w:color w:val="000000"/>
+                <w:sz w:val="18"/>
+                <w:szCs w:val="18"/>
+                <w:lang w:val="en-GB"/>
               </w:rPr>
               <w:t>High-Risk Country Tx</w:t>
             </w:r>
@@ -35561,14 +35572,16 @@
                 <w:color w:val="000000"/>
                 <w:sz w:val="18"/>
                 <w:szCs w:val="18"/>
-              </w:rPr>
-            </w:pPr>
-            <w:r>
-              <w:rPr>
-                <w:rFonts w:ascii="Arial" w:eastAsia="Times New Roman" w:hAnsi="Arial" w:cs="Arial"/>
-                <w:color w:val="000000"/>
-                <w:sz w:val="18"/>
-                <w:szCs w:val="18"/>
+                <w:lang w:val="en-GB"/>
+              </w:rPr>
+            </w:pPr>
+            <w:r>
+              <w:rPr>
+                <w:rFonts w:ascii="Arial" w:eastAsia="Times New Roman" w:hAnsi="Arial" w:cs="Arial"/>
+                <w:color w:val="000000"/>
+                <w:sz w:val="18"/>
+                <w:szCs w:val="18"/>
+                <w:lang w:val="en-GB"/>
               </w:rPr>
               <w:t>C009</w:t>
             </w:r>
@@ -35596,14 +35609,16 @@
                 <w:color w:val="000000"/>
                 <w:sz w:val="18"/>
                 <w:szCs w:val="18"/>
-              </w:rPr>
-            </w:pPr>
-            <w:r>
-              <w:rPr>
-                <w:rFonts w:ascii="Arial" w:eastAsia="Times New Roman" w:hAnsi="Arial" w:cs="Arial"/>
-                <w:color w:val="000000"/>
-                <w:sz w:val="18"/>
-                <w:szCs w:val="18"/>
+                <w:lang w:val="en-GB"/>
+              </w:rPr>
+            </w:pPr>
+            <w:r>
+              <w:rPr>
+                <w:rFonts w:ascii="Arial" w:eastAsia="Times New Roman" w:hAnsi="Arial" w:cs="Arial"/>
+                <w:color w:val="000000"/>
+                <w:sz w:val="18"/>
+                <w:szCs w:val="18"/>
+                <w:lang w:val="en-GB"/>
               </w:rPr>
               <w:t>A069</w:t>
             </w:r>
@@ -35631,14 +35646,16 @@
                 <w:color w:val="000000"/>
                 <w:sz w:val="18"/>
                 <w:szCs w:val="18"/>
-              </w:rPr>
-            </w:pPr>
-            <w:r>
-              <w:rPr>
-                <w:rFonts w:ascii="Arial" w:eastAsia="Times New Roman" w:hAnsi="Arial" w:cs="Arial"/>
-                <w:color w:val="000000"/>
-                <w:sz w:val="18"/>
-                <w:szCs w:val="18"/>
+                <w:lang w:val="en-GB"/>
+              </w:rPr>
+            </w:pPr>
+            <w:r>
+              <w:rPr>
+                <w:rFonts w:ascii="Arial" w:eastAsia="Times New Roman" w:hAnsi="Arial" w:cs="Arial"/>
+                <w:color w:val="000000"/>
+                <w:sz w:val="18"/>
+                <w:szCs w:val="18"/>
+                <w:lang w:val="en-GB"/>
               </w:rPr>
               <w:t>Customer_9</w:t>
             </w:r>
@@ -35666,14 +35683,16 @@
                 <w:color w:val="000000"/>
                 <w:sz w:val="18"/>
                 <w:szCs w:val="18"/>
-              </w:rPr>
-            </w:pPr>
-            <w:r>
-              <w:rPr>
-                <w:rFonts w:ascii="Arial" w:eastAsia="Times New Roman" w:hAnsi="Arial" w:cs="Arial"/>
-                <w:color w:val="000000"/>
-                <w:sz w:val="18"/>
-                <w:szCs w:val="18"/>
+                <w:lang w:val="en-GB"/>
+              </w:rPr>
+            </w:pPr>
+            <w:r>
+              <w:rPr>
+                <w:rFonts w:ascii="Arial" w:eastAsia="Times New Roman" w:hAnsi="Arial" w:cs="Arial"/>
+                <w:color w:val="000000"/>
+                <w:sz w:val="18"/>
+                <w:szCs w:val="18"/>
+                <w:lang w:val="en-GB"/>
               </w:rPr>
               <w:t>Low</w:t>
             </w:r>
@@ -35702,14 +35721,16 @@
                 <w:color w:val="000000"/>
                 <w:sz w:val="18"/>
                 <w:szCs w:val="18"/>
-              </w:rPr>
-            </w:pPr>
-            <w:r>
-              <w:rPr>
-                <w:rFonts w:ascii="Arial" w:eastAsia="Times New Roman" w:hAnsi="Arial" w:cs="Arial"/>
-                <w:color w:val="000000"/>
-                <w:sz w:val="18"/>
-                <w:szCs w:val="18"/>
+                <w:lang w:val="en-GB"/>
+              </w:rPr>
+            </w:pPr>
+            <w:r>
+              <w:rPr>
+                <w:rFonts w:ascii="Arial" w:eastAsia="Times New Roman" w:hAnsi="Arial" w:cs="Arial"/>
+                <w:color w:val="000000"/>
+                <w:sz w:val="18"/>
+                <w:szCs w:val="18"/>
+                <w:lang w:val="en-GB"/>
               </w:rPr>
               <w:t>2025-07-12</w:t>
             </w:r>
@@ -35738,14 +35759,16 @@
                 <w:color w:val="000000"/>
                 <w:sz w:val="18"/>
                 <w:szCs w:val="18"/>
-              </w:rPr>
-            </w:pPr>
-            <w:r>
-              <w:rPr>
-                <w:rFonts w:ascii="Arial" w:eastAsia="Times New Roman" w:hAnsi="Arial" w:cs="Arial"/>
-                <w:color w:val="000000"/>
-                <w:sz w:val="18"/>
-                <w:szCs w:val="18"/>
+                <w:lang w:val="en-GB"/>
+              </w:rPr>
+            </w:pPr>
+            <w:r>
+              <w:rPr>
+                <w:rFonts w:ascii="Arial" w:eastAsia="Times New Roman" w:hAnsi="Arial" w:cs="Arial"/>
+                <w:color w:val="000000"/>
+                <w:sz w:val="18"/>
+                <w:szCs w:val="18"/>
+                <w:lang w:val="en-GB"/>
               </w:rPr>
               <w:t>5328.81</w:t>
             </w:r>
@@ -35773,14 +35796,16 @@
                 <w:color w:val="000000"/>
                 <w:sz w:val="18"/>
                 <w:szCs w:val="18"/>
-              </w:rPr>
-            </w:pPr>
-            <w:r>
-              <w:rPr>
-                <w:rFonts w:ascii="Arial" w:eastAsia="Times New Roman" w:hAnsi="Arial" w:cs="Arial"/>
-                <w:color w:val="000000"/>
-                <w:sz w:val="18"/>
-                <w:szCs w:val="18"/>
+                <w:lang w:val="en-GB"/>
+              </w:rPr>
+            </w:pPr>
+            <w:r>
+              <w:rPr>
+                <w:rFonts w:ascii="Arial" w:eastAsia="Times New Roman" w:hAnsi="Arial" w:cs="Arial"/>
+                <w:color w:val="000000"/>
+                <w:sz w:val="18"/>
+                <w:szCs w:val="18"/>
+                <w:lang w:val="en-GB"/>
               </w:rPr>
               <w:t>Cash Withdrawal</w:t>
             </w:r>
@@ -35809,14 +35834,16 @@
                 <w:color w:val="000000"/>
                 <w:sz w:val="18"/>
                 <w:szCs w:val="18"/>
-              </w:rPr>
-            </w:pPr>
-            <w:r>
-              <w:rPr>
-                <w:rFonts w:ascii="Arial" w:eastAsia="Times New Roman" w:hAnsi="Arial" w:cs="Arial"/>
-                <w:color w:val="000000"/>
-                <w:sz w:val="18"/>
-                <w:szCs w:val="18"/>
+                <w:lang w:val="en-GB"/>
+              </w:rPr>
+            </w:pPr>
+            <w:r>
+              <w:rPr>
+                <w:rFonts w:ascii="Arial" w:eastAsia="Times New Roman" w:hAnsi="Arial" w:cs="Arial"/>
+                <w:color w:val="000000"/>
+                <w:sz w:val="18"/>
+                <w:szCs w:val="18"/>
+                <w:lang w:val="en-GB"/>
               </w:rPr>
               <w:t>1</w:t>
             </w:r>
@@ -35844,14 +35871,16 @@
                 <w:color w:val="000000"/>
                 <w:sz w:val="18"/>
                 <w:szCs w:val="18"/>
-              </w:rPr>
-            </w:pPr>
-            <w:r>
-              <w:rPr>
-                <w:rFonts w:ascii="Arial" w:eastAsia="Times New Roman" w:hAnsi="Arial" w:cs="Arial"/>
-                <w:color w:val="000000"/>
-                <w:sz w:val="18"/>
-                <w:szCs w:val="18"/>
+                <w:lang w:val="en-GB"/>
+              </w:rPr>
+            </w:pPr>
+            <w:r>
+              <w:rPr>
+                <w:rFonts w:ascii="Arial" w:eastAsia="Times New Roman" w:hAnsi="Arial" w:cs="Arial"/>
+                <w:color w:val="000000"/>
+                <w:sz w:val="18"/>
+                <w:szCs w:val="18"/>
+                <w:lang w:val="en-GB"/>
               </w:rPr>
               <w:t>Nigeria</w:t>
             </w:r>
@@ -35879,14 +35908,16 @@
                 <w:color w:val="000000"/>
                 <w:sz w:val="18"/>
                 <w:szCs w:val="18"/>
-              </w:rPr>
-            </w:pPr>
-            <w:r>
-              <w:rPr>
-                <w:rFonts w:ascii="Arial" w:eastAsia="Times New Roman" w:hAnsi="Arial" w:cs="Arial"/>
-                <w:color w:val="000000"/>
-                <w:sz w:val="18"/>
-                <w:szCs w:val="18"/>
+                <w:lang w:val="en-GB"/>
+              </w:rPr>
+            </w:pPr>
+            <w:r>
+              <w:rPr>
+                <w:rFonts w:ascii="Arial" w:eastAsia="Times New Roman" w:hAnsi="Arial" w:cs="Arial"/>
+                <w:color w:val="000000"/>
+                <w:sz w:val="18"/>
+                <w:szCs w:val="18"/>
+                <w:lang w:val="en-GB"/>
               </w:rPr>
               <w:t>High</w:t>
             </w:r>
@@ -35914,14 +35945,16 @@
                 <w:color w:val="000000"/>
                 <w:sz w:val="18"/>
                 <w:szCs w:val="18"/>
-              </w:rPr>
-            </w:pPr>
-            <w:r>
-              <w:rPr>
-                <w:rFonts w:ascii="Arial" w:eastAsia="Times New Roman" w:hAnsi="Arial" w:cs="Arial"/>
-                <w:color w:val="000000"/>
-                <w:sz w:val="18"/>
-                <w:szCs w:val="18"/>
+                <w:lang w:val="en-GB"/>
+              </w:rPr>
+            </w:pPr>
+            <w:r>
+              <w:rPr>
+                <w:rFonts w:ascii="Arial" w:eastAsia="Times New Roman" w:hAnsi="Arial" w:cs="Arial"/>
+                <w:color w:val="000000"/>
+                <w:sz w:val="18"/>
+                <w:szCs w:val="18"/>
+                <w:lang w:val="en-GB"/>
               </w:rPr>
               <w:t>High-Risk Country Tx</w:t>
             </w:r>
@@ -35954,14 +35987,16 @@
                 <w:color w:val="000000"/>
                 <w:sz w:val="18"/>
                 <w:szCs w:val="18"/>
-              </w:rPr>
-            </w:pPr>
-            <w:r>
-              <w:rPr>
-                <w:rFonts w:ascii="Arial" w:eastAsia="Times New Roman" w:hAnsi="Arial" w:cs="Arial"/>
-                <w:color w:val="000000"/>
-                <w:sz w:val="18"/>
-                <w:szCs w:val="18"/>
+                <w:lang w:val="en-GB"/>
+              </w:rPr>
+            </w:pPr>
+            <w:r>
+              <w:rPr>
+                <w:rFonts w:ascii="Arial" w:eastAsia="Times New Roman" w:hAnsi="Arial" w:cs="Arial"/>
+                <w:color w:val="000000"/>
+                <w:sz w:val="18"/>
+                <w:szCs w:val="18"/>
+                <w:lang w:val="en-GB"/>
               </w:rPr>
               <w:t>C009</w:t>
             </w:r>
@@ -35989,14 +36024,16 @@
                 <w:color w:val="000000"/>
                 <w:sz w:val="18"/>
                 <w:szCs w:val="18"/>
-              </w:rPr>
-            </w:pPr>
-            <w:r>
-              <w:rPr>
-                <w:rFonts w:ascii="Arial" w:eastAsia="Times New Roman" w:hAnsi="Arial" w:cs="Arial"/>
-                <w:color w:val="000000"/>
-                <w:sz w:val="18"/>
-                <w:szCs w:val="18"/>
+                <w:lang w:val="en-GB"/>
+              </w:rPr>
+            </w:pPr>
+            <w:r>
+              <w:rPr>
+                <w:rFonts w:ascii="Arial" w:eastAsia="Times New Roman" w:hAnsi="Arial" w:cs="Arial"/>
+                <w:color w:val="000000"/>
+                <w:sz w:val="18"/>
+                <w:szCs w:val="18"/>
+                <w:lang w:val="en-GB"/>
               </w:rPr>
               <w:t>A069</w:t>
             </w:r>
@@ -36024,14 +36061,16 @@
                 <w:color w:val="000000"/>
                 <w:sz w:val="18"/>
                 <w:szCs w:val="18"/>
-              </w:rPr>
-            </w:pPr>
-            <w:r>
-              <w:rPr>
-                <w:rFonts w:ascii="Arial" w:eastAsia="Times New Roman" w:hAnsi="Arial" w:cs="Arial"/>
-                <w:color w:val="000000"/>
-                <w:sz w:val="18"/>
-                <w:szCs w:val="18"/>
+                <w:lang w:val="en-GB"/>
+              </w:rPr>
+            </w:pPr>
+            <w:r>
+              <w:rPr>
+                <w:rFonts w:ascii="Arial" w:eastAsia="Times New Roman" w:hAnsi="Arial" w:cs="Arial"/>
+                <w:color w:val="000000"/>
+                <w:sz w:val="18"/>
+                <w:szCs w:val="18"/>
+                <w:lang w:val="en-GB"/>
               </w:rPr>
               <w:t>Customer_9</w:t>
             </w:r>
@@ -36059,14 +36098,16 @@
                 <w:color w:val="000000"/>
                 <w:sz w:val="18"/>
                 <w:szCs w:val="18"/>
-              </w:rPr>
-            </w:pPr>
-            <w:r>
-              <w:rPr>
-                <w:rFonts w:ascii="Arial" w:eastAsia="Times New Roman" w:hAnsi="Arial" w:cs="Arial"/>
-                <w:color w:val="000000"/>
-                <w:sz w:val="18"/>
-                <w:szCs w:val="18"/>
+                <w:lang w:val="en-GB"/>
+              </w:rPr>
+            </w:pPr>
+            <w:r>
+              <w:rPr>
+                <w:rFonts w:ascii="Arial" w:eastAsia="Times New Roman" w:hAnsi="Arial" w:cs="Arial"/>
+                <w:color w:val="000000"/>
+                <w:sz w:val="18"/>
+                <w:szCs w:val="18"/>
+                <w:lang w:val="en-GB"/>
               </w:rPr>
               <w:t>Low</w:t>
             </w:r>
@@ -36095,14 +36136,16 @@
                 <w:color w:val="000000"/>
                 <w:sz w:val="18"/>
                 <w:szCs w:val="18"/>
-              </w:rPr>
-            </w:pPr>
-            <w:r>
-              <w:rPr>
-                <w:rFonts w:ascii="Arial" w:eastAsia="Times New Roman" w:hAnsi="Arial" w:cs="Arial"/>
-                <w:color w:val="000000"/>
-                <w:sz w:val="18"/>
-                <w:szCs w:val="18"/>
+                <w:lang w:val="en-GB"/>
+              </w:rPr>
+            </w:pPr>
+            <w:r>
+              <w:rPr>
+                <w:rFonts w:ascii="Arial" w:eastAsia="Times New Roman" w:hAnsi="Arial" w:cs="Arial"/>
+                <w:color w:val="000000"/>
+                <w:sz w:val="18"/>
+                <w:szCs w:val="18"/>
+                <w:lang w:val="en-GB"/>
               </w:rPr>
               <w:t>2025-11-03</w:t>
             </w:r>
@@ -36131,14 +36174,16 @@
                 <w:color w:val="000000"/>
                 <w:sz w:val="18"/>
                 <w:szCs w:val="18"/>
-              </w:rPr>
-            </w:pPr>
-            <w:r>
-              <w:rPr>
-                <w:rFonts w:ascii="Arial" w:eastAsia="Times New Roman" w:hAnsi="Arial" w:cs="Arial"/>
-                <w:color w:val="000000"/>
-                <w:sz w:val="18"/>
-                <w:szCs w:val="18"/>
+                <w:lang w:val="en-GB"/>
+              </w:rPr>
+            </w:pPr>
+            <w:r>
+              <w:rPr>
+                <w:rFonts w:ascii="Arial" w:eastAsia="Times New Roman" w:hAnsi="Arial" w:cs="Arial"/>
+                <w:color w:val="000000"/>
+                <w:sz w:val="18"/>
+                <w:szCs w:val="18"/>
+                <w:lang w:val="en-GB"/>
               </w:rPr>
               <w:t>2595.41</w:t>
             </w:r>
@@ -36166,14 +36211,16 @@
                 <w:color w:val="000000"/>
                 <w:sz w:val="18"/>
                 <w:szCs w:val="18"/>
-              </w:rPr>
-            </w:pPr>
-            <w:r>
-              <w:rPr>
-                <w:rFonts w:ascii="Arial" w:eastAsia="Times New Roman" w:hAnsi="Arial" w:cs="Arial"/>
-                <w:color w:val="000000"/>
-                <w:sz w:val="18"/>
-                <w:szCs w:val="18"/>
+                <w:lang w:val="en-GB"/>
+              </w:rPr>
+            </w:pPr>
+            <w:r>
+              <w:rPr>
+                <w:rFonts w:ascii="Arial" w:eastAsia="Times New Roman" w:hAnsi="Arial" w:cs="Arial"/>
+                <w:color w:val="000000"/>
+                <w:sz w:val="18"/>
+                <w:szCs w:val="18"/>
+                <w:lang w:val="en-GB"/>
               </w:rPr>
               <w:t>Wire Transfer</w:t>
             </w:r>
@@ -36202,14 +36249,16 @@
                 <w:color w:val="000000"/>
                 <w:sz w:val="18"/>
                 <w:szCs w:val="18"/>
-              </w:rPr>
-            </w:pPr>
-            <w:r>
-              <w:rPr>
-                <w:rFonts w:ascii="Arial" w:eastAsia="Times New Roman" w:hAnsi="Arial" w:cs="Arial"/>
-                <w:color w:val="000000"/>
-                <w:sz w:val="18"/>
-                <w:szCs w:val="18"/>
+                <w:lang w:val="en-GB"/>
+              </w:rPr>
+            </w:pPr>
+            <w:r>
+              <w:rPr>
+                <w:rFonts w:ascii="Arial" w:eastAsia="Times New Roman" w:hAnsi="Arial" w:cs="Arial"/>
+                <w:color w:val="000000"/>
+                <w:sz w:val="18"/>
+                <w:szCs w:val="18"/>
+                <w:lang w:val="en-GB"/>
               </w:rPr>
               <w:t>0</w:t>
             </w:r>
@@ -36237,14 +36286,16 @@
                 <w:color w:val="000000"/>
                 <w:sz w:val="18"/>
                 <w:szCs w:val="18"/>
-              </w:rPr>
-            </w:pPr>
-            <w:r>
-              <w:rPr>
-                <w:rFonts w:ascii="Arial" w:eastAsia="Times New Roman" w:hAnsi="Arial" w:cs="Arial"/>
-                <w:color w:val="000000"/>
-                <w:sz w:val="18"/>
-                <w:szCs w:val="18"/>
+                <w:lang w:val="en-GB"/>
+              </w:rPr>
+            </w:pPr>
+            <w:r>
+              <w:rPr>
+                <w:rFonts w:ascii="Arial" w:eastAsia="Times New Roman" w:hAnsi="Arial" w:cs="Arial"/>
+                <w:color w:val="000000"/>
+                <w:sz w:val="18"/>
+                <w:szCs w:val="18"/>
+                <w:lang w:val="en-GB"/>
               </w:rPr>
               <w:t>Russia</w:t>
             </w:r>
@@ -36272,14 +36323,16 @@
                 <w:color w:val="000000"/>
                 <w:sz w:val="18"/>
                 <w:szCs w:val="18"/>
-              </w:rPr>
-            </w:pPr>
-            <w:r>
-              <w:rPr>
-                <w:rFonts w:ascii="Arial" w:eastAsia="Times New Roman" w:hAnsi="Arial" w:cs="Arial"/>
-                <w:color w:val="000000"/>
-                <w:sz w:val="18"/>
-                <w:szCs w:val="18"/>
+                <w:lang w:val="en-GB"/>
+              </w:rPr>
+            </w:pPr>
+            <w:r>
+              <w:rPr>
+                <w:rFonts w:ascii="Arial" w:eastAsia="Times New Roman" w:hAnsi="Arial" w:cs="Arial"/>
+                <w:color w:val="000000"/>
+                <w:sz w:val="18"/>
+                <w:szCs w:val="18"/>
+                <w:lang w:val="en-GB"/>
               </w:rPr>
               <w:t>High</w:t>
             </w:r>
@@ -36307,14 +36360,16 @@
                 <w:color w:val="000000"/>
                 <w:sz w:val="18"/>
                 <w:szCs w:val="18"/>
-              </w:rPr>
-            </w:pPr>
-            <w:r>
-              <w:rPr>
-                <w:rFonts w:ascii="Arial" w:eastAsia="Times New Roman" w:hAnsi="Arial" w:cs="Arial"/>
-                <w:color w:val="000000"/>
-                <w:sz w:val="18"/>
-                <w:szCs w:val="18"/>
+                <w:lang w:val="en-GB"/>
+              </w:rPr>
+            </w:pPr>
+            <w:r>
+              <w:rPr>
+                <w:rFonts w:ascii="Arial" w:eastAsia="Times New Roman" w:hAnsi="Arial" w:cs="Arial"/>
+                <w:color w:val="000000"/>
+                <w:sz w:val="18"/>
+                <w:szCs w:val="18"/>
+                <w:lang w:val="en-GB"/>
               </w:rPr>
               <w:t>High-Risk Country Tx</w:t>
             </w:r>
@@ -36347,14 +36402,16 @@
                 <w:color w:val="000000"/>
                 <w:sz w:val="18"/>
                 <w:szCs w:val="18"/>
-              </w:rPr>
-            </w:pPr>
-            <w:r>
-              <w:rPr>
-                <w:rFonts w:ascii="Arial" w:eastAsia="Times New Roman" w:hAnsi="Arial" w:cs="Arial"/>
-                <w:color w:val="000000"/>
-                <w:sz w:val="18"/>
-                <w:szCs w:val="18"/>
+                <w:lang w:val="en-GB"/>
+              </w:rPr>
+            </w:pPr>
+            <w:r>
+              <w:rPr>
+                <w:rFonts w:ascii="Arial" w:eastAsia="Times New Roman" w:hAnsi="Arial" w:cs="Arial"/>
+                <w:color w:val="000000"/>
+                <w:sz w:val="18"/>
+                <w:szCs w:val="18"/>
+                <w:lang w:val="en-GB"/>
               </w:rPr>
               <w:t>C010</w:t>
             </w:r>
@@ -36382,14 +36439,16 @@
                 <w:color w:val="000000"/>
                 <w:sz w:val="18"/>
                 <w:szCs w:val="18"/>
-              </w:rPr>
-            </w:pPr>
-            <w:r>
-              <w:rPr>
-                <w:rFonts w:ascii="Arial" w:eastAsia="Times New Roman" w:hAnsi="Arial" w:cs="Arial"/>
-                <w:color w:val="000000"/>
-                <w:sz w:val="18"/>
-                <w:szCs w:val="18"/>
+                <w:lang w:val="en-GB"/>
+              </w:rPr>
+            </w:pPr>
+            <w:r>
+              <w:rPr>
+                <w:rFonts w:ascii="Arial" w:eastAsia="Times New Roman" w:hAnsi="Arial" w:cs="Arial"/>
+                <w:color w:val="000000"/>
+                <w:sz w:val="18"/>
+                <w:szCs w:val="18"/>
+                <w:lang w:val="en-GB"/>
               </w:rPr>
               <w:t>A075</w:t>
             </w:r>
@@ -36417,14 +36476,16 @@
                 <w:color w:val="000000"/>
                 <w:sz w:val="18"/>
                 <w:szCs w:val="18"/>
-              </w:rPr>
-            </w:pPr>
-            <w:r>
-              <w:rPr>
-                <w:rFonts w:ascii="Arial" w:eastAsia="Times New Roman" w:hAnsi="Arial" w:cs="Arial"/>
-                <w:color w:val="000000"/>
-                <w:sz w:val="18"/>
-                <w:szCs w:val="18"/>
+                <w:lang w:val="en-GB"/>
+              </w:rPr>
+            </w:pPr>
+            <w:r>
+              <w:rPr>
+                <w:rFonts w:ascii="Arial" w:eastAsia="Times New Roman" w:hAnsi="Arial" w:cs="Arial"/>
+                <w:color w:val="000000"/>
+                <w:sz w:val="18"/>
+                <w:szCs w:val="18"/>
+                <w:lang w:val="en-GB"/>
               </w:rPr>
               <w:t>Customer_10</w:t>
             </w:r>
@@ -36452,14 +36513,16 @@
                 <w:color w:val="000000"/>
                 <w:sz w:val="18"/>
                 <w:szCs w:val="18"/>
-              </w:rPr>
-            </w:pPr>
-            <w:r>
-              <w:rPr>
-                <w:rFonts w:ascii="Arial" w:eastAsia="Times New Roman" w:hAnsi="Arial" w:cs="Arial"/>
-                <w:color w:val="000000"/>
-                <w:sz w:val="18"/>
-                <w:szCs w:val="18"/>
+                <w:lang w:val="en-GB"/>
+              </w:rPr>
+            </w:pPr>
+            <w:r>
+              <w:rPr>
+                <w:rFonts w:ascii="Arial" w:eastAsia="Times New Roman" w:hAnsi="Arial" w:cs="Arial"/>
+                <w:color w:val="000000"/>
+                <w:sz w:val="18"/>
+                <w:szCs w:val="18"/>
+                <w:lang w:val="en-GB"/>
               </w:rPr>
               <w:t>Low</w:t>
             </w:r>
@@ -36488,14 +36551,16 @@
                 <w:color w:val="000000"/>
                 <w:sz w:val="18"/>
                 <w:szCs w:val="18"/>
-              </w:rPr>
-            </w:pPr>
-            <w:r>
-              <w:rPr>
-                <w:rFonts w:ascii="Arial" w:eastAsia="Times New Roman" w:hAnsi="Arial" w:cs="Arial"/>
-                <w:color w:val="000000"/>
-                <w:sz w:val="18"/>
-                <w:szCs w:val="18"/>
+                <w:lang w:val="en-GB"/>
+              </w:rPr>
+            </w:pPr>
+            <w:r>
+              <w:rPr>
+                <w:rFonts w:ascii="Arial" w:eastAsia="Times New Roman" w:hAnsi="Arial" w:cs="Arial"/>
+                <w:color w:val="000000"/>
+                <w:sz w:val="18"/>
+                <w:szCs w:val="18"/>
+                <w:lang w:val="en-GB"/>
               </w:rPr>
               <w:t>2023-06-15</w:t>
             </w:r>
@@ -36524,14 +36589,16 @@
                 <w:color w:val="000000"/>
                 <w:sz w:val="18"/>
                 <w:szCs w:val="18"/>
-              </w:rPr>
-            </w:pPr>
-            <w:r>
-              <w:rPr>
-                <w:rFonts w:ascii="Arial" w:eastAsia="Times New Roman" w:hAnsi="Arial" w:cs="Arial"/>
-                <w:color w:val="000000"/>
-                <w:sz w:val="18"/>
-                <w:szCs w:val="18"/>
+                <w:lang w:val="en-GB"/>
+              </w:rPr>
+            </w:pPr>
+            <w:r>
+              <w:rPr>
+                <w:rFonts w:ascii="Arial" w:eastAsia="Times New Roman" w:hAnsi="Arial" w:cs="Arial"/>
+                <w:color w:val="000000"/>
+                <w:sz w:val="18"/>
+                <w:szCs w:val="18"/>
+                <w:lang w:val="en-GB"/>
               </w:rPr>
               <w:t>1913.81</w:t>
             </w:r>
@@ -36559,14 +36626,16 @@
                 <w:color w:val="000000"/>
                 <w:sz w:val="18"/>
                 <w:szCs w:val="18"/>
-              </w:rPr>
-            </w:pPr>
-            <w:r>
-              <w:rPr>
-                <w:rFonts w:ascii="Arial" w:eastAsia="Times New Roman" w:hAnsi="Arial" w:cs="Arial"/>
-                <w:color w:val="000000"/>
-                <w:sz w:val="18"/>
-                <w:szCs w:val="18"/>
+                <w:lang w:val="en-GB"/>
+              </w:rPr>
+            </w:pPr>
+            <w:r>
+              <w:rPr>
+                <w:rFonts w:ascii="Arial" w:eastAsia="Times New Roman" w:hAnsi="Arial" w:cs="Arial"/>
+                <w:color w:val="000000"/>
+                <w:sz w:val="18"/>
+                <w:szCs w:val="18"/>
+                <w:lang w:val="en-GB"/>
               </w:rPr>
               <w:t>Cash Deposit</w:t>
             </w:r>
@@ -36595,14 +36664,16 @@
                 <w:color w:val="000000"/>
                 <w:sz w:val="18"/>
                 <w:szCs w:val="18"/>
-              </w:rPr>
-            </w:pPr>
-            <w:r>
-              <w:rPr>
-                <w:rFonts w:ascii="Arial" w:eastAsia="Times New Roman" w:hAnsi="Arial" w:cs="Arial"/>
-                <w:color w:val="000000"/>
-                <w:sz w:val="18"/>
-                <w:szCs w:val="18"/>
+                <w:lang w:val="en-GB"/>
+              </w:rPr>
+            </w:pPr>
+            <w:r>
+              <w:rPr>
+                <w:rFonts w:ascii="Arial" w:eastAsia="Times New Roman" w:hAnsi="Arial" w:cs="Arial"/>
+                <w:color w:val="000000"/>
+                <w:sz w:val="18"/>
+                <w:szCs w:val="18"/>
+                <w:lang w:val="en-GB"/>
               </w:rPr>
               <w:t>1</w:t>
             </w:r>
@@ -36630,14 +36701,16 @@
                 <w:color w:val="000000"/>
                 <w:sz w:val="18"/>
                 <w:szCs w:val="18"/>
-              </w:rPr>
-            </w:pPr>
-            <w:r>
-              <w:rPr>
-                <w:rFonts w:ascii="Arial" w:eastAsia="Times New Roman" w:hAnsi="Arial" w:cs="Arial"/>
-                <w:color w:val="000000"/>
-                <w:sz w:val="18"/>
-                <w:szCs w:val="18"/>
+                <w:lang w:val="en-GB"/>
+              </w:rPr>
+            </w:pPr>
+            <w:r>
+              <w:rPr>
+                <w:rFonts w:ascii="Arial" w:eastAsia="Times New Roman" w:hAnsi="Arial" w:cs="Arial"/>
+                <w:color w:val="000000"/>
+                <w:sz w:val="18"/>
+                <w:szCs w:val="18"/>
+                <w:lang w:val="en-GB"/>
               </w:rPr>
               <w:t>Nigeria</w:t>
             </w:r>
@@ -36665,14 +36738,16 @@
                 <w:color w:val="000000"/>
                 <w:sz w:val="18"/>
                 <w:szCs w:val="18"/>
-              </w:rPr>
-            </w:pPr>
-            <w:r>
-              <w:rPr>
-                <w:rFonts w:ascii="Arial" w:eastAsia="Times New Roman" w:hAnsi="Arial" w:cs="Arial"/>
-                <w:color w:val="000000"/>
-                <w:sz w:val="18"/>
-                <w:szCs w:val="18"/>
+                <w:lang w:val="en-GB"/>
+              </w:rPr>
+            </w:pPr>
+            <w:r>
+              <w:rPr>
+                <w:rFonts w:ascii="Arial" w:eastAsia="Times New Roman" w:hAnsi="Arial" w:cs="Arial"/>
+                <w:color w:val="000000"/>
+                <w:sz w:val="18"/>
+                <w:szCs w:val="18"/>
+                <w:lang w:val="en-GB"/>
               </w:rPr>
               <w:t>High</w:t>
             </w:r>
@@ -36700,14 +36775,16 @@
                 <w:color w:val="000000"/>
                 <w:sz w:val="18"/>
                 <w:szCs w:val="18"/>
-              </w:rPr>
-            </w:pPr>
-            <w:r>
-              <w:rPr>
-                <w:rFonts w:ascii="Arial" w:eastAsia="Times New Roman" w:hAnsi="Arial" w:cs="Arial"/>
-                <w:color w:val="000000"/>
-                <w:sz w:val="18"/>
-                <w:szCs w:val="18"/>
+                <w:lang w:val="en-GB"/>
+              </w:rPr>
+            </w:pPr>
+            <w:r>
+              <w:rPr>
+                <w:rFonts w:ascii="Arial" w:eastAsia="Times New Roman" w:hAnsi="Arial" w:cs="Arial"/>
+                <w:color w:val="000000"/>
+                <w:sz w:val="18"/>
+                <w:szCs w:val="18"/>
+                <w:lang w:val="en-GB"/>
               </w:rPr>
               <w:t>High-Risk Country Tx</w:t>
             </w:r>
@@ -36740,14 +36817,16 @@
                 <w:color w:val="000000"/>
                 <w:sz w:val="18"/>
                 <w:szCs w:val="18"/>
-              </w:rPr>
-            </w:pPr>
-            <w:r>
-              <w:rPr>
-                <w:rFonts w:ascii="Arial" w:eastAsia="Times New Roman" w:hAnsi="Arial" w:cs="Arial"/>
-                <w:color w:val="000000"/>
-                <w:sz w:val="18"/>
-                <w:szCs w:val="18"/>
+                <w:lang w:val="en-GB"/>
+              </w:rPr>
+            </w:pPr>
+            <w:r>
+              <w:rPr>
+                <w:rFonts w:ascii="Arial" w:eastAsia="Times New Roman" w:hAnsi="Arial" w:cs="Arial"/>
+                <w:color w:val="000000"/>
+                <w:sz w:val="18"/>
+                <w:szCs w:val="18"/>
+                <w:lang w:val="en-GB"/>
               </w:rPr>
               <w:t>C011</w:t>
             </w:r>
@@ -36775,14 +36854,16 @@
                 <w:color w:val="000000"/>
                 <w:sz w:val="18"/>
                 <w:szCs w:val="18"/>
-              </w:rPr>
-            </w:pPr>
-            <w:r>
-              <w:rPr>
-                <w:rFonts w:ascii="Arial" w:eastAsia="Times New Roman" w:hAnsi="Arial" w:cs="Arial"/>
-                <w:color w:val="000000"/>
-                <w:sz w:val="18"/>
-                <w:szCs w:val="18"/>
+                <w:lang w:val="en-GB"/>
+              </w:rPr>
+            </w:pPr>
+            <w:r>
+              <w:rPr>
+                <w:rFonts w:ascii="Arial" w:eastAsia="Times New Roman" w:hAnsi="Arial" w:cs="Arial"/>
+                <w:color w:val="000000"/>
+                <w:sz w:val="18"/>
+                <w:szCs w:val="18"/>
+                <w:lang w:val="en-GB"/>
               </w:rPr>
               <w:t>A070</w:t>
             </w:r>
@@ -36810,14 +36891,16 @@
                 <w:color w:val="000000"/>
                 <w:sz w:val="18"/>
                 <w:szCs w:val="18"/>
-              </w:rPr>
-            </w:pPr>
-            <w:r>
-              <w:rPr>
-                <w:rFonts w:ascii="Arial" w:eastAsia="Times New Roman" w:hAnsi="Arial" w:cs="Arial"/>
-                <w:color w:val="000000"/>
-                <w:sz w:val="18"/>
-                <w:szCs w:val="18"/>
+                <w:lang w:val="en-GB"/>
+              </w:rPr>
+            </w:pPr>
+            <w:r>
+              <w:rPr>
+                <w:rFonts w:ascii="Arial" w:eastAsia="Times New Roman" w:hAnsi="Arial" w:cs="Arial"/>
+                <w:color w:val="000000"/>
+                <w:sz w:val="18"/>
+                <w:szCs w:val="18"/>
+                <w:lang w:val="en-GB"/>
               </w:rPr>
               <w:t>Customer_11</w:t>
             </w:r>
@@ -36845,14 +36928,16 @@
                 <w:color w:val="000000"/>
                 <w:sz w:val="18"/>
                 <w:szCs w:val="18"/>
-              </w:rPr>
-            </w:pPr>
-            <w:r>
-              <w:rPr>
-                <w:rFonts w:ascii="Arial" w:eastAsia="Times New Roman" w:hAnsi="Arial" w:cs="Arial"/>
-                <w:color w:val="000000"/>
-                <w:sz w:val="18"/>
-                <w:szCs w:val="18"/>
+                <w:lang w:val="en-GB"/>
+              </w:rPr>
+            </w:pPr>
+            <w:r>
+              <w:rPr>
+                <w:rFonts w:ascii="Arial" w:eastAsia="Times New Roman" w:hAnsi="Arial" w:cs="Arial"/>
+                <w:color w:val="000000"/>
+                <w:sz w:val="18"/>
+                <w:szCs w:val="18"/>
+                <w:lang w:val="en-GB"/>
               </w:rPr>
               <w:t>Low</w:t>
             </w:r>
@@ -36881,14 +36966,16 @@
                 <w:color w:val="000000"/>
                 <w:sz w:val="18"/>
                 <w:szCs w:val="18"/>
-              </w:rPr>
-            </w:pPr>
-            <w:r>
-              <w:rPr>
-                <w:rFonts w:ascii="Arial" w:eastAsia="Times New Roman" w:hAnsi="Arial" w:cs="Arial"/>
-                <w:color w:val="000000"/>
-                <w:sz w:val="18"/>
-                <w:szCs w:val="18"/>
+                <w:lang w:val="en-GB"/>
+              </w:rPr>
+            </w:pPr>
+            <w:r>
+              <w:rPr>
+                <w:rFonts w:ascii="Arial" w:eastAsia="Times New Roman" w:hAnsi="Arial" w:cs="Arial"/>
+                <w:color w:val="000000"/>
+                <w:sz w:val="18"/>
+                <w:szCs w:val="18"/>
+                <w:lang w:val="en-GB"/>
               </w:rPr>
               <w:t>2023-12-14</w:t>
             </w:r>
@@ -36917,14 +37004,16 @@
                 <w:color w:val="000000"/>
                 <w:sz w:val="18"/>
                 <w:szCs w:val="18"/>
-              </w:rPr>
-            </w:pPr>
-            <w:r>
-              <w:rPr>
-                <w:rFonts w:ascii="Arial" w:eastAsia="Times New Roman" w:hAnsi="Arial" w:cs="Arial"/>
-                <w:color w:val="000000"/>
-                <w:sz w:val="18"/>
-                <w:szCs w:val="18"/>
+                <w:lang w:val="en-GB"/>
+              </w:rPr>
+            </w:pPr>
+            <w:r>
+              <w:rPr>
+                <w:rFonts w:ascii="Arial" w:eastAsia="Times New Roman" w:hAnsi="Arial" w:cs="Arial"/>
+                <w:color w:val="000000"/>
+                <w:sz w:val="18"/>
+                <w:szCs w:val="18"/>
+                <w:lang w:val="en-GB"/>
               </w:rPr>
               <w:t>4507.42</w:t>
             </w:r>
@@ -36952,14 +37041,16 @@
                 <w:color w:val="000000"/>
                 <w:sz w:val="18"/>
                 <w:szCs w:val="18"/>
-              </w:rPr>
-            </w:pPr>
-            <w:r>
-              <w:rPr>
-                <w:rFonts w:ascii="Arial" w:eastAsia="Times New Roman" w:hAnsi="Arial" w:cs="Arial"/>
-                <w:color w:val="000000"/>
-                <w:sz w:val="18"/>
-                <w:szCs w:val="18"/>
+                <w:lang w:val="en-GB"/>
+              </w:rPr>
+            </w:pPr>
+            <w:r>
+              <w:rPr>
+                <w:rFonts w:ascii="Arial" w:eastAsia="Times New Roman" w:hAnsi="Arial" w:cs="Arial"/>
+                <w:color w:val="000000"/>
+                <w:sz w:val="18"/>
+                <w:szCs w:val="18"/>
+                <w:lang w:val="en-GB"/>
               </w:rPr>
               <w:t>Cash Deposit</w:t>
             </w:r>
@@ -36988,14 +37079,16 @@
                 <w:color w:val="000000"/>
                 <w:sz w:val="18"/>
                 <w:szCs w:val="18"/>
-              </w:rPr>
-            </w:pPr>
-            <w:r>
-              <w:rPr>
-                <w:rFonts w:ascii="Arial" w:eastAsia="Times New Roman" w:hAnsi="Arial" w:cs="Arial"/>
-                <w:color w:val="000000"/>
-                <w:sz w:val="18"/>
-                <w:szCs w:val="18"/>
+                <w:lang w:val="en-GB"/>
+              </w:rPr>
+            </w:pPr>
+            <w:r>
+              <w:rPr>
+                <w:rFonts w:ascii="Arial" w:eastAsia="Times New Roman" w:hAnsi="Arial" w:cs="Arial"/>
+                <w:color w:val="000000"/>
+                <w:sz w:val="18"/>
+                <w:szCs w:val="18"/>
+                <w:lang w:val="en-GB"/>
               </w:rPr>
               <w:t>1</w:t>
             </w:r>
@@ -37023,14 +37116,16 @@
                 <w:color w:val="000000"/>
                 <w:sz w:val="18"/>
                 <w:szCs w:val="18"/>
-              </w:rPr>
-            </w:pPr>
-            <w:r>
-              <w:rPr>
-                <w:rFonts w:ascii="Arial" w:eastAsia="Times New Roman" w:hAnsi="Arial" w:cs="Arial"/>
-                <w:color w:val="000000"/>
-                <w:sz w:val="18"/>
-                <w:szCs w:val="18"/>
+                <w:lang w:val="en-GB"/>
+              </w:rPr>
+            </w:pPr>
+            <w:r>
+              <w:rPr>
+                <w:rFonts w:ascii="Arial" w:eastAsia="Times New Roman" w:hAnsi="Arial" w:cs="Arial"/>
+                <w:color w:val="000000"/>
+                <w:sz w:val="18"/>
+                <w:szCs w:val="18"/>
+                <w:lang w:val="en-GB"/>
               </w:rPr>
               <w:t>Russia</w:t>
             </w:r>
@@ -37058,14 +37153,16 @@
                 <w:color w:val="000000"/>
                 <w:sz w:val="18"/>
                 <w:szCs w:val="18"/>
-              </w:rPr>
-            </w:pPr>
-            <w:r>
-              <w:rPr>
-                <w:rFonts w:ascii="Arial" w:eastAsia="Times New Roman" w:hAnsi="Arial" w:cs="Arial"/>
-                <w:color w:val="000000"/>
-                <w:sz w:val="18"/>
-                <w:szCs w:val="18"/>
+                <w:lang w:val="en-GB"/>
+              </w:rPr>
+            </w:pPr>
+            <w:r>
+              <w:rPr>
+                <w:rFonts w:ascii="Arial" w:eastAsia="Times New Roman" w:hAnsi="Arial" w:cs="Arial"/>
+                <w:color w:val="000000"/>
+                <w:sz w:val="18"/>
+                <w:szCs w:val="18"/>
+                <w:lang w:val="en-GB"/>
               </w:rPr>
               <w:t>High</w:t>
             </w:r>
@@ -37093,14 +37190,16 @@
                 <w:color w:val="000000"/>
                 <w:sz w:val="18"/>
                 <w:szCs w:val="18"/>
-              </w:rPr>
-            </w:pPr>
-            <w:r>
-              <w:rPr>
-                <w:rFonts w:ascii="Arial" w:eastAsia="Times New Roman" w:hAnsi="Arial" w:cs="Arial"/>
-                <w:color w:val="000000"/>
-                <w:sz w:val="18"/>
-                <w:szCs w:val="18"/>
+                <w:lang w:val="en-GB"/>
+              </w:rPr>
+            </w:pPr>
+            <w:r>
+              <w:rPr>
+                <w:rFonts w:ascii="Arial" w:eastAsia="Times New Roman" w:hAnsi="Arial" w:cs="Arial"/>
+                <w:color w:val="000000"/>
+                <w:sz w:val="18"/>
+                <w:szCs w:val="18"/>
+                <w:lang w:val="en-GB"/>
               </w:rPr>
               <w:t>High-Risk Country Tx</w:t>
             </w:r>
@@ -37133,14 +37232,16 @@
                 <w:color w:val="000000"/>
                 <w:sz w:val="18"/>
                 <w:szCs w:val="18"/>
-              </w:rPr>
-            </w:pPr>
-            <w:r>
-              <w:rPr>
-                <w:rFonts w:ascii="Arial" w:eastAsia="Times New Roman" w:hAnsi="Arial" w:cs="Arial"/>
-                <w:color w:val="000000"/>
-                <w:sz w:val="18"/>
-                <w:szCs w:val="18"/>
+                <w:lang w:val="en-GB"/>
+              </w:rPr>
+            </w:pPr>
+            <w:r>
+              <w:rPr>
+                <w:rFonts w:ascii="Arial" w:eastAsia="Times New Roman" w:hAnsi="Arial" w:cs="Arial"/>
+                <w:color w:val="000000"/>
+                <w:sz w:val="18"/>
+                <w:szCs w:val="18"/>
+                <w:lang w:val="en-GB"/>
               </w:rPr>
               <w:t>C013</w:t>
             </w:r>
@@ -37168,14 +37269,16 @@
                 <w:color w:val="000000"/>
                 <w:sz w:val="18"/>
                 <w:szCs w:val="18"/>
-              </w:rPr>
-            </w:pPr>
-            <w:r>
-              <w:rPr>
-                <w:rFonts w:ascii="Arial" w:eastAsia="Times New Roman" w:hAnsi="Arial" w:cs="Arial"/>
-                <w:color w:val="000000"/>
-                <w:sz w:val="18"/>
-                <w:szCs w:val="18"/>
+                <w:lang w:val="en-GB"/>
+              </w:rPr>
+            </w:pPr>
+            <w:r>
+              <w:rPr>
+                <w:rFonts w:ascii="Arial" w:eastAsia="Times New Roman" w:hAnsi="Arial" w:cs="Arial"/>
+                <w:color w:val="000000"/>
+                <w:sz w:val="18"/>
+                <w:szCs w:val="18"/>
+                <w:lang w:val="en-GB"/>
               </w:rPr>
               <w:t>A063</w:t>
             </w:r>
@@ -37203,14 +37306,16 @@
                 <w:color w:val="000000"/>
                 <w:sz w:val="18"/>
                 <w:szCs w:val="18"/>
-              </w:rPr>
-            </w:pPr>
-            <w:r>
-              <w:rPr>
-                <w:rFonts w:ascii="Arial" w:eastAsia="Times New Roman" w:hAnsi="Arial" w:cs="Arial"/>
-                <w:color w:val="000000"/>
-                <w:sz w:val="18"/>
-                <w:szCs w:val="18"/>
+                <w:lang w:val="en-GB"/>
+              </w:rPr>
+            </w:pPr>
+            <w:r>
+              <w:rPr>
+                <w:rFonts w:ascii="Arial" w:eastAsia="Times New Roman" w:hAnsi="Arial" w:cs="Arial"/>
+                <w:color w:val="000000"/>
+                <w:sz w:val="18"/>
+                <w:szCs w:val="18"/>
+                <w:lang w:val="en-GB"/>
               </w:rPr>
               <w:t>Customer_13</w:t>
             </w:r>
@@ -37238,14 +37343,16 @@
                 <w:color w:val="000000"/>
                 <w:sz w:val="18"/>
                 <w:szCs w:val="18"/>
-              </w:rPr>
-            </w:pPr>
-            <w:r>
-              <w:rPr>
-                <w:rFonts w:ascii="Arial" w:eastAsia="Times New Roman" w:hAnsi="Arial" w:cs="Arial"/>
-                <w:color w:val="000000"/>
-                <w:sz w:val="18"/>
-                <w:szCs w:val="18"/>
+                <w:lang w:val="en-GB"/>
+              </w:rPr>
+            </w:pPr>
+            <w:r>
+              <w:rPr>
+                <w:rFonts w:ascii="Arial" w:eastAsia="Times New Roman" w:hAnsi="Arial" w:cs="Arial"/>
+                <w:color w:val="000000"/>
+                <w:sz w:val="18"/>
+                <w:szCs w:val="18"/>
+                <w:lang w:val="en-GB"/>
               </w:rPr>
               <w:t>Low</w:t>
             </w:r>
@@ -37274,14 +37381,16 @@
                 <w:color w:val="000000"/>
                 <w:sz w:val="18"/>
                 <w:szCs w:val="18"/>
-              </w:rPr>
-            </w:pPr>
-            <w:r>
-              <w:rPr>
-                <w:rFonts w:ascii="Arial" w:eastAsia="Times New Roman" w:hAnsi="Arial" w:cs="Arial"/>
-                <w:color w:val="000000"/>
-                <w:sz w:val="18"/>
-                <w:szCs w:val="18"/>
+                <w:lang w:val="en-GB"/>
+              </w:rPr>
+            </w:pPr>
+            <w:r>
+              <w:rPr>
+                <w:rFonts w:ascii="Arial" w:eastAsia="Times New Roman" w:hAnsi="Arial" w:cs="Arial"/>
+                <w:color w:val="000000"/>
+                <w:sz w:val="18"/>
+                <w:szCs w:val="18"/>
+                <w:lang w:val="en-GB"/>
               </w:rPr>
               <w:t>2024-07-24</w:t>
             </w:r>
@@ -37310,14 +37419,16 @@
                 <w:color w:val="000000"/>
                 <w:sz w:val="18"/>
                 <w:szCs w:val="18"/>
-              </w:rPr>
-            </w:pPr>
-            <w:r>
-              <w:rPr>
-                <w:rFonts w:ascii="Arial" w:eastAsia="Times New Roman" w:hAnsi="Arial" w:cs="Arial"/>
-                <w:color w:val="000000"/>
-                <w:sz w:val="18"/>
-                <w:szCs w:val="18"/>
+                <w:lang w:val="en-GB"/>
+              </w:rPr>
+            </w:pPr>
+            <w:r>
+              <w:rPr>
+                <w:rFonts w:ascii="Arial" w:eastAsia="Times New Roman" w:hAnsi="Arial" w:cs="Arial"/>
+                <w:color w:val="000000"/>
+                <w:sz w:val="18"/>
+                <w:szCs w:val="18"/>
+                <w:lang w:val="en-GB"/>
               </w:rPr>
               <w:t>4915.24</w:t>
             </w:r>
@@ -37345,14 +37456,16 @@
                 <w:color w:val="000000"/>
                 <w:sz w:val="18"/>
                 <w:szCs w:val="18"/>
-              </w:rPr>
-            </w:pPr>
-            <w:r>
-              <w:rPr>
-                <w:rFonts w:ascii="Arial" w:eastAsia="Times New Roman" w:hAnsi="Arial" w:cs="Arial"/>
-                <w:color w:val="000000"/>
-                <w:sz w:val="18"/>
-                <w:szCs w:val="18"/>
+                <w:lang w:val="en-GB"/>
+              </w:rPr>
+            </w:pPr>
+            <w:r>
+              <w:rPr>
+                <w:rFonts w:ascii="Arial" w:eastAsia="Times New Roman" w:hAnsi="Arial" w:cs="Arial"/>
+                <w:color w:val="000000"/>
+                <w:sz w:val="18"/>
+                <w:szCs w:val="18"/>
+                <w:lang w:val="en-GB"/>
               </w:rPr>
               <w:t>Cash Withdrawal</w:t>
             </w:r>
@@ -37381,14 +37494,16 @@
                 <w:color w:val="000000"/>
                 <w:sz w:val="18"/>
                 <w:szCs w:val="18"/>
-              </w:rPr>
-            </w:pPr>
-            <w:r>
-              <w:rPr>
-                <w:rFonts w:ascii="Arial" w:eastAsia="Times New Roman" w:hAnsi="Arial" w:cs="Arial"/>
-                <w:color w:val="000000"/>
-                <w:sz w:val="18"/>
-                <w:szCs w:val="18"/>
+                <w:lang w:val="en-GB"/>
+              </w:rPr>
+            </w:pPr>
+            <w:r>
+              <w:rPr>
+                <w:rFonts w:ascii="Arial" w:eastAsia="Times New Roman" w:hAnsi="Arial" w:cs="Arial"/>
+                <w:color w:val="000000"/>
+                <w:sz w:val="18"/>
+                <w:szCs w:val="18"/>
+                <w:lang w:val="en-GB"/>
               </w:rPr>
               <w:t>1</w:t>
             </w:r>
@@ -37416,14 +37531,16 @@
                 <w:color w:val="000000"/>
                 <w:sz w:val="18"/>
                 <w:szCs w:val="18"/>
-              </w:rPr>
-            </w:pPr>
-            <w:r>
-              <w:rPr>
-                <w:rFonts w:ascii="Arial" w:eastAsia="Times New Roman" w:hAnsi="Arial" w:cs="Arial"/>
-                <w:color w:val="000000"/>
-                <w:sz w:val="18"/>
-                <w:szCs w:val="18"/>
+                <w:lang w:val="en-GB"/>
+              </w:rPr>
+            </w:pPr>
+            <w:r>
+              <w:rPr>
+                <w:rFonts w:ascii="Arial" w:eastAsia="Times New Roman" w:hAnsi="Arial" w:cs="Arial"/>
+                <w:color w:val="000000"/>
+                <w:sz w:val="18"/>
+                <w:szCs w:val="18"/>
+                <w:lang w:val="en-GB"/>
               </w:rPr>
               <w:t>Russia</w:t>
             </w:r>
@@ -37451,14 +37568,16 @@
                 <w:color w:val="000000"/>
                 <w:sz w:val="18"/>
                 <w:szCs w:val="18"/>
-              </w:rPr>
-            </w:pPr>
-            <w:r>
-              <w:rPr>
-                <w:rFonts w:ascii="Arial" w:eastAsia="Times New Roman" w:hAnsi="Arial" w:cs="Arial"/>
-                <w:color w:val="000000"/>
-                <w:sz w:val="18"/>
-                <w:szCs w:val="18"/>
+                <w:lang w:val="en-GB"/>
+              </w:rPr>
+            </w:pPr>
+            <w:r>
+              <w:rPr>
+                <w:rFonts w:ascii="Arial" w:eastAsia="Times New Roman" w:hAnsi="Arial" w:cs="Arial"/>
+                <w:color w:val="000000"/>
+                <w:sz w:val="18"/>
+                <w:szCs w:val="18"/>
+                <w:lang w:val="en-GB"/>
               </w:rPr>
               <w:t>High</w:t>
             </w:r>
@@ -37486,14 +37605,16 @@
                 <w:color w:val="000000"/>
                 <w:sz w:val="18"/>
                 <w:szCs w:val="18"/>
-              </w:rPr>
-            </w:pPr>
-            <w:r>
-              <w:rPr>
-                <w:rFonts w:ascii="Arial" w:eastAsia="Times New Roman" w:hAnsi="Arial" w:cs="Arial"/>
-                <w:color w:val="000000"/>
-                <w:sz w:val="18"/>
-                <w:szCs w:val="18"/>
+                <w:lang w:val="en-GB"/>
+              </w:rPr>
+            </w:pPr>
+            <w:r>
+              <w:rPr>
+                <w:rFonts w:ascii="Arial" w:eastAsia="Times New Roman" w:hAnsi="Arial" w:cs="Arial"/>
+                <w:color w:val="000000"/>
+                <w:sz w:val="18"/>
+                <w:szCs w:val="18"/>
+                <w:lang w:val="en-GB"/>
               </w:rPr>
               <w:t>High-Risk Country Tx</w:t>
             </w:r>
@@ -37526,14 +37647,16 @@
                 <w:color w:val="000000"/>
                 <w:sz w:val="18"/>
                 <w:szCs w:val="18"/>
-              </w:rPr>
-            </w:pPr>
-            <w:r>
-              <w:rPr>
-                <w:rFonts w:ascii="Arial" w:eastAsia="Times New Roman" w:hAnsi="Arial" w:cs="Arial"/>
-                <w:color w:val="000000"/>
-                <w:sz w:val="18"/>
-                <w:szCs w:val="18"/>
+                <w:lang w:val="en-GB"/>
+              </w:rPr>
+            </w:pPr>
+            <w:r>
+              <w:rPr>
+                <w:rFonts w:ascii="Arial" w:eastAsia="Times New Roman" w:hAnsi="Arial" w:cs="Arial"/>
+                <w:color w:val="000000"/>
+                <w:sz w:val="18"/>
+                <w:szCs w:val="18"/>
+                <w:lang w:val="en-GB"/>
               </w:rPr>
               <w:t>C016</w:t>
             </w:r>
@@ -37561,14 +37684,16 @@
                 <w:color w:val="000000"/>
                 <w:sz w:val="18"/>
                 <w:szCs w:val="18"/>
-              </w:rPr>
-            </w:pPr>
-            <w:r>
-              <w:rPr>
-                <w:rFonts w:ascii="Arial" w:eastAsia="Times New Roman" w:hAnsi="Arial" w:cs="Arial"/>
-                <w:color w:val="000000"/>
-                <w:sz w:val="18"/>
-                <w:szCs w:val="18"/>
+                <w:lang w:val="en-GB"/>
+              </w:rPr>
+            </w:pPr>
+            <w:r>
+              <w:rPr>
+                <w:rFonts w:ascii="Arial" w:eastAsia="Times New Roman" w:hAnsi="Arial" w:cs="Arial"/>
+                <w:color w:val="000000"/>
+                <w:sz w:val="18"/>
+                <w:szCs w:val="18"/>
+                <w:lang w:val="en-GB"/>
               </w:rPr>
               <w:t>A074</w:t>
             </w:r>
@@ -37596,14 +37721,16 @@
                 <w:color w:val="000000"/>
                 <w:sz w:val="18"/>
                 <w:szCs w:val="18"/>
-              </w:rPr>
-            </w:pPr>
-            <w:r>
-              <w:rPr>
-                <w:rFonts w:ascii="Arial" w:eastAsia="Times New Roman" w:hAnsi="Arial" w:cs="Arial"/>
-                <w:color w:val="000000"/>
-                <w:sz w:val="18"/>
-                <w:szCs w:val="18"/>
+                <w:lang w:val="en-GB"/>
+              </w:rPr>
+            </w:pPr>
+            <w:r>
+              <w:rPr>
+                <w:rFonts w:ascii="Arial" w:eastAsia="Times New Roman" w:hAnsi="Arial" w:cs="Arial"/>
+                <w:color w:val="000000"/>
+                <w:sz w:val="18"/>
+                <w:szCs w:val="18"/>
+                <w:lang w:val="en-GB"/>
               </w:rPr>
               <w:t>Customer_16</w:t>
             </w:r>
@@ -37631,14 +37758,16 @@
                 <w:color w:val="000000"/>
                 <w:sz w:val="18"/>
                 <w:szCs w:val="18"/>
-              </w:rPr>
-            </w:pPr>
-            <w:r>
-              <w:rPr>
-                <w:rFonts w:ascii="Arial" w:eastAsia="Times New Roman" w:hAnsi="Arial" w:cs="Arial"/>
-                <w:color w:val="000000"/>
-                <w:sz w:val="18"/>
-                <w:szCs w:val="18"/>
+                <w:lang w:val="en-GB"/>
+              </w:rPr>
+            </w:pPr>
+            <w:r>
+              <w:rPr>
+                <w:rFonts w:ascii="Arial" w:eastAsia="Times New Roman" w:hAnsi="Arial" w:cs="Arial"/>
+                <w:color w:val="000000"/>
+                <w:sz w:val="18"/>
+                <w:szCs w:val="18"/>
+                <w:lang w:val="en-GB"/>
               </w:rPr>
               <w:t>Low</w:t>
             </w:r>
@@ -37667,14 +37796,16 @@
                 <w:color w:val="000000"/>
                 <w:sz w:val="18"/>
                 <w:szCs w:val="18"/>
-              </w:rPr>
-            </w:pPr>
-            <w:r>
-              <w:rPr>
-                <w:rFonts w:ascii="Arial" w:eastAsia="Times New Roman" w:hAnsi="Arial" w:cs="Arial"/>
-                <w:color w:val="000000"/>
-                <w:sz w:val="18"/>
-                <w:szCs w:val="18"/>
+                <w:lang w:val="en-GB"/>
+              </w:rPr>
+            </w:pPr>
+            <w:r>
+              <w:rPr>
+                <w:rFonts w:ascii="Arial" w:eastAsia="Times New Roman" w:hAnsi="Arial" w:cs="Arial"/>
+                <w:color w:val="000000"/>
+                <w:sz w:val="18"/>
+                <w:szCs w:val="18"/>
+                <w:lang w:val="en-GB"/>
               </w:rPr>
               <w:t>2024-04-27</w:t>
             </w:r>
@@ -37703,14 +37834,16 @@
                 <w:color w:val="000000"/>
                 <w:sz w:val="18"/>
                 <w:szCs w:val="18"/>
-              </w:rPr>
-            </w:pPr>
-            <w:r>
-              <w:rPr>
-                <w:rFonts w:ascii="Arial" w:eastAsia="Times New Roman" w:hAnsi="Arial" w:cs="Arial"/>
-                <w:color w:val="000000"/>
-                <w:sz w:val="18"/>
-                <w:szCs w:val="18"/>
+                <w:lang w:val="en-GB"/>
+              </w:rPr>
+            </w:pPr>
+            <w:r>
+              <w:rPr>
+                <w:rFonts w:ascii="Arial" w:eastAsia="Times New Roman" w:hAnsi="Arial" w:cs="Arial"/>
+                <w:color w:val="000000"/>
+                <w:sz w:val="18"/>
+                <w:szCs w:val="18"/>
+                <w:lang w:val="en-GB"/>
               </w:rPr>
               <w:t>3470.49</w:t>
             </w:r>
@@ -37738,14 +37871,16 @@
                 <w:color w:val="000000"/>
                 <w:sz w:val="18"/>
                 <w:szCs w:val="18"/>
-              </w:rPr>
-            </w:pPr>
-            <w:r>
-              <w:rPr>
-                <w:rFonts w:ascii="Arial" w:eastAsia="Times New Roman" w:hAnsi="Arial" w:cs="Arial"/>
-                <w:color w:val="000000"/>
-                <w:sz w:val="18"/>
-                <w:szCs w:val="18"/>
+                <w:lang w:val="en-GB"/>
+              </w:rPr>
+            </w:pPr>
+            <w:r>
+              <w:rPr>
+                <w:rFonts w:ascii="Arial" w:eastAsia="Times New Roman" w:hAnsi="Arial" w:cs="Arial"/>
+                <w:color w:val="000000"/>
+                <w:sz w:val="18"/>
+                <w:szCs w:val="18"/>
+                <w:lang w:val="en-GB"/>
               </w:rPr>
               <w:t>Cash Withdrawal</w:t>
             </w:r>
@@ -37774,14 +37909,16 @@
                 <w:color w:val="000000"/>
                 <w:sz w:val="18"/>
                 <w:szCs w:val="18"/>
-              </w:rPr>
-            </w:pPr>
-            <w:r>
-              <w:rPr>
-                <w:rFonts w:ascii="Arial" w:eastAsia="Times New Roman" w:hAnsi="Arial" w:cs="Arial"/>
-                <w:color w:val="000000"/>
-                <w:sz w:val="18"/>
-                <w:szCs w:val="18"/>
+                <w:lang w:val="en-GB"/>
+              </w:rPr>
+            </w:pPr>
+            <w:r>
+              <w:rPr>
+                <w:rFonts w:ascii="Arial" w:eastAsia="Times New Roman" w:hAnsi="Arial" w:cs="Arial"/>
+                <w:color w:val="000000"/>
+                <w:sz w:val="18"/>
+                <w:szCs w:val="18"/>
+                <w:lang w:val="en-GB"/>
               </w:rPr>
               <w:t>1</w:t>
             </w:r>
@@ -37809,14 +37946,16 @@
                 <w:color w:val="000000"/>
                 <w:sz w:val="18"/>
                 <w:szCs w:val="18"/>
-              </w:rPr>
-            </w:pPr>
-            <w:r>
-              <w:rPr>
-                <w:rFonts w:ascii="Arial" w:eastAsia="Times New Roman" w:hAnsi="Arial" w:cs="Arial"/>
-                <w:color w:val="000000"/>
-                <w:sz w:val="18"/>
-                <w:szCs w:val="18"/>
+                <w:lang w:val="en-GB"/>
+              </w:rPr>
+            </w:pPr>
+            <w:r>
+              <w:rPr>
+                <w:rFonts w:ascii="Arial" w:eastAsia="Times New Roman" w:hAnsi="Arial" w:cs="Arial"/>
+                <w:color w:val="000000"/>
+                <w:sz w:val="18"/>
+                <w:szCs w:val="18"/>
+                <w:lang w:val="en-GB"/>
               </w:rPr>
               <w:t>Russia</w:t>
             </w:r>
@@ -37844,14 +37983,16 @@
                 <w:color w:val="000000"/>
                 <w:sz w:val="18"/>
                 <w:szCs w:val="18"/>
-              </w:rPr>
-            </w:pPr>
-            <w:r>
-              <w:rPr>
-                <w:rFonts w:ascii="Arial" w:eastAsia="Times New Roman" w:hAnsi="Arial" w:cs="Arial"/>
-                <w:color w:val="000000"/>
-                <w:sz w:val="18"/>
-                <w:szCs w:val="18"/>
+                <w:lang w:val="en-GB"/>
+              </w:rPr>
+            </w:pPr>
+            <w:r>
+              <w:rPr>
+                <w:rFonts w:ascii="Arial" w:eastAsia="Times New Roman" w:hAnsi="Arial" w:cs="Arial"/>
+                <w:color w:val="000000"/>
+                <w:sz w:val="18"/>
+                <w:szCs w:val="18"/>
+                <w:lang w:val="en-GB"/>
               </w:rPr>
               <w:t>High</w:t>
             </w:r>
@@ -37879,14 +38020,16 @@
                 <w:color w:val="000000"/>
                 <w:sz w:val="18"/>
                 <w:szCs w:val="18"/>
-              </w:rPr>
-            </w:pPr>
-            <w:r>
-              <w:rPr>
-                <w:rFonts w:ascii="Arial" w:eastAsia="Times New Roman" w:hAnsi="Arial" w:cs="Arial"/>
-                <w:color w:val="000000"/>
-                <w:sz w:val="18"/>
-                <w:szCs w:val="18"/>
+                <w:lang w:val="en-GB"/>
+              </w:rPr>
+            </w:pPr>
+            <w:r>
+              <w:rPr>
+                <w:rFonts w:ascii="Arial" w:eastAsia="Times New Roman" w:hAnsi="Arial" w:cs="Arial"/>
+                <w:color w:val="000000"/>
+                <w:sz w:val="18"/>
+                <w:szCs w:val="18"/>
+                <w:lang w:val="en-GB"/>
               </w:rPr>
               <w:t>High-Risk Country Tx</w:t>
             </w:r>
@@ -37919,14 +38062,16 @@
                 <w:color w:val="000000"/>
                 <w:sz w:val="18"/>
                 <w:szCs w:val="18"/>
-              </w:rPr>
-            </w:pPr>
-            <w:r>
-              <w:rPr>
-                <w:rFonts w:ascii="Arial" w:eastAsia="Times New Roman" w:hAnsi="Arial" w:cs="Arial"/>
-                <w:color w:val="000000"/>
-                <w:sz w:val="18"/>
-                <w:szCs w:val="18"/>
+                <w:lang w:val="en-GB"/>
+              </w:rPr>
+            </w:pPr>
+            <w:r>
+              <w:rPr>
+                <w:rFonts w:ascii="Arial" w:eastAsia="Times New Roman" w:hAnsi="Arial" w:cs="Arial"/>
+                <w:color w:val="000000"/>
+                <w:sz w:val="18"/>
+                <w:szCs w:val="18"/>
+                <w:lang w:val="en-GB"/>
               </w:rPr>
               <w:t>C019</w:t>
             </w:r>
@@ -37954,14 +38099,16 @@
                 <w:color w:val="000000"/>
                 <w:sz w:val="18"/>
                 <w:szCs w:val="18"/>
-              </w:rPr>
-            </w:pPr>
-            <w:r>
-              <w:rPr>
-                <w:rFonts w:ascii="Arial" w:eastAsia="Times New Roman" w:hAnsi="Arial" w:cs="Arial"/>
-                <w:color w:val="000000"/>
-                <w:sz w:val="18"/>
-                <w:szCs w:val="18"/>
+                <w:lang w:val="en-GB"/>
+              </w:rPr>
+            </w:pPr>
+            <w:r>
+              <w:rPr>
+                <w:rFonts w:ascii="Arial" w:eastAsia="Times New Roman" w:hAnsi="Arial" w:cs="Arial"/>
+                <w:color w:val="000000"/>
+                <w:sz w:val="18"/>
+                <w:szCs w:val="18"/>
+                <w:lang w:val="en-GB"/>
               </w:rPr>
               <w:t>A061</w:t>
             </w:r>
@@ -37989,14 +38136,16 @@
                 <w:color w:val="000000"/>
                 <w:sz w:val="18"/>
                 <w:szCs w:val="18"/>
-              </w:rPr>
-            </w:pPr>
-            <w:r>
-              <w:rPr>
-                <w:rFonts w:ascii="Arial" w:eastAsia="Times New Roman" w:hAnsi="Arial" w:cs="Arial"/>
-                <w:color w:val="000000"/>
-                <w:sz w:val="18"/>
-                <w:szCs w:val="18"/>
+                <w:lang w:val="en-GB"/>
+              </w:rPr>
+            </w:pPr>
+            <w:r>
+              <w:rPr>
+                <w:rFonts w:ascii="Arial" w:eastAsia="Times New Roman" w:hAnsi="Arial" w:cs="Arial"/>
+                <w:color w:val="000000"/>
+                <w:sz w:val="18"/>
+                <w:szCs w:val="18"/>
+                <w:lang w:val="en-GB"/>
               </w:rPr>
               <w:t>Customer_19</w:t>
             </w:r>
@@ -38024,14 +38173,16 @@
                 <w:color w:val="000000"/>
                 <w:sz w:val="18"/>
                 <w:szCs w:val="18"/>
-              </w:rPr>
-            </w:pPr>
-            <w:r>
-              <w:rPr>
-                <w:rFonts w:ascii="Arial" w:eastAsia="Times New Roman" w:hAnsi="Arial" w:cs="Arial"/>
-                <w:color w:val="000000"/>
-                <w:sz w:val="18"/>
-                <w:szCs w:val="18"/>
+                <w:lang w:val="en-GB"/>
+              </w:rPr>
+            </w:pPr>
+            <w:r>
+              <w:rPr>
+                <w:rFonts w:ascii="Arial" w:eastAsia="Times New Roman" w:hAnsi="Arial" w:cs="Arial"/>
+                <w:color w:val="000000"/>
+                <w:sz w:val="18"/>
+                <w:szCs w:val="18"/>
+                <w:lang w:val="en-GB"/>
               </w:rPr>
               <w:t>Low</w:t>
             </w:r>
@@ -38060,14 +38211,16 @@
                 <w:color w:val="000000"/>
                 <w:sz w:val="18"/>
                 <w:szCs w:val="18"/>
-              </w:rPr>
-            </w:pPr>
-            <w:r>
-              <w:rPr>
-                <w:rFonts w:ascii="Arial" w:eastAsia="Times New Roman" w:hAnsi="Arial" w:cs="Arial"/>
-                <w:color w:val="000000"/>
-                <w:sz w:val="18"/>
-                <w:szCs w:val="18"/>
+                <w:lang w:val="en-GB"/>
+              </w:rPr>
+            </w:pPr>
+            <w:r>
+              <w:rPr>
+                <w:rFonts w:ascii="Arial" w:eastAsia="Times New Roman" w:hAnsi="Arial" w:cs="Arial"/>
+                <w:color w:val="000000"/>
+                <w:sz w:val="18"/>
+                <w:szCs w:val="18"/>
+                <w:lang w:val="en-GB"/>
               </w:rPr>
               <w:t>2025-05-05</w:t>
             </w:r>
@@ -38096,14 +38249,16 @@
                 <w:color w:val="000000"/>
                 <w:sz w:val="18"/>
                 <w:szCs w:val="18"/>
-              </w:rPr>
-            </w:pPr>
-            <w:r>
-              <w:rPr>
-                <w:rFonts w:ascii="Arial" w:eastAsia="Times New Roman" w:hAnsi="Arial" w:cs="Arial"/>
-                <w:color w:val="000000"/>
-                <w:sz w:val="18"/>
-                <w:szCs w:val="18"/>
+                <w:lang w:val="en-GB"/>
+              </w:rPr>
+            </w:pPr>
+            <w:r>
+              <w:rPr>
+                <w:rFonts w:ascii="Arial" w:eastAsia="Times New Roman" w:hAnsi="Arial" w:cs="Arial"/>
+                <w:color w:val="000000"/>
+                <w:sz w:val="18"/>
+                <w:szCs w:val="18"/>
+                <w:lang w:val="en-GB"/>
               </w:rPr>
               <w:t>2340.78</w:t>
             </w:r>
@@ -38131,14 +38286,16 @@
                 <w:color w:val="000000"/>
                 <w:sz w:val="18"/>
                 <w:szCs w:val="18"/>
-              </w:rPr>
-            </w:pPr>
-            <w:r>
-              <w:rPr>
-                <w:rFonts w:ascii="Arial" w:eastAsia="Times New Roman" w:hAnsi="Arial" w:cs="Arial"/>
-                <w:color w:val="000000"/>
-                <w:sz w:val="18"/>
-                <w:szCs w:val="18"/>
+                <w:lang w:val="en-GB"/>
+              </w:rPr>
+            </w:pPr>
+            <w:r>
+              <w:rPr>
+                <w:rFonts w:ascii="Arial" w:eastAsia="Times New Roman" w:hAnsi="Arial" w:cs="Arial"/>
+                <w:color w:val="000000"/>
+                <w:sz w:val="18"/>
+                <w:szCs w:val="18"/>
+                <w:lang w:val="en-GB"/>
               </w:rPr>
               <w:t>Wire Transfer</w:t>
             </w:r>
@@ -38167,14 +38324,16 @@
                 <w:color w:val="000000"/>
                 <w:sz w:val="18"/>
                 <w:szCs w:val="18"/>
-              </w:rPr>
-            </w:pPr>
-            <w:r>
-              <w:rPr>
-                <w:rFonts w:ascii="Arial" w:eastAsia="Times New Roman" w:hAnsi="Arial" w:cs="Arial"/>
-                <w:color w:val="000000"/>
-                <w:sz w:val="18"/>
-                <w:szCs w:val="18"/>
+                <w:lang w:val="en-GB"/>
+              </w:rPr>
+            </w:pPr>
+            <w:r>
+              <w:rPr>
+                <w:rFonts w:ascii="Arial" w:eastAsia="Times New Roman" w:hAnsi="Arial" w:cs="Arial"/>
+                <w:color w:val="000000"/>
+                <w:sz w:val="18"/>
+                <w:szCs w:val="18"/>
+                <w:lang w:val="en-GB"/>
               </w:rPr>
               <w:t>0</w:t>
             </w:r>
@@ -38202,14 +38361,16 @@
                 <w:color w:val="000000"/>
                 <w:sz w:val="18"/>
                 <w:szCs w:val="18"/>
-              </w:rPr>
-            </w:pPr>
-            <w:r>
-              <w:rPr>
-                <w:rFonts w:ascii="Arial" w:eastAsia="Times New Roman" w:hAnsi="Arial" w:cs="Arial"/>
-                <w:color w:val="000000"/>
-                <w:sz w:val="18"/>
-                <w:szCs w:val="18"/>
+                <w:lang w:val="en-GB"/>
+              </w:rPr>
+            </w:pPr>
+            <w:r>
+              <w:rPr>
+                <w:rFonts w:ascii="Arial" w:eastAsia="Times New Roman" w:hAnsi="Arial" w:cs="Arial"/>
+                <w:color w:val="000000"/>
+                <w:sz w:val="18"/>
+                <w:szCs w:val="18"/>
+                <w:lang w:val="en-GB"/>
               </w:rPr>
               <w:t>Nigeria</w:t>
             </w:r>
@@ -38237,14 +38398,16 @@
                 <w:color w:val="000000"/>
                 <w:sz w:val="18"/>
                 <w:szCs w:val="18"/>
-              </w:rPr>
-            </w:pPr>
-            <w:r>
-              <w:rPr>
-                <w:rFonts w:ascii="Arial" w:eastAsia="Times New Roman" w:hAnsi="Arial" w:cs="Arial"/>
-                <w:color w:val="000000"/>
-                <w:sz w:val="18"/>
-                <w:szCs w:val="18"/>
+                <w:lang w:val="en-GB"/>
+              </w:rPr>
+            </w:pPr>
+            <w:r>
+              <w:rPr>
+                <w:rFonts w:ascii="Arial" w:eastAsia="Times New Roman" w:hAnsi="Arial" w:cs="Arial"/>
+                <w:color w:val="000000"/>
+                <w:sz w:val="18"/>
+                <w:szCs w:val="18"/>
+                <w:lang w:val="en-GB"/>
               </w:rPr>
               <w:t>High</w:t>
             </w:r>
@@ -38272,14 +38435,16 @@
                 <w:color w:val="000000"/>
                 <w:sz w:val="18"/>
                 <w:szCs w:val="18"/>
-              </w:rPr>
-            </w:pPr>
-            <w:r>
-              <w:rPr>
-                <w:rFonts w:ascii="Arial" w:eastAsia="Times New Roman" w:hAnsi="Arial" w:cs="Arial"/>
-                <w:color w:val="000000"/>
-                <w:sz w:val="18"/>
-                <w:szCs w:val="18"/>
+                <w:lang w:val="en-GB"/>
+              </w:rPr>
+            </w:pPr>
+            <w:r>
+              <w:rPr>
+                <w:rFonts w:ascii="Arial" w:eastAsia="Times New Roman" w:hAnsi="Arial" w:cs="Arial"/>
+                <w:color w:val="000000"/>
+                <w:sz w:val="18"/>
+                <w:szCs w:val="18"/>
+                <w:lang w:val="en-GB"/>
               </w:rPr>
               <w:t>High-Risk Country Tx</w:t>
             </w:r>
@@ -38312,14 +38477,16 @@
                 <w:color w:val="000000"/>
                 <w:sz w:val="18"/>
                 <w:szCs w:val="18"/>
-              </w:rPr>
-            </w:pPr>
-            <w:r>
-              <w:rPr>
-                <w:rFonts w:ascii="Arial" w:eastAsia="Times New Roman" w:hAnsi="Arial" w:cs="Arial"/>
-                <w:color w:val="000000"/>
-                <w:sz w:val="18"/>
-                <w:szCs w:val="18"/>
+                <w:lang w:val="en-GB"/>
+              </w:rPr>
+            </w:pPr>
+            <w:r>
+              <w:rPr>
+                <w:rFonts w:ascii="Arial" w:eastAsia="Times New Roman" w:hAnsi="Arial" w:cs="Arial"/>
+                <w:color w:val="000000"/>
+                <w:sz w:val="18"/>
+                <w:szCs w:val="18"/>
+                <w:lang w:val="en-GB"/>
               </w:rPr>
               <w:t>C019</w:t>
             </w:r>
@@ -38347,14 +38514,16 @@
                 <w:color w:val="000000"/>
                 <w:sz w:val="18"/>
                 <w:szCs w:val="18"/>
-              </w:rPr>
-            </w:pPr>
-            <w:r>
-              <w:rPr>
-                <w:rFonts w:ascii="Arial" w:eastAsia="Times New Roman" w:hAnsi="Arial" w:cs="Arial"/>
-                <w:color w:val="000000"/>
-                <w:sz w:val="18"/>
-                <w:szCs w:val="18"/>
+                <w:lang w:val="en-GB"/>
+              </w:rPr>
+            </w:pPr>
+            <w:r>
+              <w:rPr>
+                <w:rFonts w:ascii="Arial" w:eastAsia="Times New Roman" w:hAnsi="Arial" w:cs="Arial"/>
+                <w:color w:val="000000"/>
+                <w:sz w:val="18"/>
+                <w:szCs w:val="18"/>
+                <w:lang w:val="en-GB"/>
               </w:rPr>
               <w:t>A061</w:t>
             </w:r>
@@ -38382,14 +38551,16 @@
                 <w:color w:val="000000"/>
                 <w:sz w:val="18"/>
                 <w:szCs w:val="18"/>
-              </w:rPr>
-            </w:pPr>
-            <w:r>
-              <w:rPr>
-                <w:rFonts w:ascii="Arial" w:eastAsia="Times New Roman" w:hAnsi="Arial" w:cs="Arial"/>
-                <w:color w:val="000000"/>
-                <w:sz w:val="18"/>
-                <w:szCs w:val="18"/>
+                <w:lang w:val="en-GB"/>
+              </w:rPr>
+            </w:pPr>
+            <w:r>
+              <w:rPr>
+                <w:rFonts w:ascii="Arial" w:eastAsia="Times New Roman" w:hAnsi="Arial" w:cs="Arial"/>
+                <w:color w:val="000000"/>
+                <w:sz w:val="18"/>
+                <w:szCs w:val="18"/>
+                <w:lang w:val="en-GB"/>
               </w:rPr>
               <w:t>Customer_19</w:t>
             </w:r>
@@ -38417,14 +38588,16 @@
                 <w:color w:val="000000"/>
                 <w:sz w:val="18"/>
                 <w:szCs w:val="18"/>
-              </w:rPr>
-            </w:pPr>
-            <w:r>
-              <w:rPr>
-                <w:rFonts w:ascii="Arial" w:eastAsia="Times New Roman" w:hAnsi="Arial" w:cs="Arial"/>
-                <w:color w:val="000000"/>
-                <w:sz w:val="18"/>
-                <w:szCs w:val="18"/>
+                <w:lang w:val="en-GB"/>
+              </w:rPr>
+            </w:pPr>
+            <w:r>
+              <w:rPr>
+                <w:rFonts w:ascii="Arial" w:eastAsia="Times New Roman" w:hAnsi="Arial" w:cs="Arial"/>
+                <w:color w:val="000000"/>
+                <w:sz w:val="18"/>
+                <w:szCs w:val="18"/>
+                <w:lang w:val="en-GB"/>
               </w:rPr>
               <w:t>Low</w:t>
             </w:r>
@@ -38453,14 +38626,16 @@
                 <w:color w:val="000000"/>
                 <w:sz w:val="18"/>
                 <w:szCs w:val="18"/>
-              </w:rPr>
-            </w:pPr>
-            <w:r>
-              <w:rPr>
-                <w:rFonts w:ascii="Arial" w:eastAsia="Times New Roman" w:hAnsi="Arial" w:cs="Arial"/>
-                <w:color w:val="000000"/>
-                <w:sz w:val="18"/>
-                <w:szCs w:val="18"/>
+                <w:lang w:val="en-GB"/>
+              </w:rPr>
+            </w:pPr>
+            <w:r>
+              <w:rPr>
+                <w:rFonts w:ascii="Arial" w:eastAsia="Times New Roman" w:hAnsi="Arial" w:cs="Arial"/>
+                <w:color w:val="000000"/>
+                <w:sz w:val="18"/>
+                <w:szCs w:val="18"/>
+                <w:lang w:val="en-GB"/>
               </w:rPr>
               <w:t>2025-09-11</w:t>
             </w:r>
@@ -38489,14 +38664,16 @@
                 <w:color w:val="000000"/>
                 <w:sz w:val="18"/>
                 <w:szCs w:val="18"/>
-              </w:rPr>
-            </w:pPr>
-            <w:r>
-              <w:rPr>
-                <w:rFonts w:ascii="Arial" w:eastAsia="Times New Roman" w:hAnsi="Arial" w:cs="Arial"/>
-                <w:color w:val="000000"/>
-                <w:sz w:val="18"/>
-                <w:szCs w:val="18"/>
+                <w:lang w:val="en-GB"/>
+              </w:rPr>
+            </w:pPr>
+            <w:r>
+              <w:rPr>
+                <w:rFonts w:ascii="Arial" w:eastAsia="Times New Roman" w:hAnsi="Arial" w:cs="Arial"/>
+                <w:color w:val="000000"/>
+                <w:sz w:val="18"/>
+                <w:szCs w:val="18"/>
+                <w:lang w:val="en-GB"/>
               </w:rPr>
               <w:t>5000.65</w:t>
             </w:r>
@@ -38524,14 +38701,16 @@
                 <w:color w:val="000000"/>
                 <w:sz w:val="18"/>
                 <w:szCs w:val="18"/>
-              </w:rPr>
-            </w:pPr>
-            <w:r>
-              <w:rPr>
-                <w:rFonts w:ascii="Arial" w:eastAsia="Times New Roman" w:hAnsi="Arial" w:cs="Arial"/>
-                <w:color w:val="000000"/>
-                <w:sz w:val="18"/>
-                <w:szCs w:val="18"/>
+                <w:lang w:val="en-GB"/>
+              </w:rPr>
+            </w:pPr>
+            <w:r>
+              <w:rPr>
+                <w:rFonts w:ascii="Arial" w:eastAsia="Times New Roman" w:hAnsi="Arial" w:cs="Arial"/>
+                <w:color w:val="000000"/>
+                <w:sz w:val="18"/>
+                <w:szCs w:val="18"/>
+                <w:lang w:val="en-GB"/>
               </w:rPr>
               <w:t>Cash Withdrawal</w:t>
             </w:r>
@@ -38560,14 +38739,16 @@
                 <w:color w:val="000000"/>
                 <w:sz w:val="18"/>
                 <w:szCs w:val="18"/>
-              </w:rPr>
-            </w:pPr>
-            <w:r>
-              <w:rPr>
-                <w:rFonts w:ascii="Arial" w:eastAsia="Times New Roman" w:hAnsi="Arial" w:cs="Arial"/>
-                <w:color w:val="000000"/>
-                <w:sz w:val="18"/>
-                <w:szCs w:val="18"/>
+                <w:lang w:val="en-GB"/>
+              </w:rPr>
+            </w:pPr>
+            <w:r>
+              <w:rPr>
+                <w:rFonts w:ascii="Arial" w:eastAsia="Times New Roman" w:hAnsi="Arial" w:cs="Arial"/>
+                <w:color w:val="000000"/>
+                <w:sz w:val="18"/>
+                <w:szCs w:val="18"/>
+                <w:lang w:val="en-GB"/>
               </w:rPr>
               <w:t>1</w:t>
             </w:r>
@@ -38595,14 +38776,16 @@
                 <w:color w:val="000000"/>
                 <w:sz w:val="18"/>
                 <w:szCs w:val="18"/>
-              </w:rPr>
-            </w:pPr>
-            <w:r>
-              <w:rPr>
-                <w:rFonts w:ascii="Arial" w:eastAsia="Times New Roman" w:hAnsi="Arial" w:cs="Arial"/>
-                <w:color w:val="000000"/>
-                <w:sz w:val="18"/>
-                <w:szCs w:val="18"/>
+                <w:lang w:val="en-GB"/>
+              </w:rPr>
+            </w:pPr>
+            <w:r>
+              <w:rPr>
+                <w:rFonts w:ascii="Arial" w:eastAsia="Times New Roman" w:hAnsi="Arial" w:cs="Arial"/>
+                <w:color w:val="000000"/>
+                <w:sz w:val="18"/>
+                <w:szCs w:val="18"/>
+                <w:lang w:val="en-GB"/>
               </w:rPr>
               <w:t>Nigeria</w:t>
             </w:r>
@@ -38630,14 +38813,16 @@
                 <w:color w:val="000000"/>
                 <w:sz w:val="18"/>
                 <w:szCs w:val="18"/>
-              </w:rPr>
-            </w:pPr>
-            <w:r>
-              <w:rPr>
-                <w:rFonts w:ascii="Arial" w:eastAsia="Times New Roman" w:hAnsi="Arial" w:cs="Arial"/>
-                <w:color w:val="000000"/>
-                <w:sz w:val="18"/>
-                <w:szCs w:val="18"/>
+                <w:lang w:val="en-GB"/>
+              </w:rPr>
+            </w:pPr>
+            <w:r>
+              <w:rPr>
+                <w:rFonts w:ascii="Arial" w:eastAsia="Times New Roman" w:hAnsi="Arial" w:cs="Arial"/>
+                <w:color w:val="000000"/>
+                <w:sz w:val="18"/>
+                <w:szCs w:val="18"/>
+                <w:lang w:val="en-GB"/>
               </w:rPr>
               <w:t>High</w:t>
             </w:r>
@@ -38665,14 +38850,16 @@
                 <w:color w:val="000000"/>
                 <w:sz w:val="18"/>
                 <w:szCs w:val="18"/>
-              </w:rPr>
-            </w:pPr>
-            <w:r>
-              <w:rPr>
-                <w:rFonts w:ascii="Arial" w:eastAsia="Times New Roman" w:hAnsi="Arial" w:cs="Arial"/>
-                <w:color w:val="000000"/>
-                <w:sz w:val="18"/>
-                <w:szCs w:val="18"/>
+                <w:lang w:val="en-GB"/>
+              </w:rPr>
+            </w:pPr>
+            <w:r>
+              <w:rPr>
+                <w:rFonts w:ascii="Arial" w:eastAsia="Times New Roman" w:hAnsi="Arial" w:cs="Arial"/>
+                <w:color w:val="000000"/>
+                <w:sz w:val="18"/>
+                <w:szCs w:val="18"/>
+                <w:lang w:val="en-GB"/>
               </w:rPr>
               <w:t>High-Risk Country Tx</w:t>
             </w:r>
@@ -38705,14 +38892,16 @@
                 <w:color w:val="000000"/>
                 <w:sz w:val="18"/>
                 <w:szCs w:val="18"/>
-              </w:rPr>
-            </w:pPr>
-            <w:r>
-              <w:rPr>
-                <w:rFonts w:ascii="Arial" w:eastAsia="Times New Roman" w:hAnsi="Arial" w:cs="Arial"/>
-                <w:color w:val="000000"/>
-                <w:sz w:val="18"/>
-                <w:szCs w:val="18"/>
+                <w:lang w:val="en-GB"/>
+              </w:rPr>
+            </w:pPr>
+            <w:r>
+              <w:rPr>
+                <w:rFonts w:ascii="Arial" w:eastAsia="Times New Roman" w:hAnsi="Arial" w:cs="Arial"/>
+                <w:color w:val="000000"/>
+                <w:sz w:val="18"/>
+                <w:szCs w:val="18"/>
+                <w:lang w:val="en-GB"/>
               </w:rPr>
               <w:t>C021</w:t>
             </w:r>
@@ -38740,14 +38929,16 @@
                 <w:color w:val="000000"/>
                 <w:sz w:val="18"/>
                 <w:szCs w:val="18"/>
-              </w:rPr>
-            </w:pPr>
-            <w:r>
-              <w:rPr>
-                <w:rFonts w:ascii="Arial" w:eastAsia="Times New Roman" w:hAnsi="Arial" w:cs="Arial"/>
-                <w:color w:val="000000"/>
-                <w:sz w:val="18"/>
-                <w:szCs w:val="18"/>
+                <w:lang w:val="en-GB"/>
+              </w:rPr>
+            </w:pPr>
+            <w:r>
+              <w:rPr>
+                <w:rFonts w:ascii="Arial" w:eastAsia="Times New Roman" w:hAnsi="Arial" w:cs="Arial"/>
+                <w:color w:val="000000"/>
+                <w:sz w:val="18"/>
+                <w:szCs w:val="18"/>
+                <w:lang w:val="en-GB"/>
               </w:rPr>
               <w:t>A065</w:t>
             </w:r>
@@ -38775,14 +38966,16 @@
                 <w:color w:val="000000"/>
                 <w:sz w:val="18"/>
                 <w:szCs w:val="18"/>
-              </w:rPr>
-            </w:pPr>
-            <w:r>
-              <w:rPr>
-                <w:rFonts w:ascii="Arial" w:eastAsia="Times New Roman" w:hAnsi="Arial" w:cs="Arial"/>
-                <w:color w:val="000000"/>
-                <w:sz w:val="18"/>
-                <w:szCs w:val="18"/>
+                <w:lang w:val="en-GB"/>
+              </w:rPr>
+            </w:pPr>
+            <w:r>
+              <w:rPr>
+                <w:rFonts w:ascii="Arial" w:eastAsia="Times New Roman" w:hAnsi="Arial" w:cs="Arial"/>
+                <w:color w:val="000000"/>
+                <w:sz w:val="18"/>
+                <w:szCs w:val="18"/>
+                <w:lang w:val="en-GB"/>
               </w:rPr>
               <w:t>Customer_21</w:t>
             </w:r>
@@ -38810,14 +39003,16 @@
                 <w:color w:val="000000"/>
                 <w:sz w:val="18"/>
                 <w:szCs w:val="18"/>
-              </w:rPr>
-            </w:pPr>
-            <w:r>
-              <w:rPr>
-                <w:rFonts w:ascii="Arial" w:eastAsia="Times New Roman" w:hAnsi="Arial" w:cs="Arial"/>
-                <w:color w:val="000000"/>
-                <w:sz w:val="18"/>
-                <w:szCs w:val="18"/>
+                <w:lang w:val="en-GB"/>
+              </w:rPr>
+            </w:pPr>
+            <w:r>
+              <w:rPr>
+                <w:rFonts w:ascii="Arial" w:eastAsia="Times New Roman" w:hAnsi="Arial" w:cs="Arial"/>
+                <w:color w:val="000000"/>
+                <w:sz w:val="18"/>
+                <w:szCs w:val="18"/>
+                <w:lang w:val="en-GB"/>
               </w:rPr>
               <w:t>Low</w:t>
             </w:r>
@@ -38846,14 +39041,16 @@
                 <w:color w:val="000000"/>
                 <w:sz w:val="18"/>
                 <w:szCs w:val="18"/>
-              </w:rPr>
-            </w:pPr>
-            <w:r>
-              <w:rPr>
-                <w:rFonts w:ascii="Arial" w:eastAsia="Times New Roman" w:hAnsi="Arial" w:cs="Arial"/>
-                <w:color w:val="000000"/>
-                <w:sz w:val="18"/>
-                <w:szCs w:val="18"/>
+                <w:lang w:val="en-GB"/>
+              </w:rPr>
+            </w:pPr>
+            <w:r>
+              <w:rPr>
+                <w:rFonts w:ascii="Arial" w:eastAsia="Times New Roman" w:hAnsi="Arial" w:cs="Arial"/>
+                <w:color w:val="000000"/>
+                <w:sz w:val="18"/>
+                <w:szCs w:val="18"/>
+                <w:lang w:val="en-GB"/>
               </w:rPr>
               <w:t>2023-08-13</w:t>
             </w:r>
@@ -38882,14 +39079,16 @@
                 <w:color w:val="000000"/>
                 <w:sz w:val="18"/>
                 <w:szCs w:val="18"/>
-              </w:rPr>
-            </w:pPr>
-            <w:r>
-              <w:rPr>
-                <w:rFonts w:ascii="Arial" w:eastAsia="Times New Roman" w:hAnsi="Arial" w:cs="Arial"/>
-                <w:color w:val="000000"/>
-                <w:sz w:val="18"/>
-                <w:szCs w:val="18"/>
+                <w:lang w:val="en-GB"/>
+              </w:rPr>
+            </w:pPr>
+            <w:r>
+              <w:rPr>
+                <w:rFonts w:ascii="Arial" w:eastAsia="Times New Roman" w:hAnsi="Arial" w:cs="Arial"/>
+                <w:color w:val="000000"/>
+                <w:sz w:val="18"/>
+                <w:szCs w:val="18"/>
+                <w:lang w:val="en-GB"/>
               </w:rPr>
               <w:t>5805.67</w:t>
             </w:r>
@@ -38917,14 +39116,16 @@
                 <w:color w:val="000000"/>
                 <w:sz w:val="18"/>
                 <w:szCs w:val="18"/>
-              </w:rPr>
-            </w:pPr>
-            <w:r>
-              <w:rPr>
-                <w:rFonts w:ascii="Arial" w:eastAsia="Times New Roman" w:hAnsi="Arial" w:cs="Arial"/>
-                <w:color w:val="000000"/>
-                <w:sz w:val="18"/>
-                <w:szCs w:val="18"/>
+                <w:lang w:val="en-GB"/>
+              </w:rPr>
+            </w:pPr>
+            <w:r>
+              <w:rPr>
+                <w:rFonts w:ascii="Arial" w:eastAsia="Times New Roman" w:hAnsi="Arial" w:cs="Arial"/>
+                <w:color w:val="000000"/>
+                <w:sz w:val="18"/>
+                <w:szCs w:val="18"/>
+                <w:lang w:val="en-GB"/>
               </w:rPr>
               <w:t>Cash Deposit</w:t>
             </w:r>
@@ -38953,14 +39154,16 @@
                 <w:color w:val="000000"/>
                 <w:sz w:val="18"/>
                 <w:szCs w:val="18"/>
-              </w:rPr>
-            </w:pPr>
-            <w:r>
-              <w:rPr>
-                <w:rFonts w:ascii="Arial" w:eastAsia="Times New Roman" w:hAnsi="Arial" w:cs="Arial"/>
-                <w:color w:val="000000"/>
-                <w:sz w:val="18"/>
-                <w:szCs w:val="18"/>
+                <w:lang w:val="en-GB"/>
+              </w:rPr>
+            </w:pPr>
+            <w:r>
+              <w:rPr>
+                <w:rFonts w:ascii="Arial" w:eastAsia="Times New Roman" w:hAnsi="Arial" w:cs="Arial"/>
+                <w:color w:val="000000"/>
+                <w:sz w:val="18"/>
+                <w:szCs w:val="18"/>
+                <w:lang w:val="en-GB"/>
               </w:rPr>
               <w:t>1</w:t>
             </w:r>
@@ -38988,14 +39191,16 @@
                 <w:color w:val="000000"/>
                 <w:sz w:val="18"/>
                 <w:szCs w:val="18"/>
-              </w:rPr>
-            </w:pPr>
-            <w:r>
-              <w:rPr>
-                <w:rFonts w:ascii="Arial" w:eastAsia="Times New Roman" w:hAnsi="Arial" w:cs="Arial"/>
-                <w:color w:val="000000"/>
-                <w:sz w:val="18"/>
-                <w:szCs w:val="18"/>
+                <w:lang w:val="en-GB"/>
+              </w:rPr>
+            </w:pPr>
+            <w:r>
+              <w:rPr>
+                <w:rFonts w:ascii="Arial" w:eastAsia="Times New Roman" w:hAnsi="Arial" w:cs="Arial"/>
+                <w:color w:val="000000"/>
+                <w:sz w:val="18"/>
+                <w:szCs w:val="18"/>
+                <w:lang w:val="en-GB"/>
               </w:rPr>
               <w:t>Russia</w:t>
             </w:r>
@@ -39023,14 +39228,16 @@
                 <w:color w:val="000000"/>
                 <w:sz w:val="18"/>
                 <w:szCs w:val="18"/>
-              </w:rPr>
-            </w:pPr>
-            <w:r>
-              <w:rPr>
-                <w:rFonts w:ascii="Arial" w:eastAsia="Times New Roman" w:hAnsi="Arial" w:cs="Arial"/>
-                <w:color w:val="000000"/>
-                <w:sz w:val="18"/>
-                <w:szCs w:val="18"/>
+                <w:lang w:val="en-GB"/>
+              </w:rPr>
+            </w:pPr>
+            <w:r>
+              <w:rPr>
+                <w:rFonts w:ascii="Arial" w:eastAsia="Times New Roman" w:hAnsi="Arial" w:cs="Arial"/>
+                <w:color w:val="000000"/>
+                <w:sz w:val="18"/>
+                <w:szCs w:val="18"/>
+                <w:lang w:val="en-GB"/>
               </w:rPr>
               <w:t>High</w:t>
             </w:r>
@@ -39058,14 +39265,16 @@
                 <w:color w:val="000000"/>
                 <w:sz w:val="18"/>
                 <w:szCs w:val="18"/>
-              </w:rPr>
-            </w:pPr>
-            <w:r>
-              <w:rPr>
-                <w:rFonts w:ascii="Arial" w:eastAsia="Times New Roman" w:hAnsi="Arial" w:cs="Arial"/>
-                <w:color w:val="000000"/>
-                <w:sz w:val="18"/>
-                <w:szCs w:val="18"/>
+                <w:lang w:val="en-GB"/>
+              </w:rPr>
+            </w:pPr>
+            <w:r>
+              <w:rPr>
+                <w:rFonts w:ascii="Arial" w:eastAsia="Times New Roman" w:hAnsi="Arial" w:cs="Arial"/>
+                <w:color w:val="000000"/>
+                <w:sz w:val="18"/>
+                <w:szCs w:val="18"/>
+                <w:lang w:val="en-GB"/>
               </w:rPr>
               <w:t>High-Risk Country Tx</w:t>
             </w:r>
@@ -39098,14 +39307,16 @@
                 <w:color w:val="000000"/>
                 <w:sz w:val="18"/>
                 <w:szCs w:val="18"/>
-              </w:rPr>
-            </w:pPr>
-            <w:r>
-              <w:rPr>
-                <w:rFonts w:ascii="Arial" w:eastAsia="Times New Roman" w:hAnsi="Arial" w:cs="Arial"/>
-                <w:color w:val="000000"/>
-                <w:sz w:val="18"/>
-                <w:szCs w:val="18"/>
+                <w:lang w:val="en-GB"/>
+              </w:rPr>
+            </w:pPr>
+            <w:r>
+              <w:rPr>
+                <w:rFonts w:ascii="Arial" w:eastAsia="Times New Roman" w:hAnsi="Arial" w:cs="Arial"/>
+                <w:color w:val="000000"/>
+                <w:sz w:val="18"/>
+                <w:szCs w:val="18"/>
+                <w:lang w:val="en-GB"/>
               </w:rPr>
               <w:t>C023</w:t>
             </w:r>
@@ -39133,14 +39344,16 @@
                 <w:color w:val="000000"/>
                 <w:sz w:val="18"/>
                 <w:szCs w:val="18"/>
-              </w:rPr>
-            </w:pPr>
-            <w:r>
-              <w:rPr>
-                <w:rFonts w:ascii="Arial" w:eastAsia="Times New Roman" w:hAnsi="Arial" w:cs="Arial"/>
-                <w:color w:val="000000"/>
-                <w:sz w:val="18"/>
-                <w:szCs w:val="18"/>
+                <w:lang w:val="en-GB"/>
+              </w:rPr>
+            </w:pPr>
+            <w:r>
+              <w:rPr>
+                <w:rFonts w:ascii="Arial" w:eastAsia="Times New Roman" w:hAnsi="Arial" w:cs="Arial"/>
+                <w:color w:val="000000"/>
+                <w:sz w:val="18"/>
+                <w:szCs w:val="18"/>
+                <w:lang w:val="en-GB"/>
               </w:rPr>
               <w:t>A029</w:t>
             </w:r>
@@ -39168,14 +39381,16 @@
                 <w:color w:val="000000"/>
                 <w:sz w:val="18"/>
                 <w:szCs w:val="18"/>
-              </w:rPr>
-            </w:pPr>
-            <w:r>
-              <w:rPr>
-                <w:rFonts w:ascii="Arial" w:eastAsia="Times New Roman" w:hAnsi="Arial" w:cs="Arial"/>
-                <w:color w:val="000000"/>
-                <w:sz w:val="18"/>
-                <w:szCs w:val="18"/>
+                <w:lang w:val="en-GB"/>
+              </w:rPr>
+            </w:pPr>
+            <w:r>
+              <w:rPr>
+                <w:rFonts w:ascii="Arial" w:eastAsia="Times New Roman" w:hAnsi="Arial" w:cs="Arial"/>
+                <w:color w:val="000000"/>
+                <w:sz w:val="18"/>
+                <w:szCs w:val="18"/>
+                <w:lang w:val="en-GB"/>
               </w:rPr>
               <w:t>Customer_23</w:t>
             </w:r>
@@ -39203,14 +39418,16 @@
                 <w:color w:val="000000"/>
                 <w:sz w:val="18"/>
                 <w:szCs w:val="18"/>
-              </w:rPr>
-            </w:pPr>
-            <w:r>
-              <w:rPr>
-                <w:rFonts w:ascii="Arial" w:eastAsia="Times New Roman" w:hAnsi="Arial" w:cs="Arial"/>
-                <w:color w:val="000000"/>
-                <w:sz w:val="18"/>
-                <w:szCs w:val="18"/>
+                <w:lang w:val="en-GB"/>
+              </w:rPr>
+            </w:pPr>
+            <w:r>
+              <w:rPr>
+                <w:rFonts w:ascii="Arial" w:eastAsia="Times New Roman" w:hAnsi="Arial" w:cs="Arial"/>
+                <w:color w:val="000000"/>
+                <w:sz w:val="18"/>
+                <w:szCs w:val="18"/>
+                <w:lang w:val="en-GB"/>
               </w:rPr>
               <w:t>Medium</w:t>
             </w:r>
@@ -39239,14 +39456,16 @@
                 <w:color w:val="000000"/>
                 <w:sz w:val="18"/>
                 <w:szCs w:val="18"/>
-              </w:rPr>
-            </w:pPr>
-            <w:r>
-              <w:rPr>
-                <w:rFonts w:ascii="Arial" w:eastAsia="Times New Roman" w:hAnsi="Arial" w:cs="Arial"/>
-                <w:color w:val="000000"/>
-                <w:sz w:val="18"/>
-                <w:szCs w:val="18"/>
+                <w:lang w:val="en-GB"/>
+              </w:rPr>
+            </w:pPr>
+            <w:r>
+              <w:rPr>
+                <w:rFonts w:ascii="Arial" w:eastAsia="Times New Roman" w:hAnsi="Arial" w:cs="Arial"/>
+                <w:color w:val="000000"/>
+                <w:sz w:val="18"/>
+                <w:szCs w:val="18"/>
+                <w:lang w:val="en-GB"/>
               </w:rPr>
               <w:t>2025-03-10</w:t>
             </w:r>
@@ -39275,14 +39494,16 @@
                 <w:color w:val="000000"/>
                 <w:sz w:val="18"/>
                 <w:szCs w:val="18"/>
-              </w:rPr>
-            </w:pPr>
-            <w:r>
-              <w:rPr>
-                <w:rFonts w:ascii="Arial" w:eastAsia="Times New Roman" w:hAnsi="Arial" w:cs="Arial"/>
-                <w:color w:val="000000"/>
-                <w:sz w:val="18"/>
-                <w:szCs w:val="18"/>
+                <w:lang w:val="en-GB"/>
+              </w:rPr>
+            </w:pPr>
+            <w:r>
+              <w:rPr>
+                <w:rFonts w:ascii="Arial" w:eastAsia="Times New Roman" w:hAnsi="Arial" w:cs="Arial"/>
+                <w:color w:val="000000"/>
+                <w:sz w:val="18"/>
+                <w:szCs w:val="18"/>
+                <w:lang w:val="en-GB"/>
               </w:rPr>
               <w:t>15745.15</w:t>
             </w:r>
@@ -39310,14 +39531,16 @@
                 <w:color w:val="000000"/>
                 <w:sz w:val="18"/>
                 <w:szCs w:val="18"/>
-              </w:rPr>
-            </w:pPr>
-            <w:r>
-              <w:rPr>
-                <w:rFonts w:ascii="Arial" w:eastAsia="Times New Roman" w:hAnsi="Arial" w:cs="Arial"/>
-                <w:color w:val="000000"/>
-                <w:sz w:val="18"/>
-                <w:szCs w:val="18"/>
+                <w:lang w:val="en-GB"/>
+              </w:rPr>
+            </w:pPr>
+            <w:r>
+              <w:rPr>
+                <w:rFonts w:ascii="Arial" w:eastAsia="Times New Roman" w:hAnsi="Arial" w:cs="Arial"/>
+                <w:color w:val="000000"/>
+                <w:sz w:val="18"/>
+                <w:szCs w:val="18"/>
+                <w:lang w:val="en-GB"/>
               </w:rPr>
               <w:t>Wire Transfer</w:t>
             </w:r>
@@ -39346,14 +39569,16 @@
                 <w:color w:val="000000"/>
                 <w:sz w:val="18"/>
                 <w:szCs w:val="18"/>
-              </w:rPr>
-            </w:pPr>
-            <w:r>
-              <w:rPr>
-                <w:rFonts w:ascii="Arial" w:eastAsia="Times New Roman" w:hAnsi="Arial" w:cs="Arial"/>
-                <w:color w:val="000000"/>
-                <w:sz w:val="18"/>
-                <w:szCs w:val="18"/>
+                <w:lang w:val="en-GB"/>
+              </w:rPr>
+            </w:pPr>
+            <w:r>
+              <w:rPr>
+                <w:rFonts w:ascii="Arial" w:eastAsia="Times New Roman" w:hAnsi="Arial" w:cs="Arial"/>
+                <w:color w:val="000000"/>
+                <w:sz w:val="18"/>
+                <w:szCs w:val="18"/>
+                <w:lang w:val="en-GB"/>
               </w:rPr>
               <w:t>0</w:t>
             </w:r>
@@ -39381,14 +39606,16 @@
                 <w:color w:val="000000"/>
                 <w:sz w:val="18"/>
                 <w:szCs w:val="18"/>
-              </w:rPr>
-            </w:pPr>
-            <w:r>
-              <w:rPr>
-                <w:rFonts w:ascii="Arial" w:eastAsia="Times New Roman" w:hAnsi="Arial" w:cs="Arial"/>
-                <w:color w:val="000000"/>
-                <w:sz w:val="18"/>
-                <w:szCs w:val="18"/>
+                <w:lang w:val="en-GB"/>
+              </w:rPr>
+            </w:pPr>
+            <w:r>
+              <w:rPr>
+                <w:rFonts w:ascii="Arial" w:eastAsia="Times New Roman" w:hAnsi="Arial" w:cs="Arial"/>
+                <w:color w:val="000000"/>
+                <w:sz w:val="18"/>
+                <w:szCs w:val="18"/>
+                <w:lang w:val="en-GB"/>
               </w:rPr>
               <w:t>Nigeria</w:t>
             </w:r>
@@ -39416,14 +39643,16 @@
                 <w:color w:val="000000"/>
                 <w:sz w:val="18"/>
                 <w:szCs w:val="18"/>
-              </w:rPr>
-            </w:pPr>
-            <w:r>
-              <w:rPr>
-                <w:rFonts w:ascii="Arial" w:eastAsia="Times New Roman" w:hAnsi="Arial" w:cs="Arial"/>
-                <w:color w:val="000000"/>
-                <w:sz w:val="18"/>
-                <w:szCs w:val="18"/>
+                <w:lang w:val="en-GB"/>
+              </w:rPr>
+            </w:pPr>
+            <w:r>
+              <w:rPr>
+                <w:rFonts w:ascii="Arial" w:eastAsia="Times New Roman" w:hAnsi="Arial" w:cs="Arial"/>
+                <w:color w:val="000000"/>
+                <w:sz w:val="18"/>
+                <w:szCs w:val="18"/>
+                <w:lang w:val="en-GB"/>
               </w:rPr>
               <w:t>High</w:t>
             </w:r>
@@ -39451,14 +39680,16 @@
                 <w:color w:val="000000"/>
                 <w:sz w:val="18"/>
                 <w:szCs w:val="18"/>
-              </w:rPr>
-            </w:pPr>
-            <w:r>
-              <w:rPr>
-                <w:rFonts w:ascii="Arial" w:eastAsia="Times New Roman" w:hAnsi="Arial" w:cs="Arial"/>
-                <w:color w:val="000000"/>
-                <w:sz w:val="18"/>
-                <w:szCs w:val="18"/>
+                <w:lang w:val="en-GB"/>
+              </w:rPr>
+            </w:pPr>
+            <w:r>
+              <w:rPr>
+                <w:rFonts w:ascii="Arial" w:eastAsia="Times New Roman" w:hAnsi="Arial" w:cs="Arial"/>
+                <w:color w:val="000000"/>
+                <w:sz w:val="18"/>
+                <w:szCs w:val="18"/>
+                <w:lang w:val="en-GB"/>
               </w:rPr>
               <w:t>High-Risk Country Tx</w:t>
             </w:r>
@@ -39491,14 +39722,16 @@
                 <w:color w:val="000000"/>
                 <w:sz w:val="18"/>
                 <w:szCs w:val="18"/>
-              </w:rPr>
-            </w:pPr>
-            <w:r>
-              <w:rPr>
-                <w:rFonts w:ascii="Arial" w:eastAsia="Times New Roman" w:hAnsi="Arial" w:cs="Arial"/>
-                <w:color w:val="000000"/>
-                <w:sz w:val="18"/>
-                <w:szCs w:val="18"/>
+                <w:lang w:val="en-GB"/>
+              </w:rPr>
+            </w:pPr>
+            <w:r>
+              <w:rPr>
+                <w:rFonts w:ascii="Arial" w:eastAsia="Times New Roman" w:hAnsi="Arial" w:cs="Arial"/>
+                <w:color w:val="000000"/>
+                <w:sz w:val="18"/>
+                <w:szCs w:val="18"/>
+                <w:lang w:val="en-GB"/>
               </w:rPr>
               <w:t>C023</w:t>
             </w:r>
@@ -39526,14 +39759,16 @@
                 <w:color w:val="000000"/>
                 <w:sz w:val="18"/>
                 <w:szCs w:val="18"/>
-              </w:rPr>
-            </w:pPr>
-            <w:r>
-              <w:rPr>
-                <w:rFonts w:ascii="Arial" w:eastAsia="Times New Roman" w:hAnsi="Arial" w:cs="Arial"/>
-                <w:color w:val="000000"/>
-                <w:sz w:val="18"/>
-                <w:szCs w:val="18"/>
+                <w:lang w:val="en-GB"/>
+              </w:rPr>
+            </w:pPr>
+            <w:r>
+              <w:rPr>
+                <w:rFonts w:ascii="Arial" w:eastAsia="Times New Roman" w:hAnsi="Arial" w:cs="Arial"/>
+                <w:color w:val="000000"/>
+                <w:sz w:val="18"/>
+                <w:szCs w:val="18"/>
+                <w:lang w:val="en-GB"/>
               </w:rPr>
               <w:t>A029</w:t>
             </w:r>
@@ -39561,14 +39796,16 @@
                 <w:color w:val="000000"/>
                 <w:sz w:val="18"/>
                 <w:szCs w:val="18"/>
-              </w:rPr>
-            </w:pPr>
-            <w:r>
-              <w:rPr>
-                <w:rFonts w:ascii="Arial" w:eastAsia="Times New Roman" w:hAnsi="Arial" w:cs="Arial"/>
-                <w:color w:val="000000"/>
-                <w:sz w:val="18"/>
-                <w:szCs w:val="18"/>
+                <w:lang w:val="en-GB"/>
+              </w:rPr>
+            </w:pPr>
+            <w:r>
+              <w:rPr>
+                <w:rFonts w:ascii="Arial" w:eastAsia="Times New Roman" w:hAnsi="Arial" w:cs="Arial"/>
+                <w:color w:val="000000"/>
+                <w:sz w:val="18"/>
+                <w:szCs w:val="18"/>
+                <w:lang w:val="en-GB"/>
               </w:rPr>
               <w:t>Customer_23</w:t>
             </w:r>
@@ -39596,14 +39833,16 @@
                 <w:color w:val="000000"/>
                 <w:sz w:val="18"/>
                 <w:szCs w:val="18"/>
-              </w:rPr>
-            </w:pPr>
-            <w:r>
-              <w:rPr>
-                <w:rFonts w:ascii="Arial" w:eastAsia="Times New Roman" w:hAnsi="Arial" w:cs="Arial"/>
-                <w:color w:val="000000"/>
-                <w:sz w:val="18"/>
-                <w:szCs w:val="18"/>
+                <w:lang w:val="en-GB"/>
+              </w:rPr>
+            </w:pPr>
+            <w:r>
+              <w:rPr>
+                <w:rFonts w:ascii="Arial" w:eastAsia="Times New Roman" w:hAnsi="Arial" w:cs="Arial"/>
+                <w:color w:val="000000"/>
+                <w:sz w:val="18"/>
+                <w:szCs w:val="18"/>
+                <w:lang w:val="en-GB"/>
               </w:rPr>
               <w:t>Medium</w:t>
             </w:r>
@@ -39632,14 +39871,16 @@
                 <w:color w:val="000000"/>
                 <w:sz w:val="18"/>
                 <w:szCs w:val="18"/>
-              </w:rPr>
-            </w:pPr>
-            <w:r>
-              <w:rPr>
-                <w:rFonts w:ascii="Arial" w:eastAsia="Times New Roman" w:hAnsi="Arial" w:cs="Arial"/>
-                <w:color w:val="000000"/>
-                <w:sz w:val="18"/>
-                <w:szCs w:val="18"/>
+                <w:lang w:val="en-GB"/>
+              </w:rPr>
+            </w:pPr>
+            <w:r>
+              <w:rPr>
+                <w:rFonts w:ascii="Arial" w:eastAsia="Times New Roman" w:hAnsi="Arial" w:cs="Arial"/>
+                <w:color w:val="000000"/>
+                <w:sz w:val="18"/>
+                <w:szCs w:val="18"/>
+                <w:lang w:val="en-GB"/>
               </w:rPr>
               <w:t>2026-01-01</w:t>
             </w:r>
@@ -39668,14 +39909,16 @@
                 <w:color w:val="000000"/>
                 <w:sz w:val="18"/>
                 <w:szCs w:val="18"/>
-              </w:rPr>
-            </w:pPr>
-            <w:r>
-              <w:rPr>
-                <w:rFonts w:ascii="Arial" w:eastAsia="Times New Roman" w:hAnsi="Arial" w:cs="Arial"/>
-                <w:color w:val="000000"/>
-                <w:sz w:val="18"/>
-                <w:szCs w:val="18"/>
+                <w:lang w:val="en-GB"/>
+              </w:rPr>
+            </w:pPr>
+            <w:r>
+              <w:rPr>
+                <w:rFonts w:ascii="Arial" w:eastAsia="Times New Roman" w:hAnsi="Arial" w:cs="Arial"/>
+                <w:color w:val="000000"/>
+                <w:sz w:val="18"/>
+                <w:szCs w:val="18"/>
+                <w:lang w:val="en-GB"/>
               </w:rPr>
               <w:t>14054.03</w:t>
             </w:r>
@@ -39703,14 +39946,16 @@
                 <w:color w:val="000000"/>
                 <w:sz w:val="18"/>
                 <w:szCs w:val="18"/>
-              </w:rPr>
-            </w:pPr>
-            <w:r>
-              <w:rPr>
-                <w:rFonts w:ascii="Arial" w:eastAsia="Times New Roman" w:hAnsi="Arial" w:cs="Arial"/>
-                <w:color w:val="000000"/>
-                <w:sz w:val="18"/>
-                <w:szCs w:val="18"/>
+                <w:lang w:val="en-GB"/>
+              </w:rPr>
+            </w:pPr>
+            <w:r>
+              <w:rPr>
+                <w:rFonts w:ascii="Arial" w:eastAsia="Times New Roman" w:hAnsi="Arial" w:cs="Arial"/>
+                <w:color w:val="000000"/>
+                <w:sz w:val="18"/>
+                <w:szCs w:val="18"/>
+                <w:lang w:val="en-GB"/>
               </w:rPr>
               <w:t>Cash Deposit</w:t>
             </w:r>
@@ -39739,14 +39984,16 @@
                 <w:color w:val="000000"/>
                 <w:sz w:val="18"/>
                 <w:szCs w:val="18"/>
-              </w:rPr>
-            </w:pPr>
-            <w:r>
-              <w:rPr>
-                <w:rFonts w:ascii="Arial" w:eastAsia="Times New Roman" w:hAnsi="Arial" w:cs="Arial"/>
-                <w:color w:val="000000"/>
-                <w:sz w:val="18"/>
-                <w:szCs w:val="18"/>
+                <w:lang w:val="en-GB"/>
+              </w:rPr>
+            </w:pPr>
+            <w:r>
+              <w:rPr>
+                <w:rFonts w:ascii="Arial" w:eastAsia="Times New Roman" w:hAnsi="Arial" w:cs="Arial"/>
+                <w:color w:val="000000"/>
+                <w:sz w:val="18"/>
+                <w:szCs w:val="18"/>
+                <w:lang w:val="en-GB"/>
               </w:rPr>
               <w:t>1</w:t>
             </w:r>
@@ -39774,14 +40021,16 @@
                 <w:color w:val="000000"/>
                 <w:sz w:val="18"/>
                 <w:szCs w:val="18"/>
-              </w:rPr>
-            </w:pPr>
-            <w:r>
-              <w:rPr>
-                <w:rFonts w:ascii="Arial" w:eastAsia="Times New Roman" w:hAnsi="Arial" w:cs="Arial"/>
-                <w:color w:val="000000"/>
-                <w:sz w:val="18"/>
-                <w:szCs w:val="18"/>
+                <w:lang w:val="en-GB"/>
+              </w:rPr>
+            </w:pPr>
+            <w:r>
+              <w:rPr>
+                <w:rFonts w:ascii="Arial" w:eastAsia="Times New Roman" w:hAnsi="Arial" w:cs="Arial"/>
+                <w:color w:val="000000"/>
+                <w:sz w:val="18"/>
+                <w:szCs w:val="18"/>
+                <w:lang w:val="en-GB"/>
               </w:rPr>
               <w:t>Russia</w:t>
             </w:r>
@@ -39809,14 +40058,16 @@
                 <w:color w:val="000000"/>
                 <w:sz w:val="18"/>
                 <w:szCs w:val="18"/>
-              </w:rPr>
-            </w:pPr>
-            <w:r>
-              <w:rPr>
-                <w:rFonts w:ascii="Arial" w:eastAsia="Times New Roman" w:hAnsi="Arial" w:cs="Arial"/>
-                <w:color w:val="000000"/>
-                <w:sz w:val="18"/>
-                <w:szCs w:val="18"/>
+                <w:lang w:val="en-GB"/>
+              </w:rPr>
+            </w:pPr>
+            <w:r>
+              <w:rPr>
+                <w:rFonts w:ascii="Arial" w:eastAsia="Times New Roman" w:hAnsi="Arial" w:cs="Arial"/>
+                <w:color w:val="000000"/>
+                <w:sz w:val="18"/>
+                <w:szCs w:val="18"/>
+                <w:lang w:val="en-GB"/>
               </w:rPr>
               <w:t>High</w:t>
             </w:r>
@@ -39844,14 +40095,16 @@
                 <w:color w:val="000000"/>
                 <w:sz w:val="18"/>
                 <w:szCs w:val="18"/>
-              </w:rPr>
-            </w:pPr>
-            <w:r>
-              <w:rPr>
-                <w:rFonts w:ascii="Arial" w:eastAsia="Times New Roman" w:hAnsi="Arial" w:cs="Arial"/>
-                <w:color w:val="000000"/>
-                <w:sz w:val="18"/>
-                <w:szCs w:val="18"/>
+                <w:lang w:val="en-GB"/>
+              </w:rPr>
+            </w:pPr>
+            <w:r>
+              <w:rPr>
+                <w:rFonts w:ascii="Arial" w:eastAsia="Times New Roman" w:hAnsi="Arial" w:cs="Arial"/>
+                <w:color w:val="000000"/>
+                <w:sz w:val="18"/>
+                <w:szCs w:val="18"/>
+                <w:lang w:val="en-GB"/>
               </w:rPr>
               <w:t>High-Risk Country Tx</w:t>
             </w:r>
@@ -39884,14 +40137,16 @@
                 <w:color w:val="000000"/>
                 <w:sz w:val="18"/>
                 <w:szCs w:val="18"/>
-              </w:rPr>
-            </w:pPr>
-            <w:r>
-              <w:rPr>
-                <w:rFonts w:ascii="Arial" w:eastAsia="Times New Roman" w:hAnsi="Arial" w:cs="Arial"/>
-                <w:color w:val="000000"/>
-                <w:sz w:val="18"/>
-                <w:szCs w:val="18"/>
+                <w:lang w:val="en-GB"/>
+              </w:rPr>
+            </w:pPr>
+            <w:r>
+              <w:rPr>
+                <w:rFonts w:ascii="Arial" w:eastAsia="Times New Roman" w:hAnsi="Arial" w:cs="Arial"/>
+                <w:color w:val="000000"/>
+                <w:sz w:val="18"/>
+                <w:szCs w:val="18"/>
+                <w:lang w:val="en-GB"/>
               </w:rPr>
               <w:t>C024</w:t>
             </w:r>
@@ -39919,14 +40174,16 @@
                 <w:color w:val="000000"/>
                 <w:sz w:val="18"/>
                 <w:szCs w:val="18"/>
-              </w:rPr>
-            </w:pPr>
-            <w:r>
-              <w:rPr>
-                <w:rFonts w:ascii="Arial" w:eastAsia="Times New Roman" w:hAnsi="Arial" w:cs="Arial"/>
-                <w:color w:val="000000"/>
-                <w:sz w:val="18"/>
-                <w:szCs w:val="18"/>
+                <w:lang w:val="en-GB"/>
+              </w:rPr>
+            </w:pPr>
+            <w:r>
+              <w:rPr>
+                <w:rFonts w:ascii="Arial" w:eastAsia="Times New Roman" w:hAnsi="Arial" w:cs="Arial"/>
+                <w:color w:val="000000"/>
+                <w:sz w:val="18"/>
+                <w:szCs w:val="18"/>
+                <w:lang w:val="en-GB"/>
               </w:rPr>
               <w:t>A014</w:t>
             </w:r>
@@ -39954,14 +40211,16 @@
                 <w:color w:val="000000"/>
                 <w:sz w:val="18"/>
                 <w:szCs w:val="18"/>
-              </w:rPr>
-            </w:pPr>
-            <w:r>
-              <w:rPr>
-                <w:rFonts w:ascii="Arial" w:eastAsia="Times New Roman" w:hAnsi="Arial" w:cs="Arial"/>
-                <w:color w:val="000000"/>
-                <w:sz w:val="18"/>
-                <w:szCs w:val="18"/>
+                <w:lang w:val="en-GB"/>
+              </w:rPr>
+            </w:pPr>
+            <w:r>
+              <w:rPr>
+                <w:rFonts w:ascii="Arial" w:eastAsia="Times New Roman" w:hAnsi="Arial" w:cs="Arial"/>
+                <w:color w:val="000000"/>
+                <w:sz w:val="18"/>
+                <w:szCs w:val="18"/>
+                <w:lang w:val="en-GB"/>
               </w:rPr>
               <w:t>Customer_24</w:t>
             </w:r>
@@ -39989,14 +40248,16 @@
                 <w:color w:val="000000"/>
                 <w:sz w:val="18"/>
                 <w:szCs w:val="18"/>
-              </w:rPr>
-            </w:pPr>
-            <w:r>
-              <w:rPr>
-                <w:rFonts w:ascii="Arial" w:eastAsia="Times New Roman" w:hAnsi="Arial" w:cs="Arial"/>
-                <w:color w:val="000000"/>
-                <w:sz w:val="18"/>
-                <w:szCs w:val="18"/>
+                <w:lang w:val="en-GB"/>
+              </w:rPr>
+            </w:pPr>
+            <w:r>
+              <w:rPr>
+                <w:rFonts w:ascii="Arial" w:eastAsia="Times New Roman" w:hAnsi="Arial" w:cs="Arial"/>
+                <w:color w:val="000000"/>
+                <w:sz w:val="18"/>
+                <w:szCs w:val="18"/>
+                <w:lang w:val="en-GB"/>
               </w:rPr>
               <w:t>Low</w:t>
             </w:r>
@@ -40025,14 +40286,16 @@
                 <w:color w:val="000000"/>
                 <w:sz w:val="18"/>
                 <w:szCs w:val="18"/>
-              </w:rPr>
-            </w:pPr>
-            <w:r>
-              <w:rPr>
-                <w:rFonts w:ascii="Arial" w:eastAsia="Times New Roman" w:hAnsi="Arial" w:cs="Arial"/>
-                <w:color w:val="000000"/>
-                <w:sz w:val="18"/>
-                <w:szCs w:val="18"/>
+                <w:lang w:val="en-GB"/>
+              </w:rPr>
+            </w:pPr>
+            <w:r>
+              <w:rPr>
+                <w:rFonts w:ascii="Arial" w:eastAsia="Times New Roman" w:hAnsi="Arial" w:cs="Arial"/>
+                <w:color w:val="000000"/>
+                <w:sz w:val="18"/>
+                <w:szCs w:val="18"/>
+                <w:lang w:val="en-GB"/>
               </w:rPr>
               <w:t>2026-01-01</w:t>
             </w:r>
@@ -40061,14 +40324,16 @@
                 <w:color w:val="000000"/>
                 <w:sz w:val="18"/>
                 <w:szCs w:val="18"/>
-              </w:rPr>
-            </w:pPr>
-            <w:r>
-              <w:rPr>
-                <w:rFonts w:ascii="Arial" w:eastAsia="Times New Roman" w:hAnsi="Arial" w:cs="Arial"/>
-                <w:color w:val="000000"/>
-                <w:sz w:val="18"/>
-                <w:szCs w:val="18"/>
+                <w:lang w:val="en-GB"/>
+              </w:rPr>
+            </w:pPr>
+            <w:r>
+              <w:rPr>
+                <w:rFonts w:ascii="Arial" w:eastAsia="Times New Roman" w:hAnsi="Arial" w:cs="Arial"/>
+                <w:color w:val="000000"/>
+                <w:sz w:val="18"/>
+                <w:szCs w:val="18"/>
+                <w:lang w:val="en-GB"/>
               </w:rPr>
               <w:t>15229.92</w:t>
             </w:r>
@@ -40096,14 +40361,16 @@
                 <w:color w:val="000000"/>
                 <w:sz w:val="18"/>
                 <w:szCs w:val="18"/>
-              </w:rPr>
-            </w:pPr>
-            <w:r>
-              <w:rPr>
-                <w:rFonts w:ascii="Arial" w:eastAsia="Times New Roman" w:hAnsi="Arial" w:cs="Arial"/>
-                <w:color w:val="000000"/>
-                <w:sz w:val="18"/>
-                <w:szCs w:val="18"/>
+                <w:lang w:val="en-GB"/>
+              </w:rPr>
+            </w:pPr>
+            <w:r>
+              <w:rPr>
+                <w:rFonts w:ascii="Arial" w:eastAsia="Times New Roman" w:hAnsi="Arial" w:cs="Arial"/>
+                <w:color w:val="000000"/>
+                <w:sz w:val="18"/>
+                <w:szCs w:val="18"/>
+                <w:lang w:val="en-GB"/>
               </w:rPr>
               <w:t>Wire Transfer</w:t>
             </w:r>
@@ -40132,14 +40399,16 @@
                 <w:color w:val="000000"/>
                 <w:sz w:val="18"/>
                 <w:szCs w:val="18"/>
-              </w:rPr>
-            </w:pPr>
-            <w:r>
-              <w:rPr>
-                <w:rFonts w:ascii="Arial" w:eastAsia="Times New Roman" w:hAnsi="Arial" w:cs="Arial"/>
-                <w:color w:val="000000"/>
-                <w:sz w:val="18"/>
-                <w:szCs w:val="18"/>
+                <w:lang w:val="en-GB"/>
+              </w:rPr>
+            </w:pPr>
+            <w:r>
+              <w:rPr>
+                <w:rFonts w:ascii="Arial" w:eastAsia="Times New Roman" w:hAnsi="Arial" w:cs="Arial"/>
+                <w:color w:val="000000"/>
+                <w:sz w:val="18"/>
+                <w:szCs w:val="18"/>
+                <w:lang w:val="en-GB"/>
               </w:rPr>
               <w:t>0</w:t>
             </w:r>
@@ -40167,14 +40436,16 @@
                 <w:color w:val="000000"/>
                 <w:sz w:val="18"/>
                 <w:szCs w:val="18"/>
-              </w:rPr>
-            </w:pPr>
-            <w:r>
-              <w:rPr>
-                <w:rFonts w:ascii="Arial" w:eastAsia="Times New Roman" w:hAnsi="Arial" w:cs="Arial"/>
-                <w:color w:val="000000"/>
-                <w:sz w:val="18"/>
-                <w:szCs w:val="18"/>
+                <w:lang w:val="en-GB"/>
+              </w:rPr>
+            </w:pPr>
+            <w:r>
+              <w:rPr>
+                <w:rFonts w:ascii="Arial" w:eastAsia="Times New Roman" w:hAnsi="Arial" w:cs="Arial"/>
+                <w:color w:val="000000"/>
+                <w:sz w:val="18"/>
+                <w:szCs w:val="18"/>
+                <w:lang w:val="en-GB"/>
               </w:rPr>
               <w:t>Nigeria</w:t>
             </w:r>
@@ -40202,14 +40473,16 @@
                 <w:color w:val="000000"/>
                 <w:sz w:val="18"/>
                 <w:szCs w:val="18"/>
-              </w:rPr>
-            </w:pPr>
-            <w:r>
-              <w:rPr>
-                <w:rFonts w:ascii="Arial" w:eastAsia="Times New Roman" w:hAnsi="Arial" w:cs="Arial"/>
-                <w:color w:val="000000"/>
-                <w:sz w:val="18"/>
-                <w:szCs w:val="18"/>
+                <w:lang w:val="en-GB"/>
+              </w:rPr>
+            </w:pPr>
+            <w:r>
+              <w:rPr>
+                <w:rFonts w:ascii="Arial" w:eastAsia="Times New Roman" w:hAnsi="Arial" w:cs="Arial"/>
+                <w:color w:val="000000"/>
+                <w:sz w:val="18"/>
+                <w:szCs w:val="18"/>
+                <w:lang w:val="en-GB"/>
               </w:rPr>
               <w:t>High</w:t>
             </w:r>
@@ -40237,14 +40510,16 @@
                 <w:color w:val="000000"/>
                 <w:sz w:val="18"/>
                 <w:szCs w:val="18"/>
-              </w:rPr>
-            </w:pPr>
-            <w:r>
-              <w:rPr>
-                <w:rFonts w:ascii="Arial" w:eastAsia="Times New Roman" w:hAnsi="Arial" w:cs="Arial"/>
-                <w:color w:val="000000"/>
-                <w:sz w:val="18"/>
-                <w:szCs w:val="18"/>
+                <w:lang w:val="en-GB"/>
+              </w:rPr>
+            </w:pPr>
+            <w:r>
+              <w:rPr>
+                <w:rFonts w:ascii="Arial" w:eastAsia="Times New Roman" w:hAnsi="Arial" w:cs="Arial"/>
+                <w:color w:val="000000"/>
+                <w:sz w:val="18"/>
+                <w:szCs w:val="18"/>
+                <w:lang w:val="en-GB"/>
               </w:rPr>
               <w:t>High-Risk Country Tx</w:t>
             </w:r>
@@ -40277,14 +40552,16 @@
                 <w:color w:val="000000"/>
                 <w:sz w:val="18"/>
                 <w:szCs w:val="18"/>
-              </w:rPr>
-            </w:pPr>
-            <w:r>
-              <w:rPr>
-                <w:rFonts w:ascii="Arial" w:eastAsia="Times New Roman" w:hAnsi="Arial" w:cs="Arial"/>
-                <w:color w:val="000000"/>
-                <w:sz w:val="18"/>
-                <w:szCs w:val="18"/>
+                <w:lang w:val="en-GB"/>
+              </w:rPr>
+            </w:pPr>
+            <w:r>
+              <w:rPr>
+                <w:rFonts w:ascii="Arial" w:eastAsia="Times New Roman" w:hAnsi="Arial" w:cs="Arial"/>
+                <w:color w:val="000000"/>
+                <w:sz w:val="18"/>
+                <w:szCs w:val="18"/>
+                <w:lang w:val="en-GB"/>
               </w:rPr>
               <w:t>C027</w:t>
             </w:r>
@@ -40312,14 +40589,16 @@
                 <w:color w:val="000000"/>
                 <w:sz w:val="18"/>
                 <w:szCs w:val="18"/>
-              </w:rPr>
-            </w:pPr>
-            <w:r>
-              <w:rPr>
-                <w:rFonts w:ascii="Arial" w:eastAsia="Times New Roman" w:hAnsi="Arial" w:cs="Arial"/>
-                <w:color w:val="000000"/>
-                <w:sz w:val="18"/>
-                <w:szCs w:val="18"/>
+                <w:lang w:val="en-GB"/>
+              </w:rPr>
+            </w:pPr>
+            <w:r>
+              <w:rPr>
+                <w:rFonts w:ascii="Arial" w:eastAsia="Times New Roman" w:hAnsi="Arial" w:cs="Arial"/>
+                <w:color w:val="000000"/>
+                <w:sz w:val="18"/>
+                <w:szCs w:val="18"/>
+                <w:lang w:val="en-GB"/>
               </w:rPr>
               <w:t>A057</w:t>
             </w:r>
@@ -40347,14 +40626,16 @@
                 <w:color w:val="000000"/>
                 <w:sz w:val="18"/>
                 <w:szCs w:val="18"/>
-              </w:rPr>
-            </w:pPr>
-            <w:r>
-              <w:rPr>
-                <w:rFonts w:ascii="Arial" w:eastAsia="Times New Roman" w:hAnsi="Arial" w:cs="Arial"/>
-                <w:color w:val="000000"/>
-                <w:sz w:val="18"/>
-                <w:szCs w:val="18"/>
+                <w:lang w:val="en-GB"/>
+              </w:rPr>
+            </w:pPr>
+            <w:r>
+              <w:rPr>
+                <w:rFonts w:ascii="Arial" w:eastAsia="Times New Roman" w:hAnsi="Arial" w:cs="Arial"/>
+                <w:color w:val="000000"/>
+                <w:sz w:val="18"/>
+                <w:szCs w:val="18"/>
+                <w:lang w:val="en-GB"/>
               </w:rPr>
               <w:t>Customer_27</w:t>
             </w:r>
@@ -40382,14 +40663,16 @@
                 <w:color w:val="000000"/>
                 <w:sz w:val="18"/>
                 <w:szCs w:val="18"/>
-              </w:rPr>
-            </w:pPr>
-            <w:r>
-              <w:rPr>
-                <w:rFonts w:ascii="Arial" w:eastAsia="Times New Roman" w:hAnsi="Arial" w:cs="Arial"/>
-                <w:color w:val="000000"/>
-                <w:sz w:val="18"/>
-                <w:szCs w:val="18"/>
+                <w:lang w:val="en-GB"/>
+              </w:rPr>
+            </w:pPr>
+            <w:r>
+              <w:rPr>
+                <w:rFonts w:ascii="Arial" w:eastAsia="Times New Roman" w:hAnsi="Arial" w:cs="Arial"/>
+                <w:color w:val="000000"/>
+                <w:sz w:val="18"/>
+                <w:szCs w:val="18"/>
+                <w:lang w:val="en-GB"/>
               </w:rPr>
               <w:t>Low</w:t>
             </w:r>
@@ -40418,14 +40701,16 @@
                 <w:color w:val="000000"/>
                 <w:sz w:val="18"/>
                 <w:szCs w:val="18"/>
-              </w:rPr>
-            </w:pPr>
-            <w:r>
-              <w:rPr>
-                <w:rFonts w:ascii="Arial" w:eastAsia="Times New Roman" w:hAnsi="Arial" w:cs="Arial"/>
-                <w:color w:val="000000"/>
-                <w:sz w:val="18"/>
-                <w:szCs w:val="18"/>
+                <w:lang w:val="en-GB"/>
+              </w:rPr>
+            </w:pPr>
+            <w:r>
+              <w:rPr>
+                <w:rFonts w:ascii="Arial" w:eastAsia="Times New Roman" w:hAnsi="Arial" w:cs="Arial"/>
+                <w:color w:val="000000"/>
+                <w:sz w:val="18"/>
+                <w:szCs w:val="18"/>
+                <w:lang w:val="en-GB"/>
               </w:rPr>
               <w:t>2023-11-30</w:t>
             </w:r>
@@ -40454,14 +40739,16 @@
                 <w:color w:val="000000"/>
                 <w:sz w:val="18"/>
                 <w:szCs w:val="18"/>
-              </w:rPr>
-            </w:pPr>
-            <w:r>
-              <w:rPr>
-                <w:rFonts w:ascii="Arial" w:eastAsia="Times New Roman" w:hAnsi="Arial" w:cs="Arial"/>
-                <w:color w:val="000000"/>
-                <w:sz w:val="18"/>
-                <w:szCs w:val="18"/>
+                <w:lang w:val="en-GB"/>
+              </w:rPr>
+            </w:pPr>
+            <w:r>
+              <w:rPr>
+                <w:rFonts w:ascii="Arial" w:eastAsia="Times New Roman" w:hAnsi="Arial" w:cs="Arial"/>
+                <w:color w:val="000000"/>
+                <w:sz w:val="18"/>
+                <w:szCs w:val="18"/>
+                <w:lang w:val="en-GB"/>
               </w:rPr>
               <w:t>4158.69</w:t>
             </w:r>
@@ -40489,14 +40776,16 @@
                 <w:color w:val="000000"/>
                 <w:sz w:val="18"/>
                 <w:szCs w:val="18"/>
-              </w:rPr>
-            </w:pPr>
-            <w:r>
-              <w:rPr>
-                <w:rFonts w:ascii="Arial" w:eastAsia="Times New Roman" w:hAnsi="Arial" w:cs="Arial"/>
-                <w:color w:val="000000"/>
-                <w:sz w:val="18"/>
-                <w:szCs w:val="18"/>
+                <w:lang w:val="en-GB"/>
+              </w:rPr>
+            </w:pPr>
+            <w:r>
+              <w:rPr>
+                <w:rFonts w:ascii="Arial" w:eastAsia="Times New Roman" w:hAnsi="Arial" w:cs="Arial"/>
+                <w:color w:val="000000"/>
+                <w:sz w:val="18"/>
+                <w:szCs w:val="18"/>
+                <w:lang w:val="en-GB"/>
               </w:rPr>
               <w:t>Wire Transfer</w:t>
             </w:r>
@@ -40525,14 +40814,16 @@
                 <w:color w:val="000000"/>
                 <w:sz w:val="18"/>
                 <w:szCs w:val="18"/>
-              </w:rPr>
-            </w:pPr>
-            <w:r>
-              <w:rPr>
-                <w:rFonts w:ascii="Arial" w:eastAsia="Times New Roman" w:hAnsi="Arial" w:cs="Arial"/>
-                <w:color w:val="000000"/>
-                <w:sz w:val="18"/>
-                <w:szCs w:val="18"/>
+                <w:lang w:val="en-GB"/>
+              </w:rPr>
+            </w:pPr>
+            <w:r>
+              <w:rPr>
+                <w:rFonts w:ascii="Arial" w:eastAsia="Times New Roman" w:hAnsi="Arial" w:cs="Arial"/>
+                <w:color w:val="000000"/>
+                <w:sz w:val="18"/>
+                <w:szCs w:val="18"/>
+                <w:lang w:val="en-GB"/>
               </w:rPr>
               <w:t>0</w:t>
             </w:r>
@@ -40560,14 +40851,16 @@
                 <w:color w:val="000000"/>
                 <w:sz w:val="18"/>
                 <w:szCs w:val="18"/>
-              </w:rPr>
-            </w:pPr>
-            <w:r>
-              <w:rPr>
-                <w:rFonts w:ascii="Arial" w:eastAsia="Times New Roman" w:hAnsi="Arial" w:cs="Arial"/>
-                <w:color w:val="000000"/>
-                <w:sz w:val="18"/>
-                <w:szCs w:val="18"/>
+                <w:lang w:val="en-GB"/>
+              </w:rPr>
+            </w:pPr>
+            <w:r>
+              <w:rPr>
+                <w:rFonts w:ascii="Arial" w:eastAsia="Times New Roman" w:hAnsi="Arial" w:cs="Arial"/>
+                <w:color w:val="000000"/>
+                <w:sz w:val="18"/>
+                <w:szCs w:val="18"/>
+                <w:lang w:val="en-GB"/>
               </w:rPr>
               <w:t>Nigeria</w:t>
             </w:r>
@@ -40595,14 +40888,16 @@
                 <w:color w:val="000000"/>
                 <w:sz w:val="18"/>
                 <w:szCs w:val="18"/>
-              </w:rPr>
-            </w:pPr>
-            <w:r>
-              <w:rPr>
-                <w:rFonts w:ascii="Arial" w:eastAsia="Times New Roman" w:hAnsi="Arial" w:cs="Arial"/>
-                <w:color w:val="000000"/>
-                <w:sz w:val="18"/>
-                <w:szCs w:val="18"/>
+                <w:lang w:val="en-GB"/>
+              </w:rPr>
+            </w:pPr>
+            <w:r>
+              <w:rPr>
+                <w:rFonts w:ascii="Arial" w:eastAsia="Times New Roman" w:hAnsi="Arial" w:cs="Arial"/>
+                <w:color w:val="000000"/>
+                <w:sz w:val="18"/>
+                <w:szCs w:val="18"/>
+                <w:lang w:val="en-GB"/>
               </w:rPr>
               <w:t>High</w:t>
             </w:r>
@@ -40630,14 +40925,16 @@
                 <w:color w:val="000000"/>
                 <w:sz w:val="18"/>
                 <w:szCs w:val="18"/>
-              </w:rPr>
-            </w:pPr>
-            <w:r>
-              <w:rPr>
-                <w:rFonts w:ascii="Arial" w:eastAsia="Times New Roman" w:hAnsi="Arial" w:cs="Arial"/>
-                <w:color w:val="000000"/>
-                <w:sz w:val="18"/>
-                <w:szCs w:val="18"/>
+                <w:lang w:val="en-GB"/>
+              </w:rPr>
+            </w:pPr>
+            <w:r>
+              <w:rPr>
+                <w:rFonts w:ascii="Arial" w:eastAsia="Times New Roman" w:hAnsi="Arial" w:cs="Arial"/>
+                <w:color w:val="000000"/>
+                <w:sz w:val="18"/>
+                <w:szCs w:val="18"/>
+                <w:lang w:val="en-GB"/>
               </w:rPr>
               <w:t>High-Risk Country Tx</w:t>
             </w:r>
